--- a/Knowledge/3-Work knowledge/1-Software Engineering/2-Testing/5-My Source/1-ISTQB Foundation Level/3-Static Testing/1-Review/1-Review.docx
+++ b/Knowledge/3-Work knowledge/1-Software Engineering/2-Testing/5-My Source/1-ISTQB Foundation Level/3-Static Testing/1-Review/1-Review.docx
@@ -28,51 +28,77 @@
       </w:pPr>
       <w:r>
         <w:rPr>
-          <w:b/>
-          <w:shd w:val="clear" w:color="auto" w:fill="B7B7B7"/>
-        </w:rPr>
-        <w:t># Source</w:t>
-      </w:r>
-      <w:r>
-        <w:rPr>
-          <w:shd w:val="clear" w:color="auto" w:fill="B7B7B7"/>
-        </w:rPr>
-        <w:t xml:space="preserve">: </w:t>
-      </w:r>
-      <w:r>
-        <w:rPr>
-          <w:b/>
-          <w:shd w:val="clear" w:color="auto" w:fill="B7B7B7"/>
-        </w:rPr>
-        <w:t xml:space="preserve">Chatgpt </w:t>
-      </w:r>
-      <w:r>
-        <w:rPr>
-          <w:b/>
-          <w:sz w:val="14"/>
-          <w:szCs w:val="14"/>
-          <w:shd w:val="clear" w:color="auto" w:fill="B7B7B7"/>
-        </w:rPr>
-        <w:t>(GPT</w:t>
-      </w:r>
-      <w:r>
-        <w:rPr>
-          <w:rFonts w:ascii="Cambria Math" w:hAnsi="Cambria Math" w:cs="Cambria Math"/>
-          <w:b/>
-          <w:sz w:val="14"/>
-          <w:szCs w:val="14"/>
-          <w:shd w:val="clear" w:color="auto" w:fill="B7B7B7"/>
+          <w:rFonts w:ascii="Arial" w:eastAsia="Arial" w:hAnsi="Arial" w:cs="Arial"/>
+          <w:b/>
+          <w:color w:val="000000"/>
+          <w:sz w:val="18"/>
+          <w:highlight w:val="lightGray"/>
+        </w:rPr>
+        <w:t># Source: AI Source: Provided by: [Data Path</w:t>
+      </w:r>
+      <w:r>
+        <w:rPr>
+          <w:rFonts w:ascii="Arial" w:eastAsia="Arial" w:hAnsi="Arial" w:cs="Arial"/>
+          <w:color w:val="000000"/>
+          <w:sz w:val="18"/>
+          <w:highlight w:val="lightGray"/>
+        </w:rPr>
+        <w:t xml:space="preserve">: Persons Table -&gt; ID Column: 1, Name_En Column: Motasem Essam] -&gt; </w:t>
+      </w:r>
+      <w:r>
+        <w:rPr>
+          <w:rFonts w:ascii="Arial" w:eastAsia="Arial" w:hAnsi="Arial" w:cs="Arial"/>
+          <w:b/>
+          <w:color w:val="000000"/>
+          <w:sz w:val="18"/>
+          <w:highlight w:val="lightGray"/>
+        </w:rPr>
+        <w:t>From:</w:t>
+      </w:r>
+      <w:r>
+        <w:rPr>
+          <w:rFonts w:ascii="Arial" w:eastAsia="Arial" w:hAnsi="Arial" w:cs="Arial"/>
+          <w:color w:val="000000"/>
+          <w:sz w:val="18"/>
+          <w:highlight w:val="lightGray"/>
+        </w:rPr>
+        <w:t xml:space="preserve"> [Chatgpt (GPT</w:t>
+      </w:r>
+      <w:r>
+        <w:rPr>
+          <w:rFonts w:ascii="Arial" w:eastAsia="Arial" w:hAnsi="Arial" w:cs="Cambria Math"/>
+          <w:color w:val="000000"/>
+          <w:sz w:val="18"/>
+          <w:highlight w:val="lightGray"/>
         </w:rPr>
         <w:t>‑</w:t>
       </w:r>
       <w:r>
         <w:rPr>
-          <w:b/>
-          <w:sz w:val="14"/>
-          <w:szCs w:val="14"/>
-          <w:shd w:val="clear" w:color="auto" w:fill="B7B7B7"/>
-        </w:rPr>
-        <w:t>5 Mini) at [8/14/2025]</w:t>
+          <w:rFonts w:ascii="Arial" w:eastAsia="Arial" w:hAnsi="Arial" w:cs="Arial"/>
+          <w:color w:val="000000"/>
+          <w:sz w:val="18"/>
+          <w:highlight w:val="lightGray"/>
+        </w:rPr>
+        <w:t xml:space="preserve">5 Mini)] </w:t>
+      </w:r>
+      <w:r>
+        <w:rPr>
+          <w:rFonts w:ascii="Arial" w:eastAsia="Arial" w:hAnsi="Arial" w:cs="Arial"/>
+          <w:b/>
+          <w:color w:val="000000"/>
+          <w:sz w:val="18"/>
+          <w:highlight w:val="lightGray"/>
+        </w:rPr>
+        <w:t>on</w:t>
+      </w:r>
+      <w:r>
+        <w:rPr>
+          <w:rFonts w:ascii="Arial" w:eastAsia="Arial" w:hAnsi="Arial"/>
+          <w:sz w:val="18"/>
+          <w:highlight w:val="lightGray"/>
+        </w:rPr>
+        <w:t xml:space="preserve"> [8/14/2025]</w:t>
       </w:r>
     </w:p>
     <w:p>
@@ -157,7 +183,7 @@
     </w:p>
     <w:p>
       <w:r>
-        <w:pict w14:anchorId="6708F4F5">
+        <w:pict w14:anchorId="6CDD114A">
           <v:rect id="_x0000_i1025" style="width:0;height:1.5pt" o:hralign="center" o:hrstd="t" o:hr="t" fillcolor="#a0a0a0" stroked="f"/>
         </w:pict>
       </w:r>
@@ -181,51 +207,77 @@
       </w:pPr>
       <w:r>
         <w:rPr>
-          <w:b/>
-          <w:shd w:val="clear" w:color="auto" w:fill="B7B7B7"/>
-        </w:rPr>
-        <w:t># Source</w:t>
-      </w:r>
-      <w:r>
-        <w:rPr>
-          <w:shd w:val="clear" w:color="auto" w:fill="B7B7B7"/>
-        </w:rPr>
-        <w:t xml:space="preserve">: </w:t>
-      </w:r>
-      <w:r>
-        <w:rPr>
-          <w:b/>
-          <w:shd w:val="clear" w:color="auto" w:fill="B7B7B7"/>
-        </w:rPr>
-        <w:t xml:space="preserve">Chatgpt </w:t>
-      </w:r>
-      <w:r>
-        <w:rPr>
-          <w:b/>
-          <w:sz w:val="14"/>
-          <w:szCs w:val="14"/>
-          <w:shd w:val="clear" w:color="auto" w:fill="B7B7B7"/>
-        </w:rPr>
-        <w:t>(GPT</w:t>
-      </w:r>
-      <w:r>
-        <w:rPr>
-          <w:rFonts w:ascii="Cambria Math" w:hAnsi="Cambria Math" w:cs="Cambria Math"/>
-          <w:b/>
-          <w:sz w:val="14"/>
-          <w:szCs w:val="14"/>
-          <w:shd w:val="clear" w:color="auto" w:fill="B7B7B7"/>
+          <w:rFonts w:ascii="Arial" w:eastAsia="Arial" w:hAnsi="Arial" w:cs="Arial"/>
+          <w:b/>
+          <w:color w:val="000000"/>
+          <w:sz w:val="18"/>
+          <w:highlight w:val="lightGray"/>
+        </w:rPr>
+        <w:t># Source: AI Source: Provided by: [Data Path</w:t>
+      </w:r>
+      <w:r>
+        <w:rPr>
+          <w:rFonts w:ascii="Arial" w:eastAsia="Arial" w:hAnsi="Arial" w:cs="Arial"/>
+          <w:color w:val="000000"/>
+          <w:sz w:val="18"/>
+          <w:highlight w:val="lightGray"/>
+        </w:rPr>
+        <w:t xml:space="preserve">: Persons Table -&gt; ID Column: 1, Name_En Column: Motasem Essam] -&gt; </w:t>
+      </w:r>
+      <w:r>
+        <w:rPr>
+          <w:rFonts w:ascii="Arial" w:eastAsia="Arial" w:hAnsi="Arial" w:cs="Arial"/>
+          <w:b/>
+          <w:color w:val="000000"/>
+          <w:sz w:val="18"/>
+          <w:highlight w:val="lightGray"/>
+        </w:rPr>
+        <w:t>From:</w:t>
+      </w:r>
+      <w:r>
+        <w:rPr>
+          <w:rFonts w:ascii="Arial" w:eastAsia="Arial" w:hAnsi="Arial" w:cs="Arial"/>
+          <w:color w:val="000000"/>
+          <w:sz w:val="18"/>
+          <w:highlight w:val="lightGray"/>
+        </w:rPr>
+        <w:t xml:space="preserve"> [Chatgpt (GPT</w:t>
+      </w:r>
+      <w:r>
+        <w:rPr>
+          <w:rFonts w:ascii="Arial" w:eastAsia="Arial" w:hAnsi="Arial" w:cs="Cambria Math"/>
+          <w:color w:val="000000"/>
+          <w:sz w:val="18"/>
+          <w:highlight w:val="lightGray"/>
         </w:rPr>
         <w:t>‑</w:t>
       </w:r>
       <w:r>
         <w:rPr>
-          <w:b/>
-          <w:sz w:val="14"/>
-          <w:szCs w:val="14"/>
-          <w:shd w:val="clear" w:color="auto" w:fill="B7B7B7"/>
-        </w:rPr>
-        <w:t>5 Mini) at [8/14/2025]</w:t>
+          <w:rFonts w:ascii="Arial" w:eastAsia="Arial" w:hAnsi="Arial" w:cs="Arial"/>
+          <w:color w:val="000000"/>
+          <w:sz w:val="18"/>
+          <w:highlight w:val="lightGray"/>
+        </w:rPr>
+        <w:t xml:space="preserve">5 Mini)] </w:t>
+      </w:r>
+      <w:r>
+        <w:rPr>
+          <w:rFonts w:ascii="Arial" w:eastAsia="Arial" w:hAnsi="Arial" w:cs="Arial"/>
+          <w:b/>
+          <w:color w:val="000000"/>
+          <w:sz w:val="18"/>
+          <w:highlight w:val="lightGray"/>
+        </w:rPr>
+        <w:t>on</w:t>
+      </w:r>
+      <w:r>
+        <w:rPr>
+          <w:rFonts w:ascii="Arial" w:eastAsia="Arial" w:hAnsi="Arial"/>
+          <w:sz w:val="18"/>
+          <w:highlight w:val="lightGray"/>
+        </w:rPr>
+        <w:t xml:space="preserve"> [8/14/2025]</w:t>
       </w:r>
     </w:p>
     <w:p>
@@ -234,7 +286,7 @@
           <w:ilvl w:val="0"/>
           <w:numId w:val="10"/>
         </w:numPr>
-        <w:spacing w:before="240"/>
+        <w:spacing w:before="240" w:after="0" w:line="276" w:lineRule="auto"/>
         <w:rPr>
           <w:rFonts w:ascii="Roboto Mono" w:eastAsia="Roboto Mono" w:hAnsi="Roboto Mono" w:cs="Roboto Mono"/>
         </w:rPr>
@@ -258,6 +310,7 @@
           <w:ilvl w:val="0"/>
           <w:numId w:val="10"/>
         </w:numPr>
+        <w:spacing w:after="0" w:line="276" w:lineRule="auto"/>
         <w:rPr>
           <w:rFonts w:ascii="Roboto Mono" w:eastAsia="Roboto Mono" w:hAnsi="Roboto Mono" w:cs="Roboto Mono"/>
         </w:rPr>
@@ -281,7 +334,7 @@
           <w:ilvl w:val="0"/>
           <w:numId w:val="10"/>
         </w:numPr>
-        <w:spacing w:after="240"/>
+        <w:spacing w:after="240" w:line="276" w:lineRule="auto"/>
         <w:rPr>
           <w:rFonts w:ascii="Roboto Mono" w:eastAsia="Roboto Mono" w:hAnsi="Roboto Mono" w:cs="Roboto Mono"/>
         </w:rPr>
@@ -301,7 +354,7 @@
     </w:p>
     <w:p>
       <w:r>
-        <w:pict w14:anchorId="5DAA3CB5">
+        <w:pict w14:anchorId="77ED41E9">
           <v:rect id="_x0000_i1026" style="width:0;height:1.5pt" o:hralign="center" o:hrstd="t" o:hr="t" fillcolor="#a0a0a0" stroked="f"/>
         </w:pict>
       </w:r>
@@ -325,51 +378,77 @@
       </w:pPr>
       <w:r>
         <w:rPr>
-          <w:b/>
-          <w:shd w:val="clear" w:color="auto" w:fill="B7B7B7"/>
-        </w:rPr>
-        <w:t># Source</w:t>
-      </w:r>
-      <w:r>
-        <w:rPr>
-          <w:shd w:val="clear" w:color="auto" w:fill="B7B7B7"/>
-        </w:rPr>
-        <w:t xml:space="preserve">: </w:t>
-      </w:r>
-      <w:r>
-        <w:rPr>
-          <w:b/>
-          <w:shd w:val="clear" w:color="auto" w:fill="B7B7B7"/>
-        </w:rPr>
-        <w:t xml:space="preserve">Chatgpt </w:t>
-      </w:r>
-      <w:r>
-        <w:rPr>
-          <w:b/>
-          <w:sz w:val="14"/>
-          <w:szCs w:val="14"/>
-          <w:shd w:val="clear" w:color="auto" w:fill="B7B7B7"/>
-        </w:rPr>
-        <w:t>(GPT</w:t>
-      </w:r>
-      <w:r>
-        <w:rPr>
-          <w:rFonts w:ascii="Cambria Math" w:hAnsi="Cambria Math" w:cs="Cambria Math"/>
-          <w:b/>
-          <w:sz w:val="14"/>
-          <w:szCs w:val="14"/>
-          <w:shd w:val="clear" w:color="auto" w:fill="B7B7B7"/>
+          <w:rFonts w:ascii="Arial" w:eastAsia="Arial" w:hAnsi="Arial" w:cs="Arial"/>
+          <w:b/>
+          <w:color w:val="000000"/>
+          <w:sz w:val="18"/>
+          <w:highlight w:val="lightGray"/>
+        </w:rPr>
+        <w:t># Source: AI Source: Provided by: [Data Path</w:t>
+      </w:r>
+      <w:r>
+        <w:rPr>
+          <w:rFonts w:ascii="Arial" w:eastAsia="Arial" w:hAnsi="Arial" w:cs="Arial"/>
+          <w:color w:val="000000"/>
+          <w:sz w:val="18"/>
+          <w:highlight w:val="lightGray"/>
+        </w:rPr>
+        <w:t xml:space="preserve">: Persons Table -&gt; ID Column: 1, Name_En Column: Motasem Essam] -&gt; </w:t>
+      </w:r>
+      <w:r>
+        <w:rPr>
+          <w:rFonts w:ascii="Arial" w:eastAsia="Arial" w:hAnsi="Arial" w:cs="Arial"/>
+          <w:b/>
+          <w:color w:val="000000"/>
+          <w:sz w:val="18"/>
+          <w:highlight w:val="lightGray"/>
+        </w:rPr>
+        <w:t>From:</w:t>
+      </w:r>
+      <w:r>
+        <w:rPr>
+          <w:rFonts w:ascii="Arial" w:eastAsia="Arial" w:hAnsi="Arial" w:cs="Arial"/>
+          <w:color w:val="000000"/>
+          <w:sz w:val="18"/>
+          <w:highlight w:val="lightGray"/>
+        </w:rPr>
+        <w:t xml:space="preserve"> [Chatgpt (GPT</w:t>
+      </w:r>
+      <w:r>
+        <w:rPr>
+          <w:rFonts w:ascii="Arial" w:eastAsia="Arial" w:hAnsi="Arial" w:cs="Cambria Math"/>
+          <w:color w:val="000000"/>
+          <w:sz w:val="18"/>
+          <w:highlight w:val="lightGray"/>
         </w:rPr>
         <w:t>‑</w:t>
       </w:r>
       <w:r>
         <w:rPr>
-          <w:b/>
-          <w:sz w:val="14"/>
-          <w:szCs w:val="14"/>
-          <w:shd w:val="clear" w:color="auto" w:fill="B7B7B7"/>
-        </w:rPr>
-        <w:t>5 Mini) at [8/14/2025]</w:t>
+          <w:rFonts w:ascii="Arial" w:eastAsia="Arial" w:hAnsi="Arial" w:cs="Arial"/>
+          <w:color w:val="000000"/>
+          <w:sz w:val="18"/>
+          <w:highlight w:val="lightGray"/>
+        </w:rPr>
+        <w:t xml:space="preserve">5 Mini)] </w:t>
+      </w:r>
+      <w:r>
+        <w:rPr>
+          <w:rFonts w:ascii="Arial" w:eastAsia="Arial" w:hAnsi="Arial" w:cs="Arial"/>
+          <w:b/>
+          <w:color w:val="000000"/>
+          <w:sz w:val="18"/>
+          <w:highlight w:val="lightGray"/>
+        </w:rPr>
+        <w:t>on</w:t>
+      </w:r>
+      <w:r>
+        <w:rPr>
+          <w:rFonts w:ascii="Arial" w:eastAsia="Arial" w:hAnsi="Arial"/>
+          <w:sz w:val="18"/>
+          <w:highlight w:val="lightGray"/>
+        </w:rPr>
+        <w:t xml:space="preserve"> [8/14/2025]</w:t>
       </w:r>
     </w:p>
     <w:p>
@@ -378,7 +457,7 @@
           <w:ilvl w:val="0"/>
           <w:numId w:val="28"/>
         </w:numPr>
-        <w:spacing w:before="240"/>
+        <w:spacing w:before="240" w:after="0" w:line="276" w:lineRule="auto"/>
       </w:pPr>
       <w:r>
         <w:rPr>
@@ -406,6 +485,7 @@
           <w:ilvl w:val="0"/>
           <w:numId w:val="28"/>
         </w:numPr>
+        <w:spacing w:after="0" w:line="276" w:lineRule="auto"/>
       </w:pPr>
       <w:r>
         <w:rPr>
@@ -433,13 +513,13 @@
           <w:ilvl w:val="0"/>
           <w:numId w:val="28"/>
         </w:numPr>
-      </w:pPr>
-      <w:r>
-        <w:rPr>
-          <w:rFonts w:ascii="Roboto Mono" w:eastAsia="Roboto Mono" w:hAnsi="Roboto Mono" w:cs="Roboto Mono"/>
-          <w:b/>
-        </w:rPr>
-        <w:lastRenderedPageBreak/>
+        <w:spacing w:after="0" w:line="276" w:lineRule="auto"/>
+      </w:pPr>
+      <w:r>
+        <w:rPr>
+          <w:rFonts w:ascii="Roboto Mono" w:eastAsia="Roboto Mono" w:hAnsi="Roboto Mono" w:cs="Roboto Mono"/>
+          <w:b/>
+        </w:rPr>
         <w:t>Part of verification</w:t>
       </w:r>
       <w:r>
@@ -461,7 +541,7 @@
           <w:ilvl w:val="0"/>
           <w:numId w:val="28"/>
         </w:numPr>
-        <w:spacing w:after="240"/>
+        <w:spacing w:after="240" w:line="276" w:lineRule="auto"/>
       </w:pPr>
       <w:r>
         <w:rPr>
@@ -485,7 +565,7 @@
     </w:p>
     <w:p>
       <w:r>
-        <w:pict w14:anchorId="66E7E68F">
+        <w:pict w14:anchorId="64067590">
           <v:rect id="_x0000_i1027" style="width:0;height:1.5pt" o:hralign="center" o:hrstd="t" o:hr="t" fillcolor="#a0a0a0" stroked="f"/>
         </w:pict>
       </w:r>
@@ -509,51 +589,77 @@
       </w:pPr>
       <w:r>
         <w:rPr>
-          <w:b/>
-          <w:shd w:val="clear" w:color="auto" w:fill="B7B7B7"/>
-        </w:rPr>
-        <w:t># Source</w:t>
-      </w:r>
-      <w:r>
-        <w:rPr>
-          <w:shd w:val="clear" w:color="auto" w:fill="B7B7B7"/>
-        </w:rPr>
-        <w:t xml:space="preserve">: </w:t>
-      </w:r>
-      <w:r>
-        <w:rPr>
-          <w:b/>
-          <w:shd w:val="clear" w:color="auto" w:fill="B7B7B7"/>
-        </w:rPr>
-        <w:t xml:space="preserve">Chatgpt </w:t>
-      </w:r>
-      <w:r>
-        <w:rPr>
-          <w:b/>
-          <w:sz w:val="14"/>
-          <w:szCs w:val="14"/>
-          <w:shd w:val="clear" w:color="auto" w:fill="B7B7B7"/>
-        </w:rPr>
-        <w:t>(GPT</w:t>
-      </w:r>
-      <w:r>
-        <w:rPr>
-          <w:rFonts w:ascii="Cambria Math" w:hAnsi="Cambria Math" w:cs="Cambria Math"/>
-          <w:b/>
-          <w:sz w:val="14"/>
-          <w:szCs w:val="14"/>
-          <w:shd w:val="clear" w:color="auto" w:fill="B7B7B7"/>
+          <w:rFonts w:ascii="Arial" w:eastAsia="Arial" w:hAnsi="Arial" w:cs="Arial"/>
+          <w:b/>
+          <w:color w:val="000000"/>
+          <w:sz w:val="18"/>
+          <w:highlight w:val="lightGray"/>
+        </w:rPr>
+        <w:t># Source: AI Source: Provided by: [Data Path</w:t>
+      </w:r>
+      <w:r>
+        <w:rPr>
+          <w:rFonts w:ascii="Arial" w:eastAsia="Arial" w:hAnsi="Arial" w:cs="Arial"/>
+          <w:color w:val="000000"/>
+          <w:sz w:val="18"/>
+          <w:highlight w:val="lightGray"/>
+        </w:rPr>
+        <w:t xml:space="preserve">: Persons Table -&gt; ID Column: 1, Name_En Column: Motasem Essam] -&gt; </w:t>
+      </w:r>
+      <w:r>
+        <w:rPr>
+          <w:rFonts w:ascii="Arial" w:eastAsia="Arial" w:hAnsi="Arial" w:cs="Arial"/>
+          <w:b/>
+          <w:color w:val="000000"/>
+          <w:sz w:val="18"/>
+          <w:highlight w:val="lightGray"/>
+        </w:rPr>
+        <w:t>From:</w:t>
+      </w:r>
+      <w:r>
+        <w:rPr>
+          <w:rFonts w:ascii="Arial" w:eastAsia="Arial" w:hAnsi="Arial" w:cs="Arial"/>
+          <w:color w:val="000000"/>
+          <w:sz w:val="18"/>
+          <w:highlight w:val="lightGray"/>
+        </w:rPr>
+        <w:t xml:space="preserve"> [Chatgpt (GPT</w:t>
+      </w:r>
+      <w:r>
+        <w:rPr>
+          <w:rFonts w:ascii="Arial" w:eastAsia="Arial" w:hAnsi="Arial" w:cs="Cambria Math"/>
+          <w:color w:val="000000"/>
+          <w:sz w:val="18"/>
+          <w:highlight w:val="lightGray"/>
         </w:rPr>
         <w:t>‑</w:t>
       </w:r>
       <w:r>
         <w:rPr>
-          <w:b/>
-          <w:sz w:val="14"/>
-          <w:szCs w:val="14"/>
-          <w:shd w:val="clear" w:color="auto" w:fill="B7B7B7"/>
-        </w:rPr>
-        <w:t>5 Mini) at [8/14/2025]</w:t>
+          <w:rFonts w:ascii="Arial" w:eastAsia="Arial" w:hAnsi="Arial" w:cs="Arial"/>
+          <w:color w:val="000000"/>
+          <w:sz w:val="18"/>
+          <w:highlight w:val="lightGray"/>
+        </w:rPr>
+        <w:t xml:space="preserve">5 Mini)] </w:t>
+      </w:r>
+      <w:r>
+        <w:rPr>
+          <w:rFonts w:ascii="Arial" w:eastAsia="Arial" w:hAnsi="Arial" w:cs="Arial"/>
+          <w:b/>
+          <w:color w:val="000000"/>
+          <w:sz w:val="18"/>
+          <w:highlight w:val="lightGray"/>
+        </w:rPr>
+        <w:t>on</w:t>
+      </w:r>
+      <w:r>
+        <w:rPr>
+          <w:rFonts w:ascii="Arial" w:eastAsia="Arial" w:hAnsi="Arial"/>
+          <w:sz w:val="18"/>
+          <w:highlight w:val="lightGray"/>
+        </w:rPr>
+        <w:t xml:space="preserve"> [8/14/2025]</w:t>
       </w:r>
     </w:p>
     <w:p>
@@ -562,7 +668,7 @@
           <w:ilvl w:val="0"/>
           <w:numId w:val="9"/>
         </w:numPr>
-        <w:spacing w:before="240"/>
+        <w:spacing w:before="240" w:after="0" w:line="276" w:lineRule="auto"/>
       </w:pPr>
       <w:r>
         <w:rPr>
@@ -590,6 +696,7 @@
           <w:ilvl w:val="0"/>
           <w:numId w:val="9"/>
         </w:numPr>
+        <w:spacing w:after="0" w:line="276" w:lineRule="auto"/>
       </w:pPr>
       <w:r>
         <w:rPr>
@@ -617,6 +724,7 @@
           <w:ilvl w:val="0"/>
           <w:numId w:val="9"/>
         </w:numPr>
+        <w:spacing w:after="0" w:line="276" w:lineRule="auto"/>
       </w:pPr>
       <w:r>
         <w:rPr>
@@ -644,6 +752,7 @@
           <w:ilvl w:val="0"/>
           <w:numId w:val="9"/>
         </w:numPr>
+        <w:spacing w:after="0" w:line="276" w:lineRule="auto"/>
       </w:pPr>
       <w:r>
         <w:rPr>
@@ -671,7 +780,7 @@
           <w:ilvl w:val="0"/>
           <w:numId w:val="9"/>
         </w:numPr>
-        <w:spacing w:after="240"/>
+        <w:spacing w:after="240" w:line="276" w:lineRule="auto"/>
       </w:pPr>
       <w:r>
         <w:rPr>
@@ -695,7 +804,7 @@
     </w:p>
     <w:p>
       <w:r>
-        <w:pict w14:anchorId="6984F0FC">
+        <w:pict w14:anchorId="66D90122">
           <v:rect id="_x0000_i1028" style="width:0;height:1.5pt" o:hralign="center" o:hrstd="t" o:hr="t" fillcolor="#a0a0a0" stroked="f"/>
         </w:pict>
       </w:r>
@@ -716,51 +825,77 @@
       </w:pPr>
       <w:r>
         <w:rPr>
-          <w:b/>
-          <w:shd w:val="clear" w:color="auto" w:fill="B7B7B7"/>
-        </w:rPr>
-        <w:t># Source</w:t>
-      </w:r>
-      <w:r>
-        <w:rPr>
-          <w:shd w:val="clear" w:color="auto" w:fill="B7B7B7"/>
-        </w:rPr>
-        <w:t xml:space="preserve">: </w:t>
-      </w:r>
-      <w:r>
-        <w:rPr>
-          <w:b/>
-          <w:shd w:val="clear" w:color="auto" w:fill="B7B7B7"/>
-        </w:rPr>
-        <w:t xml:space="preserve">Chatgpt </w:t>
-      </w:r>
-      <w:r>
-        <w:rPr>
-          <w:b/>
-          <w:sz w:val="14"/>
-          <w:szCs w:val="14"/>
-          <w:shd w:val="clear" w:color="auto" w:fill="B7B7B7"/>
-        </w:rPr>
-        <w:t>(GPT</w:t>
-      </w:r>
-      <w:r>
-        <w:rPr>
-          <w:rFonts w:ascii="Cambria Math" w:hAnsi="Cambria Math" w:cs="Cambria Math"/>
-          <w:b/>
-          <w:sz w:val="14"/>
-          <w:szCs w:val="14"/>
-          <w:shd w:val="clear" w:color="auto" w:fill="B7B7B7"/>
+          <w:rFonts w:ascii="Arial" w:eastAsia="Arial" w:hAnsi="Arial" w:cs="Arial"/>
+          <w:b/>
+          <w:color w:val="000000"/>
+          <w:sz w:val="18"/>
+          <w:highlight w:val="lightGray"/>
+        </w:rPr>
+        <w:t># Source: AI Source: Provided by: [Data Path</w:t>
+      </w:r>
+      <w:r>
+        <w:rPr>
+          <w:rFonts w:ascii="Arial" w:eastAsia="Arial" w:hAnsi="Arial" w:cs="Arial"/>
+          <w:color w:val="000000"/>
+          <w:sz w:val="18"/>
+          <w:highlight w:val="lightGray"/>
+        </w:rPr>
+        <w:t xml:space="preserve">: Persons Table -&gt; ID Column: 1, Name_En Column: Motasem Essam] -&gt; </w:t>
+      </w:r>
+      <w:r>
+        <w:rPr>
+          <w:rFonts w:ascii="Arial" w:eastAsia="Arial" w:hAnsi="Arial" w:cs="Arial"/>
+          <w:b/>
+          <w:color w:val="000000"/>
+          <w:sz w:val="18"/>
+          <w:highlight w:val="lightGray"/>
+        </w:rPr>
+        <w:t>From:</w:t>
+      </w:r>
+      <w:r>
+        <w:rPr>
+          <w:rFonts w:ascii="Arial" w:eastAsia="Arial" w:hAnsi="Arial" w:cs="Arial"/>
+          <w:color w:val="000000"/>
+          <w:sz w:val="18"/>
+          <w:highlight w:val="lightGray"/>
+        </w:rPr>
+        <w:t xml:space="preserve"> [Chatgpt (GPT</w:t>
+      </w:r>
+      <w:r>
+        <w:rPr>
+          <w:rFonts w:ascii="Arial" w:eastAsia="Arial" w:hAnsi="Arial" w:cs="Cambria Math"/>
+          <w:color w:val="000000"/>
+          <w:sz w:val="18"/>
+          <w:highlight w:val="lightGray"/>
         </w:rPr>
         <w:t>‑</w:t>
       </w:r>
       <w:r>
         <w:rPr>
-          <w:b/>
-          <w:sz w:val="14"/>
-          <w:szCs w:val="14"/>
-          <w:shd w:val="clear" w:color="auto" w:fill="B7B7B7"/>
-        </w:rPr>
-        <w:t>5 Mini) at [8/14/2025]</w:t>
+          <w:rFonts w:ascii="Arial" w:eastAsia="Arial" w:hAnsi="Arial" w:cs="Arial"/>
+          <w:color w:val="000000"/>
+          <w:sz w:val="18"/>
+          <w:highlight w:val="lightGray"/>
+        </w:rPr>
+        <w:t xml:space="preserve">5 Mini)] </w:t>
+      </w:r>
+      <w:r>
+        <w:rPr>
+          <w:rFonts w:ascii="Arial" w:eastAsia="Arial" w:hAnsi="Arial" w:cs="Arial"/>
+          <w:b/>
+          <w:color w:val="000000"/>
+          <w:sz w:val="18"/>
+          <w:highlight w:val="lightGray"/>
+        </w:rPr>
+        <w:t>on</w:t>
+      </w:r>
+      <w:r>
+        <w:rPr>
+          <w:rFonts w:ascii="Arial" w:eastAsia="Arial" w:hAnsi="Arial"/>
+          <w:sz w:val="18"/>
+          <w:highlight w:val="lightGray"/>
+        </w:rPr>
+        <w:t xml:space="preserve"> [8/14/2025]</w:t>
       </w:r>
     </w:p>
     <w:p>
@@ -769,7 +904,7 @@
           <w:ilvl w:val="0"/>
           <w:numId w:val="6"/>
         </w:numPr>
-        <w:spacing w:before="240"/>
+        <w:spacing w:before="240" w:after="0" w:line="276" w:lineRule="auto"/>
       </w:pPr>
       <w:r>
         <w:rPr>
@@ -797,6 +932,7 @@
           <w:ilvl w:val="0"/>
           <w:numId w:val="6"/>
         </w:numPr>
+        <w:spacing w:after="0" w:line="276" w:lineRule="auto"/>
       </w:pPr>
       <w:r>
         <w:rPr>
@@ -824,6 +960,7 @@
           <w:ilvl w:val="0"/>
           <w:numId w:val="6"/>
         </w:numPr>
+        <w:spacing w:after="0" w:line="276" w:lineRule="auto"/>
       </w:pPr>
       <w:r>
         <w:rPr>
@@ -851,7 +988,7 @@
           <w:ilvl w:val="0"/>
           <w:numId w:val="6"/>
         </w:numPr>
-        <w:spacing w:after="240"/>
+        <w:spacing w:after="240" w:line="276" w:lineRule="auto"/>
       </w:pPr>
       <w:r>
         <w:rPr>
@@ -898,51 +1035,77 @@
       </w:pPr>
       <w:r>
         <w:rPr>
-          <w:b/>
-          <w:shd w:val="clear" w:color="auto" w:fill="B7B7B7"/>
-        </w:rPr>
-        <w:t># Source</w:t>
-      </w:r>
-      <w:r>
-        <w:rPr>
-          <w:shd w:val="clear" w:color="auto" w:fill="B7B7B7"/>
-        </w:rPr>
-        <w:t xml:space="preserve">: </w:t>
-      </w:r>
-      <w:r>
-        <w:rPr>
-          <w:b/>
-          <w:shd w:val="clear" w:color="auto" w:fill="B7B7B7"/>
-        </w:rPr>
-        <w:t xml:space="preserve">Chatgpt </w:t>
-      </w:r>
-      <w:r>
-        <w:rPr>
-          <w:b/>
-          <w:sz w:val="14"/>
-          <w:szCs w:val="14"/>
-          <w:shd w:val="clear" w:color="auto" w:fill="B7B7B7"/>
-        </w:rPr>
-        <w:t>(GPT</w:t>
-      </w:r>
-      <w:r>
-        <w:rPr>
-          <w:rFonts w:ascii="Cambria Math" w:hAnsi="Cambria Math" w:cs="Cambria Math"/>
-          <w:b/>
-          <w:sz w:val="14"/>
-          <w:szCs w:val="14"/>
-          <w:shd w:val="clear" w:color="auto" w:fill="B7B7B7"/>
+          <w:rFonts w:ascii="Arial" w:eastAsia="Arial" w:hAnsi="Arial" w:cs="Arial"/>
+          <w:b/>
+          <w:color w:val="000000"/>
+          <w:sz w:val="18"/>
+          <w:highlight w:val="lightGray"/>
+        </w:rPr>
+        <w:t># Source: AI Source: Provided by: [Data Path</w:t>
+      </w:r>
+      <w:r>
+        <w:rPr>
+          <w:rFonts w:ascii="Arial" w:eastAsia="Arial" w:hAnsi="Arial" w:cs="Arial"/>
+          <w:color w:val="000000"/>
+          <w:sz w:val="18"/>
+          <w:highlight w:val="lightGray"/>
+        </w:rPr>
+        <w:t xml:space="preserve">: Persons Table -&gt; ID Column: 1, Name_En Column: Motasem Essam] -&gt; </w:t>
+      </w:r>
+      <w:r>
+        <w:rPr>
+          <w:rFonts w:ascii="Arial" w:eastAsia="Arial" w:hAnsi="Arial" w:cs="Arial"/>
+          <w:b/>
+          <w:color w:val="000000"/>
+          <w:sz w:val="18"/>
+          <w:highlight w:val="lightGray"/>
+        </w:rPr>
+        <w:t>From:</w:t>
+      </w:r>
+      <w:r>
+        <w:rPr>
+          <w:rFonts w:ascii="Arial" w:eastAsia="Arial" w:hAnsi="Arial" w:cs="Arial"/>
+          <w:color w:val="000000"/>
+          <w:sz w:val="18"/>
+          <w:highlight w:val="lightGray"/>
+        </w:rPr>
+        <w:t xml:space="preserve"> [Chatgpt (GPT</w:t>
+      </w:r>
+      <w:r>
+        <w:rPr>
+          <w:rFonts w:ascii="Arial" w:eastAsia="Arial" w:hAnsi="Arial" w:cs="Cambria Math"/>
+          <w:color w:val="000000"/>
+          <w:sz w:val="18"/>
+          <w:highlight w:val="lightGray"/>
         </w:rPr>
         <w:t>‑</w:t>
       </w:r>
       <w:r>
         <w:rPr>
-          <w:b/>
-          <w:sz w:val="14"/>
-          <w:szCs w:val="14"/>
-          <w:shd w:val="clear" w:color="auto" w:fill="B7B7B7"/>
-        </w:rPr>
-        <w:t>5 Mini) at [8/14/2025]</w:t>
+          <w:rFonts w:ascii="Arial" w:eastAsia="Arial" w:hAnsi="Arial" w:cs="Arial"/>
+          <w:color w:val="000000"/>
+          <w:sz w:val="18"/>
+          <w:highlight w:val="lightGray"/>
+        </w:rPr>
+        <w:t xml:space="preserve">5 Mini)] </w:t>
+      </w:r>
+      <w:r>
+        <w:rPr>
+          <w:rFonts w:ascii="Arial" w:eastAsia="Arial" w:hAnsi="Arial" w:cs="Arial"/>
+          <w:b/>
+          <w:color w:val="000000"/>
+          <w:sz w:val="18"/>
+          <w:highlight w:val="lightGray"/>
+        </w:rPr>
+        <w:t>on</w:t>
+      </w:r>
+      <w:r>
+        <w:rPr>
+          <w:rFonts w:ascii="Arial" w:eastAsia="Arial" w:hAnsi="Arial"/>
+          <w:sz w:val="18"/>
+          <w:highlight w:val="lightGray"/>
+        </w:rPr>
+        <w:t xml:space="preserve"> [8/14/2025]</w:t>
       </w:r>
     </w:p>
     <w:p>
@@ -968,7 +1131,7 @@
     </w:p>
     <w:p>
       <w:r>
-        <w:pict w14:anchorId="2C1DE91C">
+        <w:pict w14:anchorId="2E0D5DCE">
           <v:rect id="_x0000_i1029" style="width:0;height:1.5pt" o:hralign="center" o:hrstd="t" o:hr="t" fillcolor="#a0a0a0" stroked="f"/>
         </w:pict>
       </w:r>
@@ -991,51 +1154,77 @@
       </w:pPr>
       <w:r>
         <w:rPr>
-          <w:b/>
-          <w:shd w:val="clear" w:color="auto" w:fill="B7B7B7"/>
-        </w:rPr>
-        <w:t># Source</w:t>
-      </w:r>
-      <w:r>
-        <w:rPr>
-          <w:shd w:val="clear" w:color="auto" w:fill="B7B7B7"/>
-        </w:rPr>
-        <w:t xml:space="preserve">: </w:t>
-      </w:r>
-      <w:r>
-        <w:rPr>
-          <w:b/>
-          <w:shd w:val="clear" w:color="auto" w:fill="B7B7B7"/>
-        </w:rPr>
-        <w:t xml:space="preserve">Chatgpt </w:t>
-      </w:r>
-      <w:r>
-        <w:rPr>
-          <w:b/>
-          <w:sz w:val="14"/>
-          <w:szCs w:val="14"/>
-          <w:shd w:val="clear" w:color="auto" w:fill="B7B7B7"/>
-        </w:rPr>
-        <w:t>(GPT</w:t>
-      </w:r>
-      <w:r>
-        <w:rPr>
-          <w:rFonts w:ascii="Cambria Math" w:hAnsi="Cambria Math" w:cs="Cambria Math"/>
-          <w:b/>
-          <w:sz w:val="14"/>
-          <w:szCs w:val="14"/>
-          <w:shd w:val="clear" w:color="auto" w:fill="B7B7B7"/>
+          <w:rFonts w:ascii="Arial" w:eastAsia="Arial" w:hAnsi="Arial" w:cs="Arial"/>
+          <w:b/>
+          <w:color w:val="000000"/>
+          <w:sz w:val="18"/>
+          <w:highlight w:val="lightGray"/>
+        </w:rPr>
+        <w:t># Source: AI Source: Provided by: [Data Path</w:t>
+      </w:r>
+      <w:r>
+        <w:rPr>
+          <w:rFonts w:ascii="Arial" w:eastAsia="Arial" w:hAnsi="Arial" w:cs="Arial"/>
+          <w:color w:val="000000"/>
+          <w:sz w:val="18"/>
+          <w:highlight w:val="lightGray"/>
+        </w:rPr>
+        <w:t xml:space="preserve">: Persons Table -&gt; ID Column: 1, Name_En Column: Motasem Essam] -&gt; </w:t>
+      </w:r>
+      <w:r>
+        <w:rPr>
+          <w:rFonts w:ascii="Arial" w:eastAsia="Arial" w:hAnsi="Arial" w:cs="Arial"/>
+          <w:b/>
+          <w:color w:val="000000"/>
+          <w:sz w:val="18"/>
+          <w:highlight w:val="lightGray"/>
+        </w:rPr>
+        <w:t>From:</w:t>
+      </w:r>
+      <w:r>
+        <w:rPr>
+          <w:rFonts w:ascii="Arial" w:eastAsia="Arial" w:hAnsi="Arial" w:cs="Arial"/>
+          <w:color w:val="000000"/>
+          <w:sz w:val="18"/>
+          <w:highlight w:val="lightGray"/>
+        </w:rPr>
+        <w:t xml:space="preserve"> [Chatgpt (GPT</w:t>
+      </w:r>
+      <w:r>
+        <w:rPr>
+          <w:rFonts w:ascii="Arial" w:eastAsia="Arial" w:hAnsi="Arial" w:cs="Cambria Math"/>
+          <w:color w:val="000000"/>
+          <w:sz w:val="18"/>
+          <w:highlight w:val="lightGray"/>
         </w:rPr>
         <w:t>‑</w:t>
       </w:r>
       <w:r>
         <w:rPr>
-          <w:b/>
-          <w:sz w:val="14"/>
-          <w:szCs w:val="14"/>
-          <w:shd w:val="clear" w:color="auto" w:fill="B7B7B7"/>
-        </w:rPr>
-        <w:t>5 Mini) at [8/14/2025]</w:t>
+          <w:rFonts w:ascii="Arial" w:eastAsia="Arial" w:hAnsi="Arial" w:cs="Arial"/>
+          <w:color w:val="000000"/>
+          <w:sz w:val="18"/>
+          <w:highlight w:val="lightGray"/>
+        </w:rPr>
+        <w:t xml:space="preserve">5 Mini)] </w:t>
+      </w:r>
+      <w:r>
+        <w:rPr>
+          <w:rFonts w:ascii="Arial" w:eastAsia="Arial" w:hAnsi="Arial" w:cs="Arial"/>
+          <w:b/>
+          <w:color w:val="000000"/>
+          <w:sz w:val="18"/>
+          <w:highlight w:val="lightGray"/>
+        </w:rPr>
+        <w:t>on</w:t>
+      </w:r>
+      <w:r>
+        <w:rPr>
+          <w:rFonts w:ascii="Arial" w:eastAsia="Arial" w:hAnsi="Arial"/>
+          <w:sz w:val="18"/>
+          <w:highlight w:val="lightGray"/>
+        </w:rPr>
+        <w:t xml:space="preserve"> [8/14/2025]</w:t>
       </w:r>
     </w:p>
     <w:p>
@@ -1044,7 +1233,7 @@
           <w:ilvl w:val="0"/>
           <w:numId w:val="23"/>
         </w:numPr>
-        <w:spacing w:before="240"/>
+        <w:spacing w:before="240" w:after="0" w:line="276" w:lineRule="auto"/>
       </w:pPr>
       <w:r>
         <w:rPr>
@@ -1078,6 +1267,7 @@
           <w:ilvl w:val="1"/>
           <w:numId w:val="23"/>
         </w:numPr>
+        <w:spacing w:after="0" w:line="276" w:lineRule="auto"/>
         <w:rPr>
           <w:rFonts w:ascii="Roboto Mono" w:eastAsia="Roboto Mono" w:hAnsi="Roboto Mono" w:cs="Roboto Mono"/>
         </w:rPr>
@@ -1101,7 +1291,7 @@
           <w:ilvl w:val="0"/>
           <w:numId w:val="23"/>
         </w:numPr>
-        <w:spacing w:after="240"/>
+        <w:spacing w:after="240" w:line="276" w:lineRule="auto"/>
         <w:rPr>
           <w:rFonts w:ascii="Roboto Mono" w:eastAsia="Roboto Mono" w:hAnsi="Roboto Mono" w:cs="Roboto Mono"/>
         </w:rPr>
@@ -1121,7 +1311,7 @@
     </w:p>
     <w:p>
       <w:r>
-        <w:pict w14:anchorId="1284B0CA">
+        <w:pict w14:anchorId="51D46341">
           <v:rect id="_x0000_i1030" style="width:0;height:1.5pt" o:hralign="center" o:hrstd="t" o:hr="t" fillcolor="#a0a0a0" stroked="f"/>
         </w:pict>
       </w:r>
@@ -1144,51 +1334,77 @@
       </w:pPr>
       <w:r>
         <w:rPr>
-          <w:b/>
-          <w:shd w:val="clear" w:color="auto" w:fill="B7B7B7"/>
-        </w:rPr>
-        <w:t># Source</w:t>
-      </w:r>
-      <w:r>
-        <w:rPr>
-          <w:shd w:val="clear" w:color="auto" w:fill="B7B7B7"/>
-        </w:rPr>
-        <w:t xml:space="preserve">: </w:t>
-      </w:r>
-      <w:r>
-        <w:rPr>
-          <w:b/>
-          <w:shd w:val="clear" w:color="auto" w:fill="B7B7B7"/>
-        </w:rPr>
-        <w:t xml:space="preserve">Chatgpt </w:t>
-      </w:r>
-      <w:r>
-        <w:rPr>
-          <w:b/>
-          <w:sz w:val="14"/>
-          <w:szCs w:val="14"/>
-          <w:shd w:val="clear" w:color="auto" w:fill="B7B7B7"/>
-        </w:rPr>
-        <w:t>(GPT</w:t>
-      </w:r>
-      <w:r>
-        <w:rPr>
-          <w:rFonts w:ascii="Cambria Math" w:hAnsi="Cambria Math" w:cs="Cambria Math"/>
-          <w:b/>
-          <w:sz w:val="14"/>
-          <w:szCs w:val="14"/>
-          <w:shd w:val="clear" w:color="auto" w:fill="B7B7B7"/>
+          <w:rFonts w:ascii="Arial" w:eastAsia="Arial" w:hAnsi="Arial" w:cs="Arial"/>
+          <w:b/>
+          <w:color w:val="000000"/>
+          <w:sz w:val="18"/>
+          <w:highlight w:val="lightGray"/>
+        </w:rPr>
+        <w:t># Source: AI Source: Provided by: [Data Path</w:t>
+      </w:r>
+      <w:r>
+        <w:rPr>
+          <w:rFonts w:ascii="Arial" w:eastAsia="Arial" w:hAnsi="Arial" w:cs="Arial"/>
+          <w:color w:val="000000"/>
+          <w:sz w:val="18"/>
+          <w:highlight w:val="lightGray"/>
+        </w:rPr>
+        <w:t xml:space="preserve">: Persons Table -&gt; ID Column: 1, Name_En Column: Motasem Essam] -&gt; </w:t>
+      </w:r>
+      <w:r>
+        <w:rPr>
+          <w:rFonts w:ascii="Arial" w:eastAsia="Arial" w:hAnsi="Arial" w:cs="Arial"/>
+          <w:b/>
+          <w:color w:val="000000"/>
+          <w:sz w:val="18"/>
+          <w:highlight w:val="lightGray"/>
+        </w:rPr>
+        <w:t>From:</w:t>
+      </w:r>
+      <w:r>
+        <w:rPr>
+          <w:rFonts w:ascii="Arial" w:eastAsia="Arial" w:hAnsi="Arial" w:cs="Arial"/>
+          <w:color w:val="000000"/>
+          <w:sz w:val="18"/>
+          <w:highlight w:val="lightGray"/>
+        </w:rPr>
+        <w:t xml:space="preserve"> [Chatgpt (GPT</w:t>
+      </w:r>
+      <w:r>
+        <w:rPr>
+          <w:rFonts w:ascii="Arial" w:eastAsia="Arial" w:hAnsi="Arial" w:cs="Cambria Math"/>
+          <w:color w:val="000000"/>
+          <w:sz w:val="18"/>
+          <w:highlight w:val="lightGray"/>
         </w:rPr>
         <w:t>‑</w:t>
       </w:r>
       <w:r>
         <w:rPr>
-          <w:b/>
-          <w:sz w:val="14"/>
-          <w:szCs w:val="14"/>
-          <w:shd w:val="clear" w:color="auto" w:fill="B7B7B7"/>
-        </w:rPr>
-        <w:t>5 Mini) at [8/14/2025]</w:t>
+          <w:rFonts w:ascii="Arial" w:eastAsia="Arial" w:hAnsi="Arial" w:cs="Arial"/>
+          <w:color w:val="000000"/>
+          <w:sz w:val="18"/>
+          <w:highlight w:val="lightGray"/>
+        </w:rPr>
+        <w:t xml:space="preserve">5 Mini)] </w:t>
+      </w:r>
+      <w:r>
+        <w:rPr>
+          <w:rFonts w:ascii="Arial" w:eastAsia="Arial" w:hAnsi="Arial" w:cs="Arial"/>
+          <w:b/>
+          <w:color w:val="000000"/>
+          <w:sz w:val="18"/>
+          <w:highlight w:val="lightGray"/>
+        </w:rPr>
+        <w:t>on</w:t>
+      </w:r>
+      <w:r>
+        <w:rPr>
+          <w:rFonts w:ascii="Arial" w:eastAsia="Arial" w:hAnsi="Arial"/>
+          <w:sz w:val="18"/>
+          <w:highlight w:val="lightGray"/>
+        </w:rPr>
+        <w:t xml:space="preserve"> [8/14/2025]</w:t>
       </w:r>
     </w:p>
     <w:p>
@@ -1197,7 +1413,7 @@
           <w:ilvl w:val="0"/>
           <w:numId w:val="29"/>
         </w:numPr>
-        <w:spacing w:before="240"/>
+        <w:spacing w:before="240" w:after="0" w:line="276" w:lineRule="auto"/>
       </w:pPr>
       <w:r>
         <w:rPr>
@@ -1225,7 +1441,7 @@
           <w:ilvl w:val="0"/>
           <w:numId w:val="29"/>
         </w:numPr>
-        <w:spacing w:after="240"/>
+        <w:spacing w:after="240" w:line="276" w:lineRule="auto"/>
       </w:pPr>
       <w:r>
         <w:rPr>
@@ -1249,7 +1465,7 @@
     </w:p>
     <w:p>
       <w:r>
-        <w:pict w14:anchorId="077EF227">
+        <w:pict w14:anchorId="5BF09006">
           <v:rect id="_x0000_i1031" style="width:0;height:1.5pt" o:hralign="center" o:hrstd="t" o:hr="t" fillcolor="#a0a0a0" stroked="f"/>
         </w:pict>
       </w:r>
@@ -1272,51 +1488,77 @@
       </w:pPr>
       <w:r>
         <w:rPr>
-          <w:b/>
-          <w:shd w:val="clear" w:color="auto" w:fill="B7B7B7"/>
-        </w:rPr>
-        <w:t># Source</w:t>
-      </w:r>
-      <w:r>
-        <w:rPr>
-          <w:shd w:val="clear" w:color="auto" w:fill="B7B7B7"/>
-        </w:rPr>
-        <w:t xml:space="preserve">: </w:t>
-      </w:r>
-      <w:r>
-        <w:rPr>
-          <w:b/>
-          <w:shd w:val="clear" w:color="auto" w:fill="B7B7B7"/>
-        </w:rPr>
-        <w:t xml:space="preserve">Chatgpt </w:t>
-      </w:r>
-      <w:r>
-        <w:rPr>
-          <w:b/>
-          <w:sz w:val="14"/>
-          <w:szCs w:val="14"/>
-          <w:shd w:val="clear" w:color="auto" w:fill="B7B7B7"/>
-        </w:rPr>
-        <w:t>(GPT</w:t>
-      </w:r>
-      <w:r>
-        <w:rPr>
-          <w:rFonts w:ascii="Cambria Math" w:hAnsi="Cambria Math" w:cs="Cambria Math"/>
-          <w:b/>
-          <w:sz w:val="14"/>
-          <w:szCs w:val="14"/>
-          <w:shd w:val="clear" w:color="auto" w:fill="B7B7B7"/>
+          <w:rFonts w:ascii="Arial" w:eastAsia="Arial" w:hAnsi="Arial" w:cs="Arial"/>
+          <w:b/>
+          <w:color w:val="000000"/>
+          <w:sz w:val="18"/>
+          <w:highlight w:val="lightGray"/>
+        </w:rPr>
+        <w:t># Source: AI Source: Provided by: [Data Path</w:t>
+      </w:r>
+      <w:r>
+        <w:rPr>
+          <w:rFonts w:ascii="Arial" w:eastAsia="Arial" w:hAnsi="Arial" w:cs="Arial"/>
+          <w:color w:val="000000"/>
+          <w:sz w:val="18"/>
+          <w:highlight w:val="lightGray"/>
+        </w:rPr>
+        <w:t xml:space="preserve">: Persons Table -&gt; ID Column: 1, Name_En Column: Motasem Essam] -&gt; </w:t>
+      </w:r>
+      <w:r>
+        <w:rPr>
+          <w:rFonts w:ascii="Arial" w:eastAsia="Arial" w:hAnsi="Arial" w:cs="Arial"/>
+          <w:b/>
+          <w:color w:val="000000"/>
+          <w:sz w:val="18"/>
+          <w:highlight w:val="lightGray"/>
+        </w:rPr>
+        <w:t>From:</w:t>
+      </w:r>
+      <w:r>
+        <w:rPr>
+          <w:rFonts w:ascii="Arial" w:eastAsia="Arial" w:hAnsi="Arial" w:cs="Arial"/>
+          <w:color w:val="000000"/>
+          <w:sz w:val="18"/>
+          <w:highlight w:val="lightGray"/>
+        </w:rPr>
+        <w:t xml:space="preserve"> [Chatgpt (GPT</w:t>
+      </w:r>
+      <w:r>
+        <w:rPr>
+          <w:rFonts w:ascii="Arial" w:eastAsia="Arial" w:hAnsi="Arial" w:cs="Cambria Math"/>
+          <w:color w:val="000000"/>
+          <w:sz w:val="18"/>
+          <w:highlight w:val="lightGray"/>
         </w:rPr>
         <w:t>‑</w:t>
       </w:r>
       <w:r>
         <w:rPr>
-          <w:b/>
-          <w:sz w:val="14"/>
-          <w:szCs w:val="14"/>
-          <w:shd w:val="clear" w:color="auto" w:fill="B7B7B7"/>
-        </w:rPr>
-        <w:t>5 Mini) at [8/14/2025]</w:t>
+          <w:rFonts w:ascii="Arial" w:eastAsia="Arial" w:hAnsi="Arial" w:cs="Arial"/>
+          <w:color w:val="000000"/>
+          <w:sz w:val="18"/>
+          <w:highlight w:val="lightGray"/>
+        </w:rPr>
+        <w:t xml:space="preserve">5 Mini)] </w:t>
+      </w:r>
+      <w:r>
+        <w:rPr>
+          <w:rFonts w:ascii="Arial" w:eastAsia="Arial" w:hAnsi="Arial" w:cs="Arial"/>
+          <w:b/>
+          <w:color w:val="000000"/>
+          <w:sz w:val="18"/>
+          <w:highlight w:val="lightGray"/>
+        </w:rPr>
+        <w:t>on</w:t>
+      </w:r>
+      <w:r>
+        <w:rPr>
+          <w:rFonts w:ascii="Arial" w:eastAsia="Arial" w:hAnsi="Arial"/>
+          <w:sz w:val="18"/>
+          <w:highlight w:val="lightGray"/>
+        </w:rPr>
+        <w:t xml:space="preserve"> [8/14/2025]</w:t>
       </w:r>
     </w:p>
     <w:p>
@@ -1325,13 +1567,12 @@
           <w:ilvl w:val="0"/>
           <w:numId w:val="12"/>
         </w:numPr>
-        <w:spacing w:before="240"/>
-      </w:pPr>
-      <w:r>
-        <w:rPr>
-          <w:rFonts w:ascii="Roboto Mono" w:eastAsia="Roboto Mono" w:hAnsi="Roboto Mono" w:cs="Roboto Mono"/>
-        </w:rPr>
-        <w:lastRenderedPageBreak/>
+        <w:spacing w:before="240" w:after="0" w:line="276" w:lineRule="auto"/>
+      </w:pPr>
+      <w:r>
+        <w:rPr>
+          <w:rFonts w:ascii="Roboto Mono" w:eastAsia="Roboto Mono" w:hAnsi="Roboto Mono" w:cs="Roboto Mono"/>
+        </w:rPr>
         <w:t xml:space="preserve">Select people with the </w:t>
       </w:r>
       <w:r>
@@ -1360,6 +1601,7 @@
           <w:ilvl w:val="1"/>
           <w:numId w:val="12"/>
         </w:numPr>
+        <w:spacing w:after="0" w:line="276" w:lineRule="auto"/>
         <w:rPr>
           <w:rFonts w:ascii="Roboto Mono" w:eastAsia="Roboto Mono" w:hAnsi="Roboto Mono" w:cs="Roboto Mono"/>
         </w:rPr>
@@ -1383,7 +1625,7 @@
           <w:ilvl w:val="0"/>
           <w:numId w:val="12"/>
         </w:numPr>
-        <w:spacing w:after="240"/>
+        <w:spacing w:after="240" w:line="276" w:lineRule="auto"/>
         <w:rPr>
           <w:rFonts w:ascii="Roboto Mono" w:eastAsia="Roboto Mono" w:hAnsi="Roboto Mono" w:cs="Roboto Mono"/>
         </w:rPr>
@@ -1403,7 +1645,7 @@
     </w:p>
     <w:p>
       <w:r>
-        <w:pict w14:anchorId="2C1C818F">
+        <w:pict w14:anchorId="36D22719">
           <v:rect id="_x0000_i1032" style="width:0;height:1.5pt" o:hralign="center" o:hrstd="t" o:hr="t" fillcolor="#a0a0a0" stroked="f"/>
         </w:pict>
       </w:r>
@@ -1426,51 +1668,77 @@
       </w:pPr>
       <w:r>
         <w:rPr>
-          <w:b/>
-          <w:shd w:val="clear" w:color="auto" w:fill="B7B7B7"/>
-        </w:rPr>
-        <w:t># Source</w:t>
-      </w:r>
-      <w:r>
-        <w:rPr>
-          <w:shd w:val="clear" w:color="auto" w:fill="B7B7B7"/>
-        </w:rPr>
-        <w:t xml:space="preserve">: </w:t>
-      </w:r>
-      <w:r>
-        <w:rPr>
-          <w:b/>
-          <w:shd w:val="clear" w:color="auto" w:fill="B7B7B7"/>
-        </w:rPr>
-        <w:t xml:space="preserve">Chatgpt </w:t>
-      </w:r>
-      <w:r>
-        <w:rPr>
-          <w:b/>
-          <w:sz w:val="14"/>
-          <w:szCs w:val="14"/>
-          <w:shd w:val="clear" w:color="auto" w:fill="B7B7B7"/>
-        </w:rPr>
-        <w:t>(GPT</w:t>
-      </w:r>
-      <w:r>
-        <w:rPr>
-          <w:rFonts w:ascii="Cambria Math" w:hAnsi="Cambria Math" w:cs="Cambria Math"/>
-          <w:b/>
-          <w:sz w:val="14"/>
-          <w:szCs w:val="14"/>
-          <w:shd w:val="clear" w:color="auto" w:fill="B7B7B7"/>
+          <w:rFonts w:ascii="Arial" w:eastAsia="Arial" w:hAnsi="Arial" w:cs="Arial"/>
+          <w:b/>
+          <w:color w:val="000000"/>
+          <w:sz w:val="18"/>
+          <w:highlight w:val="lightGray"/>
+        </w:rPr>
+        <w:t># Source: AI Source: Provided by: [Data Path</w:t>
+      </w:r>
+      <w:r>
+        <w:rPr>
+          <w:rFonts w:ascii="Arial" w:eastAsia="Arial" w:hAnsi="Arial" w:cs="Arial"/>
+          <w:color w:val="000000"/>
+          <w:sz w:val="18"/>
+          <w:highlight w:val="lightGray"/>
+        </w:rPr>
+        <w:t xml:space="preserve">: Persons Table -&gt; ID Column: 1, Name_En Column: Motasem Essam] -&gt; </w:t>
+      </w:r>
+      <w:r>
+        <w:rPr>
+          <w:rFonts w:ascii="Arial" w:eastAsia="Arial" w:hAnsi="Arial" w:cs="Arial"/>
+          <w:b/>
+          <w:color w:val="000000"/>
+          <w:sz w:val="18"/>
+          <w:highlight w:val="lightGray"/>
+        </w:rPr>
+        <w:t>From:</w:t>
+      </w:r>
+      <w:r>
+        <w:rPr>
+          <w:rFonts w:ascii="Arial" w:eastAsia="Arial" w:hAnsi="Arial" w:cs="Arial"/>
+          <w:color w:val="000000"/>
+          <w:sz w:val="18"/>
+          <w:highlight w:val="lightGray"/>
+        </w:rPr>
+        <w:t xml:space="preserve"> [Chatgpt (GPT</w:t>
+      </w:r>
+      <w:r>
+        <w:rPr>
+          <w:rFonts w:ascii="Arial" w:eastAsia="Arial" w:hAnsi="Arial" w:cs="Cambria Math"/>
+          <w:color w:val="000000"/>
+          <w:sz w:val="18"/>
+          <w:highlight w:val="lightGray"/>
         </w:rPr>
         <w:t>‑</w:t>
       </w:r>
       <w:r>
         <w:rPr>
-          <w:b/>
-          <w:sz w:val="14"/>
-          <w:szCs w:val="14"/>
-          <w:shd w:val="clear" w:color="auto" w:fill="B7B7B7"/>
-        </w:rPr>
-        <w:t>5 Mini) at [8/14/2025]</w:t>
+          <w:rFonts w:ascii="Arial" w:eastAsia="Arial" w:hAnsi="Arial" w:cs="Arial"/>
+          <w:color w:val="000000"/>
+          <w:sz w:val="18"/>
+          <w:highlight w:val="lightGray"/>
+        </w:rPr>
+        <w:t xml:space="preserve">5 Mini)] </w:t>
+      </w:r>
+      <w:r>
+        <w:rPr>
+          <w:rFonts w:ascii="Arial" w:eastAsia="Arial" w:hAnsi="Arial" w:cs="Arial"/>
+          <w:b/>
+          <w:color w:val="000000"/>
+          <w:sz w:val="18"/>
+          <w:highlight w:val="lightGray"/>
+        </w:rPr>
+        <w:t>on</w:t>
+      </w:r>
+      <w:r>
+        <w:rPr>
+          <w:rFonts w:ascii="Arial" w:eastAsia="Arial" w:hAnsi="Arial"/>
+          <w:sz w:val="18"/>
+          <w:highlight w:val="lightGray"/>
+        </w:rPr>
+        <w:t xml:space="preserve"> [8/14/2025]</w:t>
       </w:r>
     </w:p>
     <w:p>
@@ -1479,7 +1747,7 @@
           <w:ilvl w:val="0"/>
           <w:numId w:val="11"/>
         </w:numPr>
-        <w:spacing w:before="240"/>
+        <w:spacing w:before="240" w:after="0" w:line="276" w:lineRule="auto"/>
       </w:pPr>
       <w:r>
         <w:rPr>
@@ -1513,7 +1781,7 @@
           <w:ilvl w:val="0"/>
           <w:numId w:val="11"/>
         </w:numPr>
-        <w:spacing w:after="240"/>
+        <w:spacing w:after="240" w:line="276" w:lineRule="auto"/>
       </w:pPr>
       <w:r>
         <w:rPr>
@@ -1527,7 +1795,7 @@
     </w:p>
     <w:p>
       <w:r>
-        <w:pict w14:anchorId="5CA3180D">
+        <w:pict w14:anchorId="3732B9A8">
           <v:rect id="_x0000_i1033" style="width:0;height:1.5pt" o:hralign="center" o:hrstd="t" o:hr="t" fillcolor="#a0a0a0" stroked="f"/>
         </w:pict>
       </w:r>
@@ -1550,51 +1818,77 @@
       </w:pPr>
       <w:r>
         <w:rPr>
-          <w:b/>
-          <w:shd w:val="clear" w:color="auto" w:fill="B7B7B7"/>
-        </w:rPr>
-        <w:t># Source</w:t>
-      </w:r>
-      <w:r>
-        <w:rPr>
-          <w:shd w:val="clear" w:color="auto" w:fill="B7B7B7"/>
-        </w:rPr>
-        <w:t xml:space="preserve">: </w:t>
-      </w:r>
-      <w:r>
-        <w:rPr>
-          <w:b/>
-          <w:shd w:val="clear" w:color="auto" w:fill="B7B7B7"/>
-        </w:rPr>
-        <w:t xml:space="preserve">Chatgpt </w:t>
-      </w:r>
-      <w:r>
-        <w:rPr>
-          <w:b/>
-          <w:sz w:val="14"/>
-          <w:szCs w:val="14"/>
-          <w:shd w:val="clear" w:color="auto" w:fill="B7B7B7"/>
-        </w:rPr>
-        <w:t>(GPT</w:t>
-      </w:r>
-      <w:r>
-        <w:rPr>
-          <w:rFonts w:ascii="Cambria Math" w:hAnsi="Cambria Math" w:cs="Cambria Math"/>
-          <w:b/>
-          <w:sz w:val="14"/>
-          <w:szCs w:val="14"/>
-          <w:shd w:val="clear" w:color="auto" w:fill="B7B7B7"/>
+          <w:rFonts w:ascii="Arial" w:eastAsia="Arial" w:hAnsi="Arial" w:cs="Arial"/>
+          <w:b/>
+          <w:color w:val="000000"/>
+          <w:sz w:val="18"/>
+          <w:highlight w:val="lightGray"/>
+        </w:rPr>
+        <w:t># Source: AI Source: Provided by: [Data Path</w:t>
+      </w:r>
+      <w:r>
+        <w:rPr>
+          <w:rFonts w:ascii="Arial" w:eastAsia="Arial" w:hAnsi="Arial" w:cs="Arial"/>
+          <w:color w:val="000000"/>
+          <w:sz w:val="18"/>
+          <w:highlight w:val="lightGray"/>
+        </w:rPr>
+        <w:t xml:space="preserve">: Persons Table -&gt; ID Column: 1, Name_En Column: Motasem Essam] -&gt; </w:t>
+      </w:r>
+      <w:r>
+        <w:rPr>
+          <w:rFonts w:ascii="Arial" w:eastAsia="Arial" w:hAnsi="Arial" w:cs="Arial"/>
+          <w:b/>
+          <w:color w:val="000000"/>
+          <w:sz w:val="18"/>
+          <w:highlight w:val="lightGray"/>
+        </w:rPr>
+        <w:t>From:</w:t>
+      </w:r>
+      <w:r>
+        <w:rPr>
+          <w:rFonts w:ascii="Arial" w:eastAsia="Arial" w:hAnsi="Arial" w:cs="Arial"/>
+          <w:color w:val="000000"/>
+          <w:sz w:val="18"/>
+          <w:highlight w:val="lightGray"/>
+        </w:rPr>
+        <w:t xml:space="preserve"> [Chatgpt (GPT</w:t>
+      </w:r>
+      <w:r>
+        <w:rPr>
+          <w:rFonts w:ascii="Arial" w:eastAsia="Arial" w:hAnsi="Arial" w:cs="Cambria Math"/>
+          <w:color w:val="000000"/>
+          <w:sz w:val="18"/>
+          <w:highlight w:val="lightGray"/>
         </w:rPr>
         <w:t>‑</w:t>
       </w:r>
       <w:r>
         <w:rPr>
-          <w:b/>
-          <w:sz w:val="14"/>
-          <w:szCs w:val="14"/>
-          <w:shd w:val="clear" w:color="auto" w:fill="B7B7B7"/>
-        </w:rPr>
-        <w:t>5 Mini) at [8/14/2025]</w:t>
+          <w:rFonts w:ascii="Arial" w:eastAsia="Arial" w:hAnsi="Arial" w:cs="Arial"/>
+          <w:color w:val="000000"/>
+          <w:sz w:val="18"/>
+          <w:highlight w:val="lightGray"/>
+        </w:rPr>
+        <w:t xml:space="preserve">5 Mini)] </w:t>
+      </w:r>
+      <w:r>
+        <w:rPr>
+          <w:rFonts w:ascii="Arial" w:eastAsia="Arial" w:hAnsi="Arial" w:cs="Arial"/>
+          <w:b/>
+          <w:color w:val="000000"/>
+          <w:sz w:val="18"/>
+          <w:highlight w:val="lightGray"/>
+        </w:rPr>
+        <w:t>on</w:t>
+      </w:r>
+      <w:r>
+        <w:rPr>
+          <w:rFonts w:ascii="Arial" w:eastAsia="Arial" w:hAnsi="Arial"/>
+          <w:sz w:val="18"/>
+          <w:highlight w:val="lightGray"/>
+        </w:rPr>
+        <w:t xml:space="preserve"> [8/14/2025]</w:t>
       </w:r>
     </w:p>
     <w:p>
@@ -1603,7 +1897,7 @@
           <w:ilvl w:val="0"/>
           <w:numId w:val="27"/>
         </w:numPr>
-        <w:spacing w:before="240"/>
+        <w:spacing w:before="240" w:after="0" w:line="276" w:lineRule="auto"/>
       </w:pPr>
       <w:r>
         <w:rPr>
@@ -1637,6 +1931,7 @@
           <w:ilvl w:val="1"/>
           <w:numId w:val="27"/>
         </w:numPr>
+        <w:spacing w:after="0" w:line="276" w:lineRule="auto"/>
         <w:rPr>
           <w:rFonts w:ascii="Roboto Mono" w:eastAsia="Roboto Mono" w:hAnsi="Roboto Mono" w:cs="Roboto Mono"/>
         </w:rPr>
@@ -1660,7 +1955,7 @@
           <w:ilvl w:val="1"/>
           <w:numId w:val="27"/>
         </w:numPr>
-        <w:spacing w:after="240"/>
+        <w:spacing w:after="240" w:line="276" w:lineRule="auto"/>
         <w:rPr>
           <w:rFonts w:ascii="Roboto Mono" w:eastAsia="Roboto Mono" w:hAnsi="Roboto Mono" w:cs="Roboto Mono"/>
         </w:rPr>
@@ -1680,7 +1975,7 @@
     </w:p>
     <w:p>
       <w:r>
-        <w:pict w14:anchorId="77DE8109">
+        <w:pict w14:anchorId="30093820">
           <v:rect id="_x0000_i1034" style="width:0;height:1.5pt" o:hralign="center" o:hrstd="t" o:hr="t" fillcolor="#a0a0a0" stroked="f"/>
         </w:pict>
       </w:r>
@@ -1703,51 +1998,77 @@
       </w:pPr>
       <w:r>
         <w:rPr>
-          <w:b/>
-          <w:shd w:val="clear" w:color="auto" w:fill="B7B7B7"/>
-        </w:rPr>
-        <w:t># Source</w:t>
-      </w:r>
-      <w:r>
-        <w:rPr>
-          <w:shd w:val="clear" w:color="auto" w:fill="B7B7B7"/>
-        </w:rPr>
-        <w:t xml:space="preserve">: </w:t>
-      </w:r>
-      <w:r>
-        <w:rPr>
-          <w:b/>
-          <w:shd w:val="clear" w:color="auto" w:fill="B7B7B7"/>
-        </w:rPr>
-        <w:t xml:space="preserve">Chatgpt </w:t>
-      </w:r>
-      <w:r>
-        <w:rPr>
-          <w:b/>
-          <w:sz w:val="14"/>
-          <w:szCs w:val="14"/>
-          <w:shd w:val="clear" w:color="auto" w:fill="B7B7B7"/>
-        </w:rPr>
-        <w:t>(GPT</w:t>
-      </w:r>
-      <w:r>
-        <w:rPr>
-          <w:rFonts w:ascii="Cambria Math" w:hAnsi="Cambria Math" w:cs="Cambria Math"/>
-          <w:b/>
-          <w:sz w:val="14"/>
-          <w:szCs w:val="14"/>
-          <w:shd w:val="clear" w:color="auto" w:fill="B7B7B7"/>
+          <w:rFonts w:ascii="Arial" w:eastAsia="Arial" w:hAnsi="Arial" w:cs="Arial"/>
+          <w:b/>
+          <w:color w:val="000000"/>
+          <w:sz w:val="18"/>
+          <w:highlight w:val="lightGray"/>
+        </w:rPr>
+        <w:t># Source: AI Source: Provided by: [Data Path</w:t>
+      </w:r>
+      <w:r>
+        <w:rPr>
+          <w:rFonts w:ascii="Arial" w:eastAsia="Arial" w:hAnsi="Arial" w:cs="Arial"/>
+          <w:color w:val="000000"/>
+          <w:sz w:val="18"/>
+          <w:highlight w:val="lightGray"/>
+        </w:rPr>
+        <w:t xml:space="preserve">: Persons Table -&gt; ID Column: 1, Name_En Column: Motasem Essam] -&gt; </w:t>
+      </w:r>
+      <w:r>
+        <w:rPr>
+          <w:rFonts w:ascii="Arial" w:eastAsia="Arial" w:hAnsi="Arial" w:cs="Arial"/>
+          <w:b/>
+          <w:color w:val="000000"/>
+          <w:sz w:val="18"/>
+          <w:highlight w:val="lightGray"/>
+        </w:rPr>
+        <w:t>From:</w:t>
+      </w:r>
+      <w:r>
+        <w:rPr>
+          <w:rFonts w:ascii="Arial" w:eastAsia="Arial" w:hAnsi="Arial" w:cs="Arial"/>
+          <w:color w:val="000000"/>
+          <w:sz w:val="18"/>
+          <w:highlight w:val="lightGray"/>
+        </w:rPr>
+        <w:t xml:space="preserve"> [Chatgpt (GPT</w:t>
+      </w:r>
+      <w:r>
+        <w:rPr>
+          <w:rFonts w:ascii="Arial" w:eastAsia="Arial" w:hAnsi="Arial" w:cs="Cambria Math"/>
+          <w:color w:val="000000"/>
+          <w:sz w:val="18"/>
+          <w:highlight w:val="lightGray"/>
         </w:rPr>
         <w:t>‑</w:t>
       </w:r>
       <w:r>
         <w:rPr>
-          <w:b/>
-          <w:sz w:val="14"/>
-          <w:szCs w:val="14"/>
-          <w:shd w:val="clear" w:color="auto" w:fill="B7B7B7"/>
-        </w:rPr>
-        <w:t>5 Mini) at [8/14/2025]</w:t>
+          <w:rFonts w:ascii="Arial" w:eastAsia="Arial" w:hAnsi="Arial" w:cs="Arial"/>
+          <w:color w:val="000000"/>
+          <w:sz w:val="18"/>
+          <w:highlight w:val="lightGray"/>
+        </w:rPr>
+        <w:t xml:space="preserve">5 Mini)] </w:t>
+      </w:r>
+      <w:r>
+        <w:rPr>
+          <w:rFonts w:ascii="Arial" w:eastAsia="Arial" w:hAnsi="Arial" w:cs="Arial"/>
+          <w:b/>
+          <w:color w:val="000000"/>
+          <w:sz w:val="18"/>
+          <w:highlight w:val="lightGray"/>
+        </w:rPr>
+        <w:t>on</w:t>
+      </w:r>
+      <w:r>
+        <w:rPr>
+          <w:rFonts w:ascii="Arial" w:eastAsia="Arial" w:hAnsi="Arial"/>
+          <w:sz w:val="18"/>
+          <w:highlight w:val="lightGray"/>
+        </w:rPr>
+        <w:t xml:space="preserve"> [8/14/2025]</w:t>
       </w:r>
     </w:p>
     <w:p>
@@ -1756,13 +2077,12 @@
           <w:ilvl w:val="0"/>
           <w:numId w:val="7"/>
         </w:numPr>
-        <w:spacing w:before="240"/>
-      </w:pPr>
-      <w:r>
-        <w:rPr>
-          <w:rFonts w:ascii="Roboto Mono" w:eastAsia="Roboto Mono" w:hAnsi="Roboto Mono" w:cs="Roboto Mono"/>
-        </w:rPr>
-        <w:lastRenderedPageBreak/>
+        <w:spacing w:before="240" w:after="0" w:line="276" w:lineRule="auto"/>
+      </w:pPr>
+      <w:r>
+        <w:rPr>
+          <w:rFonts w:ascii="Roboto Mono" w:eastAsia="Roboto Mono" w:hAnsi="Roboto Mono" w:cs="Roboto Mono"/>
+        </w:rPr>
         <w:t xml:space="preserve">A </w:t>
       </w:r>
       <w:r>
@@ -1791,7 +2111,7 @@
           <w:ilvl w:val="0"/>
           <w:numId w:val="7"/>
         </w:numPr>
-        <w:spacing w:after="240"/>
+        <w:spacing w:after="240" w:line="276" w:lineRule="auto"/>
       </w:pPr>
       <w:r>
         <w:rPr>
@@ -1821,7 +2141,7 @@
     </w:p>
     <w:p>
       <w:r>
-        <w:pict w14:anchorId="2E094010">
+        <w:pict w14:anchorId="6CBAF226">
           <v:rect id="_x0000_i1035" style="width:0;height:1.5pt" o:hralign="center" o:hrstd="t" o:hr="t" fillcolor="#a0a0a0" stroked="f"/>
         </w:pict>
       </w:r>
@@ -1844,51 +2164,77 @@
       </w:pPr>
       <w:r>
         <w:rPr>
-          <w:b/>
-          <w:shd w:val="clear" w:color="auto" w:fill="B7B7B7"/>
-        </w:rPr>
-        <w:t># Source</w:t>
-      </w:r>
-      <w:r>
-        <w:rPr>
-          <w:shd w:val="clear" w:color="auto" w:fill="B7B7B7"/>
-        </w:rPr>
-        <w:t xml:space="preserve">: </w:t>
-      </w:r>
-      <w:r>
-        <w:rPr>
-          <w:b/>
-          <w:shd w:val="clear" w:color="auto" w:fill="B7B7B7"/>
-        </w:rPr>
-        <w:t xml:space="preserve">Chatgpt </w:t>
-      </w:r>
-      <w:r>
-        <w:rPr>
-          <w:b/>
-          <w:sz w:val="14"/>
-          <w:szCs w:val="14"/>
-          <w:shd w:val="clear" w:color="auto" w:fill="B7B7B7"/>
-        </w:rPr>
-        <w:t>(GPT</w:t>
-      </w:r>
-      <w:r>
-        <w:rPr>
-          <w:rFonts w:ascii="Cambria Math" w:hAnsi="Cambria Math" w:cs="Cambria Math"/>
-          <w:b/>
-          <w:sz w:val="14"/>
-          <w:szCs w:val="14"/>
-          <w:shd w:val="clear" w:color="auto" w:fill="B7B7B7"/>
+          <w:rFonts w:ascii="Arial" w:eastAsia="Arial" w:hAnsi="Arial" w:cs="Arial"/>
+          <w:b/>
+          <w:color w:val="000000"/>
+          <w:sz w:val="18"/>
+          <w:highlight w:val="lightGray"/>
+        </w:rPr>
+        <w:t># Source: AI Source: Provided by: [Data Path</w:t>
+      </w:r>
+      <w:r>
+        <w:rPr>
+          <w:rFonts w:ascii="Arial" w:eastAsia="Arial" w:hAnsi="Arial" w:cs="Arial"/>
+          <w:color w:val="000000"/>
+          <w:sz w:val="18"/>
+          <w:highlight w:val="lightGray"/>
+        </w:rPr>
+        <w:t xml:space="preserve">: Persons Table -&gt; ID Column: 1, Name_En Column: Motasem Essam] -&gt; </w:t>
+      </w:r>
+      <w:r>
+        <w:rPr>
+          <w:rFonts w:ascii="Arial" w:eastAsia="Arial" w:hAnsi="Arial" w:cs="Arial"/>
+          <w:b/>
+          <w:color w:val="000000"/>
+          <w:sz w:val="18"/>
+          <w:highlight w:val="lightGray"/>
+        </w:rPr>
+        <w:t>From:</w:t>
+      </w:r>
+      <w:r>
+        <w:rPr>
+          <w:rFonts w:ascii="Arial" w:eastAsia="Arial" w:hAnsi="Arial" w:cs="Arial"/>
+          <w:color w:val="000000"/>
+          <w:sz w:val="18"/>
+          <w:highlight w:val="lightGray"/>
+        </w:rPr>
+        <w:t xml:space="preserve"> [Chatgpt (GPT</w:t>
+      </w:r>
+      <w:r>
+        <w:rPr>
+          <w:rFonts w:ascii="Arial" w:eastAsia="Arial" w:hAnsi="Arial" w:cs="Cambria Math"/>
+          <w:color w:val="000000"/>
+          <w:sz w:val="18"/>
+          <w:highlight w:val="lightGray"/>
         </w:rPr>
         <w:t>‑</w:t>
       </w:r>
       <w:r>
         <w:rPr>
-          <w:b/>
-          <w:sz w:val="14"/>
-          <w:szCs w:val="14"/>
-          <w:shd w:val="clear" w:color="auto" w:fill="B7B7B7"/>
-        </w:rPr>
-        <w:t>5 Mini) at [8/14/2025]</w:t>
+          <w:rFonts w:ascii="Arial" w:eastAsia="Arial" w:hAnsi="Arial" w:cs="Arial"/>
+          <w:color w:val="000000"/>
+          <w:sz w:val="18"/>
+          <w:highlight w:val="lightGray"/>
+        </w:rPr>
+        <w:t xml:space="preserve">5 Mini)] </w:t>
+      </w:r>
+      <w:r>
+        <w:rPr>
+          <w:rFonts w:ascii="Arial" w:eastAsia="Arial" w:hAnsi="Arial" w:cs="Arial"/>
+          <w:b/>
+          <w:color w:val="000000"/>
+          <w:sz w:val="18"/>
+          <w:highlight w:val="lightGray"/>
+        </w:rPr>
+        <w:t>on</w:t>
+      </w:r>
+      <w:r>
+        <w:rPr>
+          <w:rFonts w:ascii="Arial" w:eastAsia="Arial" w:hAnsi="Arial"/>
+          <w:sz w:val="18"/>
+          <w:highlight w:val="lightGray"/>
+        </w:rPr>
+        <w:t xml:space="preserve"> [8/14/2025]</w:t>
       </w:r>
     </w:p>
     <w:p>
@@ -1897,7 +2243,7 @@
           <w:ilvl w:val="0"/>
           <w:numId w:val="26"/>
         </w:numPr>
-        <w:spacing w:before="240"/>
+        <w:spacing w:before="240" w:after="0" w:line="276" w:lineRule="auto"/>
       </w:pPr>
       <w:r>
         <w:rPr>
@@ -1931,7 +2277,7 @@
           <w:ilvl w:val="0"/>
           <w:numId w:val="26"/>
         </w:numPr>
-        <w:spacing w:after="240"/>
+        <w:spacing w:after="240" w:line="276" w:lineRule="auto"/>
       </w:pPr>
       <w:r>
         <w:rPr>
@@ -1974,7 +2320,7 @@
     </w:p>
     <w:p>
       <w:r>
-        <w:pict w14:anchorId="33EB8127">
+        <w:pict w14:anchorId="5AE8836E">
           <v:rect id="_x0000_i1036" style="width:0;height:1.5pt" o:hralign="center" o:hrstd="t" o:hr="t" fillcolor="#a0a0a0" stroked="f"/>
         </w:pict>
       </w:r>
@@ -1997,51 +2343,77 @@
       </w:pPr>
       <w:r>
         <w:rPr>
-          <w:b/>
-          <w:shd w:val="clear" w:color="auto" w:fill="B7B7B7"/>
-        </w:rPr>
-        <w:t># Source</w:t>
-      </w:r>
-      <w:r>
-        <w:rPr>
-          <w:shd w:val="clear" w:color="auto" w:fill="B7B7B7"/>
-        </w:rPr>
-        <w:t xml:space="preserve">: </w:t>
-      </w:r>
-      <w:r>
-        <w:rPr>
-          <w:b/>
-          <w:shd w:val="clear" w:color="auto" w:fill="B7B7B7"/>
-        </w:rPr>
-        <w:t xml:space="preserve">Chatgpt </w:t>
-      </w:r>
-      <w:r>
-        <w:rPr>
-          <w:b/>
-          <w:sz w:val="14"/>
-          <w:szCs w:val="14"/>
-          <w:shd w:val="clear" w:color="auto" w:fill="B7B7B7"/>
-        </w:rPr>
-        <w:t>(GPT</w:t>
-      </w:r>
-      <w:r>
-        <w:rPr>
-          <w:rFonts w:ascii="Cambria Math" w:hAnsi="Cambria Math" w:cs="Cambria Math"/>
-          <w:b/>
-          <w:sz w:val="14"/>
-          <w:szCs w:val="14"/>
-          <w:shd w:val="clear" w:color="auto" w:fill="B7B7B7"/>
+          <w:rFonts w:ascii="Arial" w:eastAsia="Arial" w:hAnsi="Arial" w:cs="Arial"/>
+          <w:b/>
+          <w:color w:val="000000"/>
+          <w:sz w:val="18"/>
+          <w:highlight w:val="lightGray"/>
+        </w:rPr>
+        <w:t># Source: AI Source: Provided by: [Data Path</w:t>
+      </w:r>
+      <w:r>
+        <w:rPr>
+          <w:rFonts w:ascii="Arial" w:eastAsia="Arial" w:hAnsi="Arial" w:cs="Arial"/>
+          <w:color w:val="000000"/>
+          <w:sz w:val="18"/>
+          <w:highlight w:val="lightGray"/>
+        </w:rPr>
+        <w:t xml:space="preserve">: Persons Table -&gt; ID Column: 1, Name_En Column: Motasem Essam] -&gt; </w:t>
+      </w:r>
+      <w:r>
+        <w:rPr>
+          <w:rFonts w:ascii="Arial" w:eastAsia="Arial" w:hAnsi="Arial" w:cs="Arial"/>
+          <w:b/>
+          <w:color w:val="000000"/>
+          <w:sz w:val="18"/>
+          <w:highlight w:val="lightGray"/>
+        </w:rPr>
+        <w:t>From:</w:t>
+      </w:r>
+      <w:r>
+        <w:rPr>
+          <w:rFonts w:ascii="Arial" w:eastAsia="Arial" w:hAnsi="Arial" w:cs="Arial"/>
+          <w:color w:val="000000"/>
+          <w:sz w:val="18"/>
+          <w:highlight w:val="lightGray"/>
+        </w:rPr>
+        <w:t xml:space="preserve"> [Chatgpt (GPT</w:t>
+      </w:r>
+      <w:r>
+        <w:rPr>
+          <w:rFonts w:ascii="Arial" w:eastAsia="Arial" w:hAnsi="Arial" w:cs="Cambria Math"/>
+          <w:color w:val="000000"/>
+          <w:sz w:val="18"/>
+          <w:highlight w:val="lightGray"/>
         </w:rPr>
         <w:t>‑</w:t>
       </w:r>
       <w:r>
         <w:rPr>
-          <w:b/>
-          <w:sz w:val="14"/>
-          <w:szCs w:val="14"/>
-          <w:shd w:val="clear" w:color="auto" w:fill="B7B7B7"/>
-        </w:rPr>
-        <w:t>5 Mini) at [8/14/2025]</w:t>
+          <w:rFonts w:ascii="Arial" w:eastAsia="Arial" w:hAnsi="Arial" w:cs="Arial"/>
+          <w:color w:val="000000"/>
+          <w:sz w:val="18"/>
+          <w:highlight w:val="lightGray"/>
+        </w:rPr>
+        <w:t xml:space="preserve">5 Mini)] </w:t>
+      </w:r>
+      <w:r>
+        <w:rPr>
+          <w:rFonts w:ascii="Arial" w:eastAsia="Arial" w:hAnsi="Arial" w:cs="Arial"/>
+          <w:b/>
+          <w:color w:val="000000"/>
+          <w:sz w:val="18"/>
+          <w:highlight w:val="lightGray"/>
+        </w:rPr>
+        <w:t>on</w:t>
+      </w:r>
+      <w:r>
+        <w:rPr>
+          <w:rFonts w:ascii="Arial" w:eastAsia="Arial" w:hAnsi="Arial"/>
+          <w:sz w:val="18"/>
+          <w:highlight w:val="lightGray"/>
+        </w:rPr>
+        <w:t xml:space="preserve"> [8/14/2025]</w:t>
       </w:r>
     </w:p>
     <w:p>
@@ -2050,7 +2422,7 @@
           <w:ilvl w:val="0"/>
           <w:numId w:val="22"/>
         </w:numPr>
-        <w:spacing w:before="240"/>
+        <w:spacing w:before="240" w:after="0" w:line="276" w:lineRule="auto"/>
         <w:rPr>
           <w:rFonts w:ascii="Roboto Mono" w:eastAsia="Roboto Mono" w:hAnsi="Roboto Mono" w:cs="Roboto Mono"/>
         </w:rPr>
@@ -2074,7 +2446,7 @@
           <w:ilvl w:val="0"/>
           <w:numId w:val="22"/>
         </w:numPr>
-        <w:spacing w:after="240"/>
+        <w:spacing w:after="240" w:line="276" w:lineRule="auto"/>
         <w:rPr>
           <w:rFonts w:ascii="Roboto Mono" w:eastAsia="Roboto Mono" w:hAnsi="Roboto Mono" w:cs="Roboto Mono"/>
         </w:rPr>
@@ -2094,7 +2466,7 @@
     </w:p>
     <w:p>
       <w:r>
-        <w:pict w14:anchorId="6CC678C0">
+        <w:pict w14:anchorId="2506F4E5">
           <v:rect id="_x0000_i1037" style="width:0;height:1.5pt" o:hralign="center" o:hrstd="t" o:hr="t" fillcolor="#a0a0a0" stroked="f"/>
         </w:pict>
       </w:r>
@@ -2117,51 +2489,77 @@
       </w:pPr>
       <w:r>
         <w:rPr>
-          <w:b/>
-          <w:shd w:val="clear" w:color="auto" w:fill="B7B7B7"/>
-        </w:rPr>
-        <w:t># Source</w:t>
-      </w:r>
-      <w:r>
-        <w:rPr>
-          <w:shd w:val="clear" w:color="auto" w:fill="B7B7B7"/>
-        </w:rPr>
-        <w:t xml:space="preserve">: </w:t>
-      </w:r>
-      <w:r>
-        <w:rPr>
-          <w:b/>
-          <w:shd w:val="clear" w:color="auto" w:fill="B7B7B7"/>
-        </w:rPr>
-        <w:t xml:space="preserve">Chatgpt </w:t>
-      </w:r>
-      <w:r>
-        <w:rPr>
-          <w:b/>
-          <w:sz w:val="14"/>
-          <w:szCs w:val="14"/>
-          <w:shd w:val="clear" w:color="auto" w:fill="B7B7B7"/>
-        </w:rPr>
-        <w:t>(GPT</w:t>
-      </w:r>
-      <w:r>
-        <w:rPr>
-          <w:rFonts w:ascii="Cambria Math" w:hAnsi="Cambria Math" w:cs="Cambria Math"/>
-          <w:b/>
-          <w:sz w:val="14"/>
-          <w:szCs w:val="14"/>
-          <w:shd w:val="clear" w:color="auto" w:fill="B7B7B7"/>
+          <w:rFonts w:ascii="Arial" w:eastAsia="Arial" w:hAnsi="Arial" w:cs="Arial"/>
+          <w:b/>
+          <w:color w:val="000000"/>
+          <w:sz w:val="18"/>
+          <w:highlight w:val="lightGray"/>
+        </w:rPr>
+        <w:t># Source: AI Source: Provided by: [Data Path</w:t>
+      </w:r>
+      <w:r>
+        <w:rPr>
+          <w:rFonts w:ascii="Arial" w:eastAsia="Arial" w:hAnsi="Arial" w:cs="Arial"/>
+          <w:color w:val="000000"/>
+          <w:sz w:val="18"/>
+          <w:highlight w:val="lightGray"/>
+        </w:rPr>
+        <w:t xml:space="preserve">: Persons Table -&gt; ID Column: 1, Name_En Column: Motasem Essam] -&gt; </w:t>
+      </w:r>
+      <w:r>
+        <w:rPr>
+          <w:rFonts w:ascii="Arial" w:eastAsia="Arial" w:hAnsi="Arial" w:cs="Arial"/>
+          <w:b/>
+          <w:color w:val="000000"/>
+          <w:sz w:val="18"/>
+          <w:highlight w:val="lightGray"/>
+        </w:rPr>
+        <w:t>From:</w:t>
+      </w:r>
+      <w:r>
+        <w:rPr>
+          <w:rFonts w:ascii="Arial" w:eastAsia="Arial" w:hAnsi="Arial" w:cs="Arial"/>
+          <w:color w:val="000000"/>
+          <w:sz w:val="18"/>
+          <w:highlight w:val="lightGray"/>
+        </w:rPr>
+        <w:t xml:space="preserve"> [Chatgpt (GPT</w:t>
+      </w:r>
+      <w:r>
+        <w:rPr>
+          <w:rFonts w:ascii="Arial" w:eastAsia="Arial" w:hAnsi="Arial" w:cs="Cambria Math"/>
+          <w:color w:val="000000"/>
+          <w:sz w:val="18"/>
+          <w:highlight w:val="lightGray"/>
         </w:rPr>
         <w:t>‑</w:t>
       </w:r>
       <w:r>
         <w:rPr>
-          <w:b/>
-          <w:sz w:val="14"/>
-          <w:szCs w:val="14"/>
-          <w:shd w:val="clear" w:color="auto" w:fill="B7B7B7"/>
-        </w:rPr>
-        <w:t>5 Mini) at [8/14/2025]</w:t>
+          <w:rFonts w:ascii="Arial" w:eastAsia="Arial" w:hAnsi="Arial" w:cs="Arial"/>
+          <w:color w:val="000000"/>
+          <w:sz w:val="18"/>
+          <w:highlight w:val="lightGray"/>
+        </w:rPr>
+        <w:t xml:space="preserve">5 Mini)] </w:t>
+      </w:r>
+      <w:r>
+        <w:rPr>
+          <w:rFonts w:ascii="Arial" w:eastAsia="Arial" w:hAnsi="Arial" w:cs="Arial"/>
+          <w:b/>
+          <w:color w:val="000000"/>
+          <w:sz w:val="18"/>
+          <w:highlight w:val="lightGray"/>
+        </w:rPr>
+        <w:t>on</w:t>
+      </w:r>
+      <w:r>
+        <w:rPr>
+          <w:rFonts w:ascii="Arial" w:eastAsia="Arial" w:hAnsi="Arial"/>
+          <w:sz w:val="18"/>
+          <w:highlight w:val="lightGray"/>
+        </w:rPr>
+        <w:t xml:space="preserve"> [8/14/2025]</w:t>
       </w:r>
     </w:p>
     <w:p>
@@ -2170,7 +2568,7 @@
           <w:ilvl w:val="0"/>
           <w:numId w:val="31"/>
         </w:numPr>
-        <w:spacing w:before="240"/>
+        <w:spacing w:before="240" w:after="0" w:line="276" w:lineRule="auto"/>
       </w:pPr>
       <w:r>
         <w:rPr>
@@ -2204,7 +2602,7 @@
           <w:ilvl w:val="0"/>
           <w:numId w:val="31"/>
         </w:numPr>
-        <w:spacing w:after="240"/>
+        <w:spacing w:after="240" w:line="276" w:lineRule="auto"/>
         <w:rPr>
           <w:rFonts w:ascii="Roboto Mono" w:eastAsia="Roboto Mono" w:hAnsi="Roboto Mono" w:cs="Roboto Mono"/>
         </w:rPr>
@@ -2224,7 +2622,7 @@
     </w:p>
     <w:p>
       <w:r>
-        <w:pict w14:anchorId="151357D0">
+        <w:pict w14:anchorId="16EDB82E">
           <v:rect id="_x0000_i1038" style="width:0;height:1.5pt" o:hralign="center" o:hrstd="t" o:hr="t" fillcolor="#a0a0a0" stroked="f"/>
         </w:pict>
       </w:r>
@@ -2247,52 +2645,77 @@
       </w:pPr>
       <w:r>
         <w:rPr>
-          <w:b/>
-          <w:shd w:val="clear" w:color="auto" w:fill="B7B7B7"/>
-        </w:rPr>
-        <w:lastRenderedPageBreak/>
-        <w:t># Source</w:t>
-      </w:r>
-      <w:r>
-        <w:rPr>
-          <w:shd w:val="clear" w:color="auto" w:fill="B7B7B7"/>
-        </w:rPr>
-        <w:t xml:space="preserve">: </w:t>
-      </w:r>
-      <w:r>
-        <w:rPr>
-          <w:b/>
-          <w:shd w:val="clear" w:color="auto" w:fill="B7B7B7"/>
-        </w:rPr>
-        <w:t xml:space="preserve">Chatgpt </w:t>
-      </w:r>
-      <w:r>
-        <w:rPr>
-          <w:b/>
-          <w:sz w:val="14"/>
-          <w:szCs w:val="14"/>
-          <w:shd w:val="clear" w:color="auto" w:fill="B7B7B7"/>
-        </w:rPr>
-        <w:t>(GPT</w:t>
-      </w:r>
-      <w:r>
-        <w:rPr>
-          <w:rFonts w:ascii="Cambria Math" w:hAnsi="Cambria Math" w:cs="Cambria Math"/>
-          <w:b/>
-          <w:sz w:val="14"/>
-          <w:szCs w:val="14"/>
-          <w:shd w:val="clear" w:color="auto" w:fill="B7B7B7"/>
+          <w:rFonts w:ascii="Arial" w:eastAsia="Arial" w:hAnsi="Arial" w:cs="Arial"/>
+          <w:b/>
+          <w:color w:val="000000"/>
+          <w:sz w:val="18"/>
+          <w:highlight w:val="lightGray"/>
+        </w:rPr>
+        <w:t># Source: AI Source: Provided by: [Data Path</w:t>
+      </w:r>
+      <w:r>
+        <w:rPr>
+          <w:rFonts w:ascii="Arial" w:eastAsia="Arial" w:hAnsi="Arial" w:cs="Arial"/>
+          <w:color w:val="000000"/>
+          <w:sz w:val="18"/>
+          <w:highlight w:val="lightGray"/>
+        </w:rPr>
+        <w:t xml:space="preserve">: Persons Table -&gt; ID Column: 1, Name_En Column: Motasem Essam] -&gt; </w:t>
+      </w:r>
+      <w:r>
+        <w:rPr>
+          <w:rFonts w:ascii="Arial" w:eastAsia="Arial" w:hAnsi="Arial" w:cs="Arial"/>
+          <w:b/>
+          <w:color w:val="000000"/>
+          <w:sz w:val="18"/>
+          <w:highlight w:val="lightGray"/>
+        </w:rPr>
+        <w:t>From:</w:t>
+      </w:r>
+      <w:r>
+        <w:rPr>
+          <w:rFonts w:ascii="Arial" w:eastAsia="Arial" w:hAnsi="Arial" w:cs="Arial"/>
+          <w:color w:val="000000"/>
+          <w:sz w:val="18"/>
+          <w:highlight w:val="lightGray"/>
+        </w:rPr>
+        <w:t xml:space="preserve"> [Chatgpt (GPT</w:t>
+      </w:r>
+      <w:r>
+        <w:rPr>
+          <w:rFonts w:ascii="Arial" w:eastAsia="Arial" w:hAnsi="Arial" w:cs="Cambria Math"/>
+          <w:color w:val="000000"/>
+          <w:sz w:val="18"/>
+          <w:highlight w:val="lightGray"/>
         </w:rPr>
         <w:t>‑</w:t>
       </w:r>
       <w:r>
         <w:rPr>
-          <w:b/>
-          <w:sz w:val="14"/>
-          <w:szCs w:val="14"/>
-          <w:shd w:val="clear" w:color="auto" w:fill="B7B7B7"/>
-        </w:rPr>
-        <w:t>5 Mini) at [8/14/2025]</w:t>
+          <w:rFonts w:ascii="Arial" w:eastAsia="Arial" w:hAnsi="Arial" w:cs="Arial"/>
+          <w:color w:val="000000"/>
+          <w:sz w:val="18"/>
+          <w:highlight w:val="lightGray"/>
+        </w:rPr>
+        <w:t xml:space="preserve">5 Mini)] </w:t>
+      </w:r>
+      <w:r>
+        <w:rPr>
+          <w:rFonts w:ascii="Arial" w:eastAsia="Arial" w:hAnsi="Arial" w:cs="Arial"/>
+          <w:b/>
+          <w:color w:val="000000"/>
+          <w:sz w:val="18"/>
+          <w:highlight w:val="lightGray"/>
+        </w:rPr>
+        <w:t>on</w:t>
+      </w:r>
+      <w:r>
+        <w:rPr>
+          <w:rFonts w:ascii="Arial" w:eastAsia="Arial" w:hAnsi="Arial"/>
+          <w:sz w:val="18"/>
+          <w:highlight w:val="lightGray"/>
+        </w:rPr>
+        <w:t xml:space="preserve"> [8/14/2025]</w:t>
       </w:r>
     </w:p>
     <w:p>
@@ -2301,7 +2724,7 @@
           <w:ilvl w:val="0"/>
           <w:numId w:val="34"/>
         </w:numPr>
-        <w:spacing w:before="240"/>
+        <w:spacing w:before="240" w:after="0" w:line="276" w:lineRule="auto"/>
       </w:pPr>
       <w:r>
         <w:rPr>
@@ -2335,7 +2758,7 @@
           <w:ilvl w:val="0"/>
           <w:numId w:val="34"/>
         </w:numPr>
-        <w:spacing w:after="240"/>
+        <w:spacing w:after="240" w:line="276" w:lineRule="auto"/>
       </w:pPr>
       <w:r>
         <w:rPr>
@@ -2362,7 +2785,7 @@
     </w:p>
     <w:p>
       <w:r>
-        <w:pict w14:anchorId="221C75FF">
+        <w:pict w14:anchorId="38BF7F06">
           <v:rect id="_x0000_i1039" style="width:0;height:1.5pt" o:hralign="center" o:hrstd="t" o:hr="t" fillcolor="#a0a0a0" stroked="f"/>
         </w:pict>
       </w:r>
@@ -2398,51 +2821,77 @@
       </w:pPr>
       <w:r>
         <w:rPr>
-          <w:b/>
-          <w:shd w:val="clear" w:color="auto" w:fill="B7B7B7"/>
-        </w:rPr>
-        <w:t># Source</w:t>
-      </w:r>
-      <w:r>
-        <w:rPr>
-          <w:shd w:val="clear" w:color="auto" w:fill="B7B7B7"/>
-        </w:rPr>
-        <w:t xml:space="preserve">: </w:t>
-      </w:r>
-      <w:r>
-        <w:rPr>
-          <w:b/>
-          <w:shd w:val="clear" w:color="auto" w:fill="B7B7B7"/>
-        </w:rPr>
-        <w:t xml:space="preserve">Chatgpt </w:t>
-      </w:r>
-      <w:r>
-        <w:rPr>
-          <w:b/>
-          <w:sz w:val="14"/>
-          <w:szCs w:val="14"/>
-          <w:shd w:val="clear" w:color="auto" w:fill="B7B7B7"/>
-        </w:rPr>
-        <w:t>(GPT</w:t>
-      </w:r>
-      <w:r>
-        <w:rPr>
-          <w:rFonts w:ascii="Cambria Math" w:hAnsi="Cambria Math" w:cs="Cambria Math"/>
-          <w:b/>
-          <w:sz w:val="14"/>
-          <w:szCs w:val="14"/>
-          <w:shd w:val="clear" w:color="auto" w:fill="B7B7B7"/>
+          <w:rFonts w:ascii="Arial" w:eastAsia="Arial" w:hAnsi="Arial" w:cs="Arial"/>
+          <w:b/>
+          <w:color w:val="000000"/>
+          <w:sz w:val="18"/>
+          <w:highlight w:val="lightGray"/>
+        </w:rPr>
+        <w:t># Source: AI Source: Provided by: [Data Path</w:t>
+      </w:r>
+      <w:r>
+        <w:rPr>
+          <w:rFonts w:ascii="Arial" w:eastAsia="Arial" w:hAnsi="Arial" w:cs="Arial"/>
+          <w:color w:val="000000"/>
+          <w:sz w:val="18"/>
+          <w:highlight w:val="lightGray"/>
+        </w:rPr>
+        <w:t xml:space="preserve">: Persons Table -&gt; ID Column: 1, Name_En Column: Motasem Essam] -&gt; </w:t>
+      </w:r>
+      <w:r>
+        <w:rPr>
+          <w:rFonts w:ascii="Arial" w:eastAsia="Arial" w:hAnsi="Arial" w:cs="Arial"/>
+          <w:b/>
+          <w:color w:val="000000"/>
+          <w:sz w:val="18"/>
+          <w:highlight w:val="lightGray"/>
+        </w:rPr>
+        <w:t>From:</w:t>
+      </w:r>
+      <w:r>
+        <w:rPr>
+          <w:rFonts w:ascii="Arial" w:eastAsia="Arial" w:hAnsi="Arial" w:cs="Arial"/>
+          <w:color w:val="000000"/>
+          <w:sz w:val="18"/>
+          <w:highlight w:val="lightGray"/>
+        </w:rPr>
+        <w:t xml:space="preserve"> [Chatgpt (GPT</w:t>
+      </w:r>
+      <w:r>
+        <w:rPr>
+          <w:rFonts w:ascii="Arial" w:eastAsia="Arial" w:hAnsi="Arial" w:cs="Cambria Math"/>
+          <w:color w:val="000000"/>
+          <w:sz w:val="18"/>
+          <w:highlight w:val="lightGray"/>
         </w:rPr>
         <w:t>‑</w:t>
       </w:r>
       <w:r>
         <w:rPr>
-          <w:b/>
-          <w:sz w:val="14"/>
-          <w:szCs w:val="14"/>
-          <w:shd w:val="clear" w:color="auto" w:fill="B7B7B7"/>
-        </w:rPr>
-        <w:t>5 Mini) at [8/14/2025]</w:t>
+          <w:rFonts w:ascii="Arial" w:eastAsia="Arial" w:hAnsi="Arial" w:cs="Arial"/>
+          <w:color w:val="000000"/>
+          <w:sz w:val="18"/>
+          <w:highlight w:val="lightGray"/>
+        </w:rPr>
+        <w:t xml:space="preserve">5 Mini)] </w:t>
+      </w:r>
+      <w:r>
+        <w:rPr>
+          <w:rFonts w:ascii="Arial" w:eastAsia="Arial" w:hAnsi="Arial" w:cs="Arial"/>
+          <w:b/>
+          <w:color w:val="000000"/>
+          <w:sz w:val="18"/>
+          <w:highlight w:val="lightGray"/>
+        </w:rPr>
+        <w:t>on</w:t>
+      </w:r>
+      <w:r>
+        <w:rPr>
+          <w:rFonts w:ascii="Arial" w:eastAsia="Arial" w:hAnsi="Arial"/>
+          <w:sz w:val="18"/>
+          <w:highlight w:val="lightGray"/>
+        </w:rPr>
+        <w:t xml:space="preserve"> [8/14/2025]</w:t>
       </w:r>
     </w:p>
     <w:p>
@@ -2472,7 +2921,7 @@
           <w:ilvl w:val="0"/>
           <w:numId w:val="2"/>
         </w:numPr>
-        <w:spacing w:before="240"/>
+        <w:spacing w:before="240" w:after="0" w:line="276" w:lineRule="auto"/>
       </w:pPr>
       <w:r>
         <w:rPr>
@@ -2500,6 +2949,7 @@
           <w:ilvl w:val="0"/>
           <w:numId w:val="2"/>
         </w:numPr>
+        <w:spacing w:after="0" w:line="276" w:lineRule="auto"/>
       </w:pPr>
       <w:r>
         <w:rPr>
@@ -2527,6 +2977,7 @@
           <w:ilvl w:val="0"/>
           <w:numId w:val="2"/>
         </w:numPr>
+        <w:spacing w:after="0" w:line="276" w:lineRule="auto"/>
       </w:pPr>
       <w:r>
         <w:rPr>
@@ -2554,6 +3005,7 @@
           <w:ilvl w:val="0"/>
           <w:numId w:val="2"/>
         </w:numPr>
+        <w:spacing w:after="0" w:line="276" w:lineRule="auto"/>
       </w:pPr>
       <w:r>
         <w:rPr>
@@ -2581,6 +3033,7 @@
           <w:ilvl w:val="0"/>
           <w:numId w:val="2"/>
         </w:numPr>
+        <w:spacing w:after="0" w:line="276" w:lineRule="auto"/>
       </w:pPr>
       <w:r>
         <w:rPr>
@@ -2608,7 +3061,7 @@
           <w:ilvl w:val="0"/>
           <w:numId w:val="2"/>
         </w:numPr>
-        <w:spacing w:after="240"/>
+        <w:spacing w:after="240" w:line="276" w:lineRule="auto"/>
       </w:pPr>
       <w:r>
         <w:rPr>
@@ -2632,7 +3085,7 @@
     </w:p>
     <w:p>
       <w:r>
-        <w:pict w14:anchorId="38E76A4A">
+        <w:pict w14:anchorId="2578D981">
           <v:rect id="_x0000_i1040" style="width:0;height:1.5pt" o:hralign="center" o:hrstd="t" o:hr="t" fillcolor="#a0a0a0" stroked="f"/>
         </w:pict>
       </w:r>
@@ -2680,7 +3133,6 @@
       <w:bookmarkStart w:id="18" w:name="_kr60q1rfwbdn" w:colFirst="0" w:colLast="0"/>
       <w:bookmarkEnd w:id="18"/>
       <w:r>
-        <w:lastRenderedPageBreak/>
         <w:t>Roles and Responsibilities in Reviews</w:t>
       </w:r>
     </w:p>
@@ -2690,51 +3142,77 @@
       </w:pPr>
       <w:r>
         <w:rPr>
-          <w:b/>
-          <w:shd w:val="clear" w:color="auto" w:fill="B7B7B7"/>
-        </w:rPr>
-        <w:t># Source</w:t>
-      </w:r>
-      <w:r>
-        <w:rPr>
-          <w:shd w:val="clear" w:color="auto" w:fill="B7B7B7"/>
-        </w:rPr>
-        <w:t xml:space="preserve">: </w:t>
-      </w:r>
-      <w:r>
-        <w:rPr>
-          <w:b/>
-          <w:shd w:val="clear" w:color="auto" w:fill="B7B7B7"/>
-        </w:rPr>
-        <w:t xml:space="preserve">Chatgpt </w:t>
-      </w:r>
-      <w:r>
-        <w:rPr>
-          <w:b/>
-          <w:sz w:val="14"/>
-          <w:szCs w:val="14"/>
-          <w:shd w:val="clear" w:color="auto" w:fill="B7B7B7"/>
-        </w:rPr>
-        <w:t>(GPT</w:t>
-      </w:r>
-      <w:r>
-        <w:rPr>
-          <w:rFonts w:ascii="Cambria Math" w:hAnsi="Cambria Math" w:cs="Cambria Math"/>
-          <w:b/>
-          <w:sz w:val="14"/>
-          <w:szCs w:val="14"/>
-          <w:shd w:val="clear" w:color="auto" w:fill="B7B7B7"/>
+          <w:rFonts w:ascii="Arial" w:eastAsia="Arial" w:hAnsi="Arial" w:cs="Arial"/>
+          <w:b/>
+          <w:color w:val="000000"/>
+          <w:sz w:val="18"/>
+          <w:highlight w:val="lightGray"/>
+        </w:rPr>
+        <w:t># Source: AI Source: Provided by: [Data Path</w:t>
+      </w:r>
+      <w:r>
+        <w:rPr>
+          <w:rFonts w:ascii="Arial" w:eastAsia="Arial" w:hAnsi="Arial" w:cs="Arial"/>
+          <w:color w:val="000000"/>
+          <w:sz w:val="18"/>
+          <w:highlight w:val="lightGray"/>
+        </w:rPr>
+        <w:t xml:space="preserve">: Persons Table -&gt; ID Column: 1, Name_En Column: Motasem Essam] -&gt; </w:t>
+      </w:r>
+      <w:r>
+        <w:rPr>
+          <w:rFonts w:ascii="Arial" w:eastAsia="Arial" w:hAnsi="Arial" w:cs="Arial"/>
+          <w:b/>
+          <w:color w:val="000000"/>
+          <w:sz w:val="18"/>
+          <w:highlight w:val="lightGray"/>
+        </w:rPr>
+        <w:t>From:</w:t>
+      </w:r>
+      <w:r>
+        <w:rPr>
+          <w:rFonts w:ascii="Arial" w:eastAsia="Arial" w:hAnsi="Arial" w:cs="Arial"/>
+          <w:color w:val="000000"/>
+          <w:sz w:val="18"/>
+          <w:highlight w:val="lightGray"/>
+        </w:rPr>
+        <w:t xml:space="preserve"> [Chatgpt (GPT</w:t>
+      </w:r>
+      <w:r>
+        <w:rPr>
+          <w:rFonts w:ascii="Arial" w:eastAsia="Arial" w:hAnsi="Arial" w:cs="Cambria Math"/>
+          <w:color w:val="000000"/>
+          <w:sz w:val="18"/>
+          <w:highlight w:val="lightGray"/>
         </w:rPr>
         <w:t>‑</w:t>
       </w:r>
       <w:r>
         <w:rPr>
-          <w:b/>
-          <w:sz w:val="14"/>
-          <w:szCs w:val="14"/>
-          <w:shd w:val="clear" w:color="auto" w:fill="B7B7B7"/>
-        </w:rPr>
-        <w:t>5 Mini) at [8/14/2025]</w:t>
+          <w:rFonts w:ascii="Arial" w:eastAsia="Arial" w:hAnsi="Arial" w:cs="Arial"/>
+          <w:color w:val="000000"/>
+          <w:sz w:val="18"/>
+          <w:highlight w:val="lightGray"/>
+        </w:rPr>
+        <w:t xml:space="preserve">5 Mini)] </w:t>
+      </w:r>
+      <w:r>
+        <w:rPr>
+          <w:rFonts w:ascii="Arial" w:eastAsia="Arial" w:hAnsi="Arial" w:cs="Arial"/>
+          <w:b/>
+          <w:color w:val="000000"/>
+          <w:sz w:val="18"/>
+          <w:highlight w:val="lightGray"/>
+        </w:rPr>
+        <w:t>on</w:t>
+      </w:r>
+      <w:r>
+        <w:rPr>
+          <w:rFonts w:ascii="Arial" w:eastAsia="Arial" w:hAnsi="Arial"/>
+          <w:sz w:val="18"/>
+          <w:highlight w:val="lightGray"/>
+        </w:rPr>
+        <w:t xml:space="preserve"> [8/14/2025]</w:t>
       </w:r>
     </w:p>
     <w:p>
@@ -2766,7 +3244,7 @@
     </w:p>
     <w:p>
       <w:r>
-        <w:pict w14:anchorId="20E56AA2">
+        <w:pict w14:anchorId="283CF8EA">
           <v:rect id="_x0000_i1041" style="width:0;height:1.5pt" o:hralign="center" o:hrstd="t" o:hr="t" fillcolor="#a0a0a0" stroked="f"/>
         </w:pict>
       </w:r>
@@ -2789,51 +3267,77 @@
       </w:pPr>
       <w:r>
         <w:rPr>
-          <w:b/>
-          <w:shd w:val="clear" w:color="auto" w:fill="B7B7B7"/>
-        </w:rPr>
-        <w:t># Source</w:t>
-      </w:r>
-      <w:r>
-        <w:rPr>
-          <w:shd w:val="clear" w:color="auto" w:fill="B7B7B7"/>
-        </w:rPr>
-        <w:t xml:space="preserve">: </w:t>
-      </w:r>
-      <w:r>
-        <w:rPr>
-          <w:b/>
-          <w:shd w:val="clear" w:color="auto" w:fill="B7B7B7"/>
-        </w:rPr>
-        <w:t xml:space="preserve">Chatgpt </w:t>
-      </w:r>
-      <w:r>
-        <w:rPr>
-          <w:b/>
-          <w:sz w:val="14"/>
-          <w:szCs w:val="14"/>
-          <w:shd w:val="clear" w:color="auto" w:fill="B7B7B7"/>
-        </w:rPr>
-        <w:t>(GPT</w:t>
-      </w:r>
-      <w:r>
-        <w:rPr>
-          <w:rFonts w:ascii="Cambria Math" w:hAnsi="Cambria Math" w:cs="Cambria Math"/>
-          <w:b/>
-          <w:sz w:val="14"/>
-          <w:szCs w:val="14"/>
-          <w:shd w:val="clear" w:color="auto" w:fill="B7B7B7"/>
+          <w:rFonts w:ascii="Arial" w:eastAsia="Arial" w:hAnsi="Arial" w:cs="Arial"/>
+          <w:b/>
+          <w:color w:val="000000"/>
+          <w:sz w:val="18"/>
+          <w:highlight w:val="lightGray"/>
+        </w:rPr>
+        <w:t># Source: AI Source: Provided by: [Data Path</w:t>
+      </w:r>
+      <w:r>
+        <w:rPr>
+          <w:rFonts w:ascii="Arial" w:eastAsia="Arial" w:hAnsi="Arial" w:cs="Arial"/>
+          <w:color w:val="000000"/>
+          <w:sz w:val="18"/>
+          <w:highlight w:val="lightGray"/>
+        </w:rPr>
+        <w:t xml:space="preserve">: Persons Table -&gt; ID Column: 1, Name_En Column: Motasem Essam] -&gt; </w:t>
+      </w:r>
+      <w:r>
+        <w:rPr>
+          <w:rFonts w:ascii="Arial" w:eastAsia="Arial" w:hAnsi="Arial" w:cs="Arial"/>
+          <w:b/>
+          <w:color w:val="000000"/>
+          <w:sz w:val="18"/>
+          <w:highlight w:val="lightGray"/>
+        </w:rPr>
+        <w:t>From:</w:t>
+      </w:r>
+      <w:r>
+        <w:rPr>
+          <w:rFonts w:ascii="Arial" w:eastAsia="Arial" w:hAnsi="Arial" w:cs="Arial"/>
+          <w:color w:val="000000"/>
+          <w:sz w:val="18"/>
+          <w:highlight w:val="lightGray"/>
+        </w:rPr>
+        <w:t xml:space="preserve"> [Chatgpt (GPT</w:t>
+      </w:r>
+      <w:r>
+        <w:rPr>
+          <w:rFonts w:ascii="Arial" w:eastAsia="Arial" w:hAnsi="Arial" w:cs="Cambria Math"/>
+          <w:color w:val="000000"/>
+          <w:sz w:val="18"/>
+          <w:highlight w:val="lightGray"/>
         </w:rPr>
         <w:t>‑</w:t>
       </w:r>
       <w:r>
         <w:rPr>
-          <w:b/>
-          <w:sz w:val="14"/>
-          <w:szCs w:val="14"/>
-          <w:shd w:val="clear" w:color="auto" w:fill="B7B7B7"/>
-        </w:rPr>
-        <w:t>5 Mini) at [8/14/2025]</w:t>
+          <w:rFonts w:ascii="Arial" w:eastAsia="Arial" w:hAnsi="Arial" w:cs="Arial"/>
+          <w:color w:val="000000"/>
+          <w:sz w:val="18"/>
+          <w:highlight w:val="lightGray"/>
+        </w:rPr>
+        <w:t xml:space="preserve">5 Mini)] </w:t>
+      </w:r>
+      <w:r>
+        <w:rPr>
+          <w:rFonts w:ascii="Arial" w:eastAsia="Arial" w:hAnsi="Arial" w:cs="Arial"/>
+          <w:b/>
+          <w:color w:val="000000"/>
+          <w:sz w:val="18"/>
+          <w:highlight w:val="lightGray"/>
+        </w:rPr>
+        <w:t>on</w:t>
+      </w:r>
+      <w:r>
+        <w:rPr>
+          <w:rFonts w:ascii="Arial" w:eastAsia="Arial" w:hAnsi="Arial"/>
+          <w:sz w:val="18"/>
+          <w:highlight w:val="lightGray"/>
+        </w:rPr>
+        <w:t xml:space="preserve"> [8/14/2025]</w:t>
       </w:r>
     </w:p>
     <w:p>
@@ -2842,7 +3346,7 @@
           <w:ilvl w:val="0"/>
           <w:numId w:val="19"/>
         </w:numPr>
-        <w:spacing w:before="240"/>
+        <w:spacing w:before="240" w:after="0" w:line="276" w:lineRule="auto"/>
       </w:pPr>
       <w:r>
         <w:rPr>
@@ -2870,6 +3374,7 @@
           <w:ilvl w:val="0"/>
           <w:numId w:val="19"/>
         </w:numPr>
+        <w:spacing w:after="0" w:line="276" w:lineRule="auto"/>
         <w:rPr>
           <w:rFonts w:ascii="Roboto Mono" w:eastAsia="Roboto Mono" w:hAnsi="Roboto Mono" w:cs="Roboto Mono"/>
         </w:rPr>
@@ -2895,6 +3400,7 @@
           <w:ilvl w:val="1"/>
           <w:numId w:val="19"/>
         </w:numPr>
+        <w:spacing w:after="0" w:line="276" w:lineRule="auto"/>
         <w:rPr>
           <w:rFonts w:ascii="Roboto Mono" w:eastAsia="Roboto Mono" w:hAnsi="Roboto Mono" w:cs="Roboto Mono"/>
         </w:rPr>
@@ -2918,6 +3424,7 @@
           <w:ilvl w:val="1"/>
           <w:numId w:val="19"/>
         </w:numPr>
+        <w:spacing w:after="0" w:line="276" w:lineRule="auto"/>
         <w:rPr>
           <w:rFonts w:ascii="Roboto Mono" w:eastAsia="Roboto Mono" w:hAnsi="Roboto Mono" w:cs="Roboto Mono"/>
         </w:rPr>
@@ -2941,6 +3448,7 @@
           <w:ilvl w:val="1"/>
           <w:numId w:val="19"/>
         </w:numPr>
+        <w:spacing w:after="0" w:line="276" w:lineRule="auto"/>
         <w:rPr>
           <w:rFonts w:ascii="Roboto Mono" w:eastAsia="Roboto Mono" w:hAnsi="Roboto Mono" w:cs="Roboto Mono"/>
         </w:rPr>
@@ -2964,7 +3472,7 @@
           <w:ilvl w:val="1"/>
           <w:numId w:val="19"/>
         </w:numPr>
-        <w:spacing w:after="240"/>
+        <w:spacing w:after="240" w:line="276" w:lineRule="auto"/>
         <w:rPr>
           <w:rFonts w:ascii="Roboto Mono" w:eastAsia="Roboto Mono" w:hAnsi="Roboto Mono" w:cs="Roboto Mono"/>
         </w:rPr>
@@ -2984,7 +3492,7 @@
     </w:p>
     <w:p>
       <w:r>
-        <w:pict w14:anchorId="1C3882D9">
+        <w:pict w14:anchorId="4625F4AF">
           <v:rect id="_x0000_i1042" style="width:0;height:1.5pt" o:hralign="center" o:hrstd="t" o:hr="t" fillcolor="#a0a0a0" stroked="f"/>
         </w:pict>
       </w:r>
@@ -3007,51 +3515,77 @@
       </w:pPr>
       <w:r>
         <w:rPr>
-          <w:b/>
-          <w:shd w:val="clear" w:color="auto" w:fill="B7B7B7"/>
-        </w:rPr>
-        <w:t># Source</w:t>
-      </w:r>
-      <w:r>
-        <w:rPr>
-          <w:shd w:val="clear" w:color="auto" w:fill="B7B7B7"/>
-        </w:rPr>
-        <w:t xml:space="preserve">: </w:t>
-      </w:r>
-      <w:r>
-        <w:rPr>
-          <w:b/>
-          <w:shd w:val="clear" w:color="auto" w:fill="B7B7B7"/>
-        </w:rPr>
-        <w:t xml:space="preserve">Chatgpt </w:t>
-      </w:r>
-      <w:r>
-        <w:rPr>
-          <w:b/>
-          <w:sz w:val="14"/>
-          <w:szCs w:val="14"/>
-          <w:shd w:val="clear" w:color="auto" w:fill="B7B7B7"/>
-        </w:rPr>
-        <w:t>(GPT</w:t>
-      </w:r>
-      <w:r>
-        <w:rPr>
-          <w:rFonts w:ascii="Cambria Math" w:hAnsi="Cambria Math" w:cs="Cambria Math"/>
-          <w:b/>
-          <w:sz w:val="14"/>
-          <w:szCs w:val="14"/>
-          <w:shd w:val="clear" w:color="auto" w:fill="B7B7B7"/>
+          <w:rFonts w:ascii="Arial" w:eastAsia="Arial" w:hAnsi="Arial" w:cs="Arial"/>
+          <w:b/>
+          <w:color w:val="000000"/>
+          <w:sz w:val="18"/>
+          <w:highlight w:val="lightGray"/>
+        </w:rPr>
+        <w:t># Source: AI Source: Provided by: [Data Path</w:t>
+      </w:r>
+      <w:r>
+        <w:rPr>
+          <w:rFonts w:ascii="Arial" w:eastAsia="Arial" w:hAnsi="Arial" w:cs="Arial"/>
+          <w:color w:val="000000"/>
+          <w:sz w:val="18"/>
+          <w:highlight w:val="lightGray"/>
+        </w:rPr>
+        <w:t xml:space="preserve">: Persons Table -&gt; ID Column: 1, Name_En Column: Motasem Essam] -&gt; </w:t>
+      </w:r>
+      <w:r>
+        <w:rPr>
+          <w:rFonts w:ascii="Arial" w:eastAsia="Arial" w:hAnsi="Arial" w:cs="Arial"/>
+          <w:b/>
+          <w:color w:val="000000"/>
+          <w:sz w:val="18"/>
+          <w:highlight w:val="lightGray"/>
+        </w:rPr>
+        <w:t>From:</w:t>
+      </w:r>
+      <w:r>
+        <w:rPr>
+          <w:rFonts w:ascii="Arial" w:eastAsia="Arial" w:hAnsi="Arial" w:cs="Arial"/>
+          <w:color w:val="000000"/>
+          <w:sz w:val="18"/>
+          <w:highlight w:val="lightGray"/>
+        </w:rPr>
+        <w:t xml:space="preserve"> [Chatgpt (GPT</w:t>
+      </w:r>
+      <w:r>
+        <w:rPr>
+          <w:rFonts w:ascii="Arial" w:eastAsia="Arial" w:hAnsi="Arial" w:cs="Cambria Math"/>
+          <w:color w:val="000000"/>
+          <w:sz w:val="18"/>
+          <w:highlight w:val="lightGray"/>
         </w:rPr>
         <w:t>‑</w:t>
       </w:r>
       <w:r>
         <w:rPr>
-          <w:b/>
-          <w:sz w:val="14"/>
-          <w:szCs w:val="14"/>
-          <w:shd w:val="clear" w:color="auto" w:fill="B7B7B7"/>
-        </w:rPr>
-        <w:t>5 Mini) at [8/14/2025]</w:t>
+          <w:rFonts w:ascii="Arial" w:eastAsia="Arial" w:hAnsi="Arial" w:cs="Arial"/>
+          <w:color w:val="000000"/>
+          <w:sz w:val="18"/>
+          <w:highlight w:val="lightGray"/>
+        </w:rPr>
+        <w:t xml:space="preserve">5 Mini)] </w:t>
+      </w:r>
+      <w:r>
+        <w:rPr>
+          <w:rFonts w:ascii="Arial" w:eastAsia="Arial" w:hAnsi="Arial" w:cs="Arial"/>
+          <w:b/>
+          <w:color w:val="000000"/>
+          <w:sz w:val="18"/>
+          <w:highlight w:val="lightGray"/>
+        </w:rPr>
+        <w:t>on</w:t>
+      </w:r>
+      <w:r>
+        <w:rPr>
+          <w:rFonts w:ascii="Arial" w:eastAsia="Arial" w:hAnsi="Arial"/>
+          <w:sz w:val="18"/>
+          <w:highlight w:val="lightGray"/>
+        </w:rPr>
+        <w:t xml:space="preserve"> [8/14/2025]</w:t>
       </w:r>
     </w:p>
     <w:p>
@@ -3060,7 +3594,7 @@
           <w:ilvl w:val="0"/>
           <w:numId w:val="24"/>
         </w:numPr>
-        <w:spacing w:before="240"/>
+        <w:spacing w:before="240" w:after="0" w:line="276" w:lineRule="auto"/>
       </w:pPr>
       <w:r>
         <w:rPr>
@@ -3088,6 +3622,7 @@
           <w:ilvl w:val="0"/>
           <w:numId w:val="24"/>
         </w:numPr>
+        <w:spacing w:after="0" w:line="276" w:lineRule="auto"/>
         <w:rPr>
           <w:rFonts w:ascii="Roboto Mono" w:eastAsia="Roboto Mono" w:hAnsi="Roboto Mono" w:cs="Roboto Mono"/>
         </w:rPr>
@@ -3113,6 +3648,7 @@
           <w:ilvl w:val="1"/>
           <w:numId w:val="24"/>
         </w:numPr>
+        <w:spacing w:after="0" w:line="276" w:lineRule="auto"/>
         <w:rPr>
           <w:rFonts w:ascii="Roboto Mono" w:eastAsia="Roboto Mono" w:hAnsi="Roboto Mono" w:cs="Roboto Mono"/>
         </w:rPr>
@@ -3136,6 +3672,7 @@
           <w:ilvl w:val="1"/>
           <w:numId w:val="24"/>
         </w:numPr>
+        <w:spacing w:after="0" w:line="276" w:lineRule="auto"/>
         <w:rPr>
           <w:rFonts w:ascii="Roboto Mono" w:eastAsia="Roboto Mono" w:hAnsi="Roboto Mono" w:cs="Roboto Mono"/>
         </w:rPr>
@@ -3159,15 +3696,15 @@
           <w:ilvl w:val="1"/>
           <w:numId w:val="24"/>
         </w:numPr>
-        <w:rPr>
-          <w:rFonts w:ascii="Roboto Mono" w:eastAsia="Roboto Mono" w:hAnsi="Roboto Mono" w:cs="Roboto Mono"/>
-        </w:rPr>
-      </w:pPr>
-      <w:r>
-        <w:rPr>
-          <w:rFonts w:ascii="Roboto Mono" w:eastAsia="Roboto Mono" w:hAnsi="Roboto Mono" w:cs="Roboto Mono"/>
-        </w:rPr>
-        <w:lastRenderedPageBreak/>
+        <w:spacing w:after="0" w:line="276" w:lineRule="auto"/>
+        <w:rPr>
+          <w:rFonts w:ascii="Roboto Mono" w:eastAsia="Roboto Mono" w:hAnsi="Roboto Mono" w:cs="Roboto Mono"/>
+        </w:rPr>
+      </w:pPr>
+      <w:r>
+        <w:rPr>
+          <w:rFonts w:ascii="Roboto Mono" w:eastAsia="Roboto Mono" w:hAnsi="Roboto Mono" w:cs="Roboto Mono"/>
+        </w:rPr>
         <w:t>Ensure the review follows the agreed process.</w:t>
       </w:r>
       <w:r>
@@ -3183,6 +3720,7 @@
           <w:ilvl w:val="1"/>
           <w:numId w:val="24"/>
         </w:numPr>
+        <w:spacing w:after="0" w:line="276" w:lineRule="auto"/>
         <w:rPr>
           <w:rFonts w:ascii="Roboto Mono" w:eastAsia="Roboto Mono" w:hAnsi="Roboto Mono" w:cs="Roboto Mono"/>
         </w:rPr>
@@ -3206,7 +3744,7 @@
           <w:ilvl w:val="1"/>
           <w:numId w:val="24"/>
         </w:numPr>
-        <w:spacing w:after="240"/>
+        <w:spacing w:after="240" w:line="276" w:lineRule="auto"/>
         <w:rPr>
           <w:rFonts w:ascii="Roboto Mono" w:eastAsia="Roboto Mono" w:hAnsi="Roboto Mono" w:cs="Roboto Mono"/>
         </w:rPr>
@@ -3226,7 +3764,7 @@
     </w:p>
     <w:p>
       <w:r>
-        <w:pict w14:anchorId="3F0088F0">
+        <w:pict w14:anchorId="3928C8F2">
           <v:rect id="_x0000_i1043" style="width:0;height:1.5pt" o:hralign="center" o:hrstd="t" o:hr="t" fillcolor="#a0a0a0" stroked="f"/>
         </w:pict>
       </w:r>
@@ -3249,51 +3787,77 @@
       </w:pPr>
       <w:r>
         <w:rPr>
-          <w:b/>
-          <w:shd w:val="clear" w:color="auto" w:fill="B7B7B7"/>
-        </w:rPr>
-        <w:t># Source</w:t>
-      </w:r>
-      <w:r>
-        <w:rPr>
-          <w:shd w:val="clear" w:color="auto" w:fill="B7B7B7"/>
-        </w:rPr>
-        <w:t xml:space="preserve">: </w:t>
-      </w:r>
-      <w:r>
-        <w:rPr>
-          <w:b/>
-          <w:shd w:val="clear" w:color="auto" w:fill="B7B7B7"/>
-        </w:rPr>
-        <w:t xml:space="preserve">Chatgpt </w:t>
-      </w:r>
-      <w:r>
-        <w:rPr>
-          <w:b/>
-          <w:sz w:val="14"/>
-          <w:szCs w:val="14"/>
-          <w:shd w:val="clear" w:color="auto" w:fill="B7B7B7"/>
-        </w:rPr>
-        <w:t>(GPT</w:t>
-      </w:r>
-      <w:r>
-        <w:rPr>
-          <w:rFonts w:ascii="Cambria Math" w:hAnsi="Cambria Math" w:cs="Cambria Math"/>
-          <w:b/>
-          <w:sz w:val="14"/>
-          <w:szCs w:val="14"/>
-          <w:shd w:val="clear" w:color="auto" w:fill="B7B7B7"/>
+          <w:rFonts w:ascii="Arial" w:eastAsia="Arial" w:hAnsi="Arial" w:cs="Arial"/>
+          <w:b/>
+          <w:color w:val="000000"/>
+          <w:sz w:val="18"/>
+          <w:highlight w:val="lightGray"/>
+        </w:rPr>
+        <w:t># Source: AI Source: Provided by: [Data Path</w:t>
+      </w:r>
+      <w:r>
+        <w:rPr>
+          <w:rFonts w:ascii="Arial" w:eastAsia="Arial" w:hAnsi="Arial" w:cs="Arial"/>
+          <w:color w:val="000000"/>
+          <w:sz w:val="18"/>
+          <w:highlight w:val="lightGray"/>
+        </w:rPr>
+        <w:t xml:space="preserve">: Persons Table -&gt; ID Column: 1, Name_En Column: Motasem Essam] -&gt; </w:t>
+      </w:r>
+      <w:r>
+        <w:rPr>
+          <w:rFonts w:ascii="Arial" w:eastAsia="Arial" w:hAnsi="Arial" w:cs="Arial"/>
+          <w:b/>
+          <w:color w:val="000000"/>
+          <w:sz w:val="18"/>
+          <w:highlight w:val="lightGray"/>
+        </w:rPr>
+        <w:t>From:</w:t>
+      </w:r>
+      <w:r>
+        <w:rPr>
+          <w:rFonts w:ascii="Arial" w:eastAsia="Arial" w:hAnsi="Arial" w:cs="Arial"/>
+          <w:color w:val="000000"/>
+          <w:sz w:val="18"/>
+          <w:highlight w:val="lightGray"/>
+        </w:rPr>
+        <w:t xml:space="preserve"> [Chatgpt (GPT</w:t>
+      </w:r>
+      <w:r>
+        <w:rPr>
+          <w:rFonts w:ascii="Arial" w:eastAsia="Arial" w:hAnsi="Arial" w:cs="Cambria Math"/>
+          <w:color w:val="000000"/>
+          <w:sz w:val="18"/>
+          <w:highlight w:val="lightGray"/>
         </w:rPr>
         <w:t>‑</w:t>
       </w:r>
       <w:r>
         <w:rPr>
-          <w:b/>
-          <w:sz w:val="14"/>
-          <w:szCs w:val="14"/>
-          <w:shd w:val="clear" w:color="auto" w:fill="B7B7B7"/>
-        </w:rPr>
-        <w:t>5 Mini) at [8/14/2025]</w:t>
+          <w:rFonts w:ascii="Arial" w:eastAsia="Arial" w:hAnsi="Arial" w:cs="Arial"/>
+          <w:color w:val="000000"/>
+          <w:sz w:val="18"/>
+          <w:highlight w:val="lightGray"/>
+        </w:rPr>
+        <w:t xml:space="preserve">5 Mini)] </w:t>
+      </w:r>
+      <w:r>
+        <w:rPr>
+          <w:rFonts w:ascii="Arial" w:eastAsia="Arial" w:hAnsi="Arial" w:cs="Arial"/>
+          <w:b/>
+          <w:color w:val="000000"/>
+          <w:sz w:val="18"/>
+          <w:highlight w:val="lightGray"/>
+        </w:rPr>
+        <w:t>on</w:t>
+      </w:r>
+      <w:r>
+        <w:rPr>
+          <w:rFonts w:ascii="Arial" w:eastAsia="Arial" w:hAnsi="Arial"/>
+          <w:sz w:val="18"/>
+          <w:highlight w:val="lightGray"/>
+        </w:rPr>
+        <w:t xml:space="preserve"> [8/14/2025]</w:t>
       </w:r>
     </w:p>
     <w:p>
@@ -3302,7 +3866,7 @@
           <w:ilvl w:val="0"/>
           <w:numId w:val="21"/>
         </w:numPr>
-        <w:spacing w:before="240"/>
+        <w:spacing w:before="240" w:after="0" w:line="276" w:lineRule="auto"/>
       </w:pPr>
       <w:r>
         <w:rPr>
@@ -3330,6 +3894,7 @@
           <w:ilvl w:val="0"/>
           <w:numId w:val="21"/>
         </w:numPr>
+        <w:spacing w:after="0" w:line="276" w:lineRule="auto"/>
         <w:rPr>
           <w:rFonts w:ascii="Roboto Mono" w:eastAsia="Roboto Mono" w:hAnsi="Roboto Mono" w:cs="Roboto Mono"/>
         </w:rPr>
@@ -3355,6 +3920,7 @@
           <w:ilvl w:val="1"/>
           <w:numId w:val="21"/>
         </w:numPr>
+        <w:spacing w:after="0" w:line="276" w:lineRule="auto"/>
         <w:rPr>
           <w:rFonts w:ascii="Roboto Mono" w:eastAsia="Roboto Mono" w:hAnsi="Roboto Mono" w:cs="Roboto Mono"/>
         </w:rPr>
@@ -3378,6 +3944,7 @@
           <w:ilvl w:val="1"/>
           <w:numId w:val="21"/>
         </w:numPr>
+        <w:spacing w:after="0" w:line="276" w:lineRule="auto"/>
         <w:rPr>
           <w:rFonts w:ascii="Roboto Mono" w:eastAsia="Roboto Mono" w:hAnsi="Roboto Mono" w:cs="Roboto Mono"/>
         </w:rPr>
@@ -3401,6 +3968,7 @@
           <w:ilvl w:val="1"/>
           <w:numId w:val="21"/>
         </w:numPr>
+        <w:spacing w:after="0" w:line="276" w:lineRule="auto"/>
         <w:rPr>
           <w:rFonts w:ascii="Roboto Mono" w:eastAsia="Roboto Mono" w:hAnsi="Roboto Mono" w:cs="Roboto Mono"/>
         </w:rPr>
@@ -3424,7 +3992,7 @@
           <w:ilvl w:val="1"/>
           <w:numId w:val="21"/>
         </w:numPr>
-        <w:spacing w:after="240"/>
+        <w:spacing w:after="240" w:line="276" w:lineRule="auto"/>
       </w:pPr>
       <w:r>
         <w:rPr>
@@ -3438,7 +4006,7 @@
     </w:p>
     <w:p>
       <w:r>
-        <w:pict w14:anchorId="12922B51">
+        <w:pict w14:anchorId="6CB1D0EA">
           <v:rect id="_x0000_i1044" style="width:0;height:1.5pt" o:hralign="center" o:hrstd="t" o:hr="t" fillcolor="#a0a0a0" stroked="f"/>
         </w:pict>
       </w:r>
@@ -3461,51 +4029,77 @@
       </w:pPr>
       <w:r>
         <w:rPr>
-          <w:b/>
-          <w:shd w:val="clear" w:color="auto" w:fill="B7B7B7"/>
-        </w:rPr>
-        <w:t># Source</w:t>
-      </w:r>
-      <w:r>
-        <w:rPr>
-          <w:shd w:val="clear" w:color="auto" w:fill="B7B7B7"/>
-        </w:rPr>
-        <w:t xml:space="preserve">: </w:t>
-      </w:r>
-      <w:r>
-        <w:rPr>
-          <w:b/>
-          <w:shd w:val="clear" w:color="auto" w:fill="B7B7B7"/>
-        </w:rPr>
-        <w:t xml:space="preserve">Chatgpt </w:t>
-      </w:r>
-      <w:r>
-        <w:rPr>
-          <w:b/>
-          <w:sz w:val="14"/>
-          <w:szCs w:val="14"/>
-          <w:shd w:val="clear" w:color="auto" w:fill="B7B7B7"/>
-        </w:rPr>
-        <w:t>(GPT</w:t>
-      </w:r>
-      <w:r>
-        <w:rPr>
-          <w:rFonts w:ascii="Cambria Math" w:hAnsi="Cambria Math" w:cs="Cambria Math"/>
-          <w:b/>
-          <w:sz w:val="14"/>
-          <w:szCs w:val="14"/>
-          <w:shd w:val="clear" w:color="auto" w:fill="B7B7B7"/>
+          <w:rFonts w:ascii="Arial" w:eastAsia="Arial" w:hAnsi="Arial" w:cs="Arial"/>
+          <w:b/>
+          <w:color w:val="000000"/>
+          <w:sz w:val="18"/>
+          <w:highlight w:val="lightGray"/>
+        </w:rPr>
+        <w:t># Source: AI Source: Provided by: [Data Path</w:t>
+      </w:r>
+      <w:r>
+        <w:rPr>
+          <w:rFonts w:ascii="Arial" w:eastAsia="Arial" w:hAnsi="Arial" w:cs="Arial"/>
+          <w:color w:val="000000"/>
+          <w:sz w:val="18"/>
+          <w:highlight w:val="lightGray"/>
+        </w:rPr>
+        <w:t xml:space="preserve">: Persons Table -&gt; ID Column: 1, Name_En Column: Motasem Essam] -&gt; </w:t>
+      </w:r>
+      <w:r>
+        <w:rPr>
+          <w:rFonts w:ascii="Arial" w:eastAsia="Arial" w:hAnsi="Arial" w:cs="Arial"/>
+          <w:b/>
+          <w:color w:val="000000"/>
+          <w:sz w:val="18"/>
+          <w:highlight w:val="lightGray"/>
+        </w:rPr>
+        <w:t>From:</w:t>
+      </w:r>
+      <w:r>
+        <w:rPr>
+          <w:rFonts w:ascii="Arial" w:eastAsia="Arial" w:hAnsi="Arial" w:cs="Arial"/>
+          <w:color w:val="000000"/>
+          <w:sz w:val="18"/>
+          <w:highlight w:val="lightGray"/>
+        </w:rPr>
+        <w:t xml:space="preserve"> [Chatgpt (GPT</w:t>
+      </w:r>
+      <w:r>
+        <w:rPr>
+          <w:rFonts w:ascii="Arial" w:eastAsia="Arial" w:hAnsi="Arial" w:cs="Cambria Math"/>
+          <w:color w:val="000000"/>
+          <w:sz w:val="18"/>
+          <w:highlight w:val="lightGray"/>
         </w:rPr>
         <w:t>‑</w:t>
       </w:r>
       <w:r>
         <w:rPr>
-          <w:b/>
-          <w:sz w:val="14"/>
-          <w:szCs w:val="14"/>
-          <w:shd w:val="clear" w:color="auto" w:fill="B7B7B7"/>
-        </w:rPr>
-        <w:t>5 Mini) at [8/14/2025]</w:t>
+          <w:rFonts w:ascii="Arial" w:eastAsia="Arial" w:hAnsi="Arial" w:cs="Arial"/>
+          <w:color w:val="000000"/>
+          <w:sz w:val="18"/>
+          <w:highlight w:val="lightGray"/>
+        </w:rPr>
+        <w:t xml:space="preserve">5 Mini)] </w:t>
+      </w:r>
+      <w:r>
+        <w:rPr>
+          <w:rFonts w:ascii="Arial" w:eastAsia="Arial" w:hAnsi="Arial" w:cs="Arial"/>
+          <w:b/>
+          <w:color w:val="000000"/>
+          <w:sz w:val="18"/>
+          <w:highlight w:val="lightGray"/>
+        </w:rPr>
+        <w:t>on</w:t>
+      </w:r>
+      <w:r>
+        <w:rPr>
+          <w:rFonts w:ascii="Arial" w:eastAsia="Arial" w:hAnsi="Arial"/>
+          <w:sz w:val="18"/>
+          <w:highlight w:val="lightGray"/>
+        </w:rPr>
+        <w:t xml:space="preserve"> [8/14/2025]</w:t>
       </w:r>
     </w:p>
     <w:p>
@@ -3514,7 +4108,7 @@
           <w:ilvl w:val="0"/>
           <w:numId w:val="4"/>
         </w:numPr>
-        <w:spacing w:before="240"/>
+        <w:spacing w:before="240" w:after="0" w:line="276" w:lineRule="auto"/>
       </w:pPr>
       <w:r>
         <w:rPr>
@@ -3542,6 +4136,7 @@
           <w:ilvl w:val="0"/>
           <w:numId w:val="4"/>
         </w:numPr>
+        <w:spacing w:after="0" w:line="276" w:lineRule="auto"/>
         <w:rPr>
           <w:rFonts w:ascii="Roboto Mono" w:eastAsia="Roboto Mono" w:hAnsi="Roboto Mono" w:cs="Roboto Mono"/>
         </w:rPr>
@@ -3567,6 +4162,7 @@
           <w:ilvl w:val="1"/>
           <w:numId w:val="4"/>
         </w:numPr>
+        <w:spacing w:after="0" w:line="276" w:lineRule="auto"/>
         <w:rPr>
           <w:rFonts w:ascii="Roboto Mono" w:eastAsia="Roboto Mono" w:hAnsi="Roboto Mono" w:cs="Roboto Mono"/>
         </w:rPr>
@@ -3590,6 +4186,7 @@
           <w:ilvl w:val="1"/>
           <w:numId w:val="4"/>
         </w:numPr>
+        <w:spacing w:after="0" w:line="276" w:lineRule="auto"/>
         <w:rPr>
           <w:rFonts w:ascii="Roboto Mono" w:eastAsia="Roboto Mono" w:hAnsi="Roboto Mono" w:cs="Roboto Mono"/>
         </w:rPr>
@@ -3613,16 +4210,15 @@
           <w:ilvl w:val="1"/>
           <w:numId w:val="4"/>
         </w:numPr>
-        <w:spacing w:after="240"/>
-        <w:rPr>
-          <w:rFonts w:ascii="Roboto Mono" w:eastAsia="Roboto Mono" w:hAnsi="Roboto Mono" w:cs="Roboto Mono"/>
-        </w:rPr>
-      </w:pPr>
-      <w:r>
-        <w:rPr>
-          <w:rFonts w:ascii="Roboto Mono" w:eastAsia="Roboto Mono" w:hAnsi="Roboto Mono" w:cs="Roboto Mono"/>
-        </w:rPr>
-        <w:lastRenderedPageBreak/>
+        <w:spacing w:after="240" w:line="276" w:lineRule="auto"/>
+        <w:rPr>
+          <w:rFonts w:ascii="Roboto Mono" w:eastAsia="Roboto Mono" w:hAnsi="Roboto Mono" w:cs="Roboto Mono"/>
+        </w:rPr>
+      </w:pPr>
+      <w:r>
+        <w:rPr>
+          <w:rFonts w:ascii="Roboto Mono" w:eastAsia="Roboto Mono" w:hAnsi="Roboto Mono" w:cs="Roboto Mono"/>
+        </w:rPr>
         <w:t>Share documented findings with the team after the meeting.</w:t>
       </w:r>
       <w:r>
@@ -3634,7 +4230,7 @@
     </w:p>
     <w:p>
       <w:r>
-        <w:pict w14:anchorId="0C948AE3">
+        <w:pict w14:anchorId="7CA89B83">
           <v:rect id="_x0000_i1045" style="width:0;height:1.5pt" o:hralign="center" o:hrstd="t" o:hr="t" fillcolor="#a0a0a0" stroked="f"/>
         </w:pict>
       </w:r>
@@ -3657,51 +4253,77 @@
       </w:pPr>
       <w:r>
         <w:rPr>
-          <w:b/>
-          <w:shd w:val="clear" w:color="auto" w:fill="B7B7B7"/>
-        </w:rPr>
-        <w:t># Source</w:t>
-      </w:r>
-      <w:r>
-        <w:rPr>
-          <w:shd w:val="clear" w:color="auto" w:fill="B7B7B7"/>
-        </w:rPr>
-        <w:t xml:space="preserve">: </w:t>
-      </w:r>
-      <w:r>
-        <w:rPr>
-          <w:b/>
-          <w:shd w:val="clear" w:color="auto" w:fill="B7B7B7"/>
-        </w:rPr>
-        <w:t xml:space="preserve">Chatgpt </w:t>
-      </w:r>
-      <w:r>
-        <w:rPr>
-          <w:b/>
-          <w:sz w:val="14"/>
-          <w:szCs w:val="14"/>
-          <w:shd w:val="clear" w:color="auto" w:fill="B7B7B7"/>
-        </w:rPr>
-        <w:t>(GPT</w:t>
-      </w:r>
-      <w:r>
-        <w:rPr>
-          <w:rFonts w:ascii="Cambria Math" w:hAnsi="Cambria Math" w:cs="Cambria Math"/>
-          <w:b/>
-          <w:sz w:val="14"/>
-          <w:szCs w:val="14"/>
-          <w:shd w:val="clear" w:color="auto" w:fill="B7B7B7"/>
+          <w:rFonts w:ascii="Arial" w:eastAsia="Arial" w:hAnsi="Arial" w:cs="Arial"/>
+          <w:b/>
+          <w:color w:val="000000"/>
+          <w:sz w:val="18"/>
+          <w:highlight w:val="lightGray"/>
+        </w:rPr>
+        <w:t># Source: AI Source: Provided by: [Data Path</w:t>
+      </w:r>
+      <w:r>
+        <w:rPr>
+          <w:rFonts w:ascii="Arial" w:eastAsia="Arial" w:hAnsi="Arial" w:cs="Arial"/>
+          <w:color w:val="000000"/>
+          <w:sz w:val="18"/>
+          <w:highlight w:val="lightGray"/>
+        </w:rPr>
+        <w:t xml:space="preserve">: Persons Table -&gt; ID Column: 1, Name_En Column: Motasem Essam] -&gt; </w:t>
+      </w:r>
+      <w:r>
+        <w:rPr>
+          <w:rFonts w:ascii="Arial" w:eastAsia="Arial" w:hAnsi="Arial" w:cs="Arial"/>
+          <w:b/>
+          <w:color w:val="000000"/>
+          <w:sz w:val="18"/>
+          <w:highlight w:val="lightGray"/>
+        </w:rPr>
+        <w:t>From:</w:t>
+      </w:r>
+      <w:r>
+        <w:rPr>
+          <w:rFonts w:ascii="Arial" w:eastAsia="Arial" w:hAnsi="Arial" w:cs="Arial"/>
+          <w:color w:val="000000"/>
+          <w:sz w:val="18"/>
+          <w:highlight w:val="lightGray"/>
+        </w:rPr>
+        <w:t xml:space="preserve"> [Chatgpt (GPT</w:t>
+      </w:r>
+      <w:r>
+        <w:rPr>
+          <w:rFonts w:ascii="Arial" w:eastAsia="Arial" w:hAnsi="Arial" w:cs="Cambria Math"/>
+          <w:color w:val="000000"/>
+          <w:sz w:val="18"/>
+          <w:highlight w:val="lightGray"/>
         </w:rPr>
         <w:t>‑</w:t>
       </w:r>
       <w:r>
         <w:rPr>
-          <w:b/>
-          <w:sz w:val="14"/>
-          <w:szCs w:val="14"/>
-          <w:shd w:val="clear" w:color="auto" w:fill="B7B7B7"/>
-        </w:rPr>
-        <w:t>5 Mini) at [8/14/2025]</w:t>
+          <w:rFonts w:ascii="Arial" w:eastAsia="Arial" w:hAnsi="Arial" w:cs="Arial"/>
+          <w:color w:val="000000"/>
+          <w:sz w:val="18"/>
+          <w:highlight w:val="lightGray"/>
+        </w:rPr>
+        <w:t xml:space="preserve">5 Mini)] </w:t>
+      </w:r>
+      <w:r>
+        <w:rPr>
+          <w:rFonts w:ascii="Arial" w:eastAsia="Arial" w:hAnsi="Arial" w:cs="Arial"/>
+          <w:b/>
+          <w:color w:val="000000"/>
+          <w:sz w:val="18"/>
+          <w:highlight w:val="lightGray"/>
+        </w:rPr>
+        <w:t>on</w:t>
+      </w:r>
+      <w:r>
+        <w:rPr>
+          <w:rFonts w:ascii="Arial" w:eastAsia="Arial" w:hAnsi="Arial"/>
+          <w:sz w:val="18"/>
+          <w:highlight w:val="lightGray"/>
+        </w:rPr>
+        <w:t xml:space="preserve"> [8/14/2025]</w:t>
       </w:r>
     </w:p>
     <w:p>
@@ -3710,7 +4332,7 @@
           <w:ilvl w:val="0"/>
           <w:numId w:val="8"/>
         </w:numPr>
-        <w:spacing w:before="240"/>
+        <w:spacing w:before="240" w:after="0" w:line="276" w:lineRule="auto"/>
       </w:pPr>
       <w:r>
         <w:rPr>
@@ -3738,6 +4360,7 @@
           <w:ilvl w:val="0"/>
           <w:numId w:val="8"/>
         </w:numPr>
+        <w:spacing w:after="0" w:line="276" w:lineRule="auto"/>
         <w:rPr>
           <w:rFonts w:ascii="Roboto Mono" w:eastAsia="Roboto Mono" w:hAnsi="Roboto Mono" w:cs="Roboto Mono"/>
         </w:rPr>
@@ -3763,6 +4386,7 @@
           <w:ilvl w:val="1"/>
           <w:numId w:val="8"/>
         </w:numPr>
+        <w:spacing w:after="0" w:line="276" w:lineRule="auto"/>
         <w:rPr>
           <w:rFonts w:ascii="Roboto Mono" w:eastAsia="Roboto Mono" w:hAnsi="Roboto Mono" w:cs="Roboto Mono"/>
         </w:rPr>
@@ -3786,6 +4410,7 @@
           <w:ilvl w:val="1"/>
           <w:numId w:val="8"/>
         </w:numPr>
+        <w:spacing w:after="0" w:line="276" w:lineRule="auto"/>
         <w:rPr>
           <w:rFonts w:ascii="Roboto Mono" w:eastAsia="Roboto Mono" w:hAnsi="Roboto Mono" w:cs="Roboto Mono"/>
         </w:rPr>
@@ -3809,7 +4434,7 @@
           <w:ilvl w:val="1"/>
           <w:numId w:val="8"/>
         </w:numPr>
-        <w:spacing w:after="240"/>
+        <w:spacing w:after="240" w:line="276" w:lineRule="auto"/>
       </w:pPr>
       <w:r>
         <w:rPr>
@@ -3823,7 +4448,7 @@
     </w:p>
     <w:p>
       <w:r>
-        <w:pict w14:anchorId="39A0CC61">
+        <w:pict w14:anchorId="6B62F031">
           <v:rect id="_x0000_i1046" style="width:0;height:1.5pt" o:hralign="center" o:hrstd="t" o:hr="t" fillcolor="#a0a0a0" stroked="f"/>
         </w:pict>
       </w:r>
@@ -3880,7 +4505,7 @@
           <w:ilvl w:val="0"/>
           <w:numId w:val="5"/>
         </w:numPr>
-        <w:spacing w:before="240"/>
+        <w:spacing w:before="240" w:after="0" w:line="276" w:lineRule="auto"/>
       </w:pPr>
       <w:r>
         <w:rPr>
@@ -3908,6 +4533,7 @@
           <w:ilvl w:val="0"/>
           <w:numId w:val="5"/>
         </w:numPr>
+        <w:spacing w:after="0" w:line="276" w:lineRule="auto"/>
       </w:pPr>
       <w:r>
         <w:rPr>
@@ -3935,6 +4561,7 @@
           <w:ilvl w:val="0"/>
           <w:numId w:val="5"/>
         </w:numPr>
+        <w:spacing w:after="0" w:line="276" w:lineRule="auto"/>
       </w:pPr>
       <w:r>
         <w:rPr>
@@ -3962,6 +4589,7 @@
           <w:ilvl w:val="0"/>
           <w:numId w:val="5"/>
         </w:numPr>
+        <w:spacing w:after="0" w:line="276" w:lineRule="auto"/>
       </w:pPr>
       <w:r>
         <w:rPr>
@@ -3989,7 +4617,7 @@
           <w:ilvl w:val="0"/>
           <w:numId w:val="5"/>
         </w:numPr>
-        <w:spacing w:after="240"/>
+        <w:spacing w:after="240" w:line="276" w:lineRule="auto"/>
       </w:pPr>
       <w:r>
         <w:rPr>
@@ -4010,7 +4638,7 @@
     </w:p>
     <w:p>
       <w:r>
-        <w:pict w14:anchorId="68CD7BA1">
+        <w:pict w14:anchorId="4DA56E87">
           <v:rect id="_x0000_i1047" style="width:0;height:1.5pt" o:hralign="center" o:hrstd="t" o:hr="t" fillcolor="#a0a0a0" stroked="f"/>
         </w:pict>
       </w:r>
@@ -4030,7 +4658,6 @@
       <w:bookmarkStart w:id="25" w:name="_n5kmh2fyq0i1" w:colFirst="0" w:colLast="0"/>
       <w:bookmarkEnd w:id="25"/>
       <w:r>
-        <w:lastRenderedPageBreak/>
         <w:t>Early and frequent stakeholder feedback</w:t>
       </w:r>
     </w:p>
@@ -4040,51 +4667,77 @@
       </w:pPr>
       <w:r>
         <w:rPr>
-          <w:b/>
-          <w:shd w:val="clear" w:color="auto" w:fill="B7B7B7"/>
-        </w:rPr>
-        <w:t># Source</w:t>
-      </w:r>
-      <w:r>
-        <w:rPr>
-          <w:shd w:val="clear" w:color="auto" w:fill="B7B7B7"/>
-        </w:rPr>
-        <w:t xml:space="preserve">: </w:t>
-      </w:r>
-      <w:r>
-        <w:rPr>
-          <w:b/>
-          <w:shd w:val="clear" w:color="auto" w:fill="B7B7B7"/>
-        </w:rPr>
-        <w:t xml:space="preserve">Chatgpt </w:t>
-      </w:r>
-      <w:r>
-        <w:rPr>
-          <w:b/>
-          <w:sz w:val="14"/>
-          <w:szCs w:val="14"/>
-          <w:shd w:val="clear" w:color="auto" w:fill="B7B7B7"/>
-        </w:rPr>
-        <w:t>(GPT</w:t>
-      </w:r>
-      <w:r>
-        <w:rPr>
-          <w:rFonts w:ascii="Cambria Math" w:hAnsi="Cambria Math" w:cs="Cambria Math"/>
-          <w:b/>
-          <w:sz w:val="14"/>
-          <w:szCs w:val="14"/>
-          <w:shd w:val="clear" w:color="auto" w:fill="B7B7B7"/>
+          <w:rFonts w:ascii="Arial" w:eastAsia="Arial" w:hAnsi="Arial" w:cs="Arial"/>
+          <w:b/>
+          <w:color w:val="000000"/>
+          <w:sz w:val="18"/>
+          <w:highlight w:val="lightGray"/>
+        </w:rPr>
+        <w:t># Source: AI Source: Provided by: [Data Path</w:t>
+      </w:r>
+      <w:r>
+        <w:rPr>
+          <w:rFonts w:ascii="Arial" w:eastAsia="Arial" w:hAnsi="Arial" w:cs="Arial"/>
+          <w:color w:val="000000"/>
+          <w:sz w:val="18"/>
+          <w:highlight w:val="lightGray"/>
+        </w:rPr>
+        <w:t xml:space="preserve">: Persons Table -&gt; ID Column: 1, Name_En Column: Motasem Essam] -&gt; </w:t>
+      </w:r>
+      <w:r>
+        <w:rPr>
+          <w:rFonts w:ascii="Arial" w:eastAsia="Arial" w:hAnsi="Arial" w:cs="Arial"/>
+          <w:b/>
+          <w:color w:val="000000"/>
+          <w:sz w:val="18"/>
+          <w:highlight w:val="lightGray"/>
+        </w:rPr>
+        <w:t>From:</w:t>
+      </w:r>
+      <w:r>
+        <w:rPr>
+          <w:rFonts w:ascii="Arial" w:eastAsia="Arial" w:hAnsi="Arial" w:cs="Arial"/>
+          <w:color w:val="000000"/>
+          <w:sz w:val="18"/>
+          <w:highlight w:val="lightGray"/>
+        </w:rPr>
+        <w:t xml:space="preserve"> [Chatgpt (GPT</w:t>
+      </w:r>
+      <w:r>
+        <w:rPr>
+          <w:rFonts w:ascii="Arial" w:eastAsia="Arial" w:hAnsi="Arial" w:cs="Cambria Math"/>
+          <w:color w:val="000000"/>
+          <w:sz w:val="18"/>
+          <w:highlight w:val="lightGray"/>
         </w:rPr>
         <w:t>‑</w:t>
       </w:r>
       <w:r>
         <w:rPr>
-          <w:b/>
-          <w:sz w:val="14"/>
-          <w:szCs w:val="14"/>
-          <w:shd w:val="clear" w:color="auto" w:fill="B7B7B7"/>
-        </w:rPr>
-        <w:t>5 Mini) at [8/14/2025]</w:t>
+          <w:rFonts w:ascii="Arial" w:eastAsia="Arial" w:hAnsi="Arial" w:cs="Arial"/>
+          <w:color w:val="000000"/>
+          <w:sz w:val="18"/>
+          <w:highlight w:val="lightGray"/>
+        </w:rPr>
+        <w:t xml:space="preserve">5 Mini)] </w:t>
+      </w:r>
+      <w:r>
+        <w:rPr>
+          <w:rFonts w:ascii="Arial" w:eastAsia="Arial" w:hAnsi="Arial" w:cs="Arial"/>
+          <w:b/>
+          <w:color w:val="000000"/>
+          <w:sz w:val="18"/>
+          <w:highlight w:val="lightGray"/>
+        </w:rPr>
+        <w:t>on</w:t>
+      </w:r>
+      <w:r>
+        <w:rPr>
+          <w:rFonts w:ascii="Arial" w:eastAsia="Arial" w:hAnsi="Arial"/>
+          <w:sz w:val="18"/>
+          <w:highlight w:val="lightGray"/>
+        </w:rPr>
+        <w:t xml:space="preserve"> [8/14/2025]</w:t>
       </w:r>
     </w:p>
     <w:p>
@@ -4123,7 +4776,7 @@
     </w:p>
     <w:p>
       <w:r>
-        <w:pict w14:anchorId="2E0CB9E3">
+        <w:pict w14:anchorId="5E8E0C14">
           <v:rect id="_x0000_i1048" style="width:0;height:1.5pt" o:hralign="center" o:hrstd="t" o:hr="t" fillcolor="#a0a0a0" stroked="f"/>
         </w:pict>
       </w:r>
@@ -4146,51 +4799,77 @@
       </w:pPr>
       <w:r>
         <w:rPr>
-          <w:b/>
-          <w:shd w:val="clear" w:color="auto" w:fill="B7B7B7"/>
-        </w:rPr>
-        <w:t># Source</w:t>
-      </w:r>
-      <w:r>
-        <w:rPr>
-          <w:shd w:val="clear" w:color="auto" w:fill="B7B7B7"/>
-        </w:rPr>
-        <w:t xml:space="preserve">: </w:t>
-      </w:r>
-      <w:r>
-        <w:rPr>
-          <w:b/>
-          <w:shd w:val="clear" w:color="auto" w:fill="B7B7B7"/>
-        </w:rPr>
-        <w:t xml:space="preserve">Chatgpt </w:t>
-      </w:r>
-      <w:r>
-        <w:rPr>
-          <w:b/>
-          <w:sz w:val="14"/>
-          <w:szCs w:val="14"/>
-          <w:shd w:val="clear" w:color="auto" w:fill="B7B7B7"/>
-        </w:rPr>
-        <w:t>(GPT</w:t>
-      </w:r>
-      <w:r>
-        <w:rPr>
-          <w:rFonts w:ascii="Cambria Math" w:hAnsi="Cambria Math" w:cs="Cambria Math"/>
-          <w:b/>
-          <w:sz w:val="14"/>
-          <w:szCs w:val="14"/>
-          <w:shd w:val="clear" w:color="auto" w:fill="B7B7B7"/>
+          <w:rFonts w:ascii="Arial" w:eastAsia="Arial" w:hAnsi="Arial" w:cs="Arial"/>
+          <w:b/>
+          <w:color w:val="000000"/>
+          <w:sz w:val="18"/>
+          <w:highlight w:val="lightGray"/>
+        </w:rPr>
+        <w:t># Source: AI Source: Provided by: [Data Path</w:t>
+      </w:r>
+      <w:r>
+        <w:rPr>
+          <w:rFonts w:ascii="Arial" w:eastAsia="Arial" w:hAnsi="Arial" w:cs="Arial"/>
+          <w:color w:val="000000"/>
+          <w:sz w:val="18"/>
+          <w:highlight w:val="lightGray"/>
+        </w:rPr>
+        <w:t xml:space="preserve">: Persons Table -&gt; ID Column: 1, Name_En Column: Motasem Essam] -&gt; </w:t>
+      </w:r>
+      <w:r>
+        <w:rPr>
+          <w:rFonts w:ascii="Arial" w:eastAsia="Arial" w:hAnsi="Arial" w:cs="Arial"/>
+          <w:b/>
+          <w:color w:val="000000"/>
+          <w:sz w:val="18"/>
+          <w:highlight w:val="lightGray"/>
+        </w:rPr>
+        <w:t>From:</w:t>
+      </w:r>
+      <w:r>
+        <w:rPr>
+          <w:rFonts w:ascii="Arial" w:eastAsia="Arial" w:hAnsi="Arial" w:cs="Arial"/>
+          <w:color w:val="000000"/>
+          <w:sz w:val="18"/>
+          <w:highlight w:val="lightGray"/>
+        </w:rPr>
+        <w:t xml:space="preserve"> [Chatgpt (GPT</w:t>
+      </w:r>
+      <w:r>
+        <w:rPr>
+          <w:rFonts w:ascii="Arial" w:eastAsia="Arial" w:hAnsi="Arial" w:cs="Cambria Math"/>
+          <w:color w:val="000000"/>
+          <w:sz w:val="18"/>
+          <w:highlight w:val="lightGray"/>
         </w:rPr>
         <w:t>‑</w:t>
       </w:r>
       <w:r>
         <w:rPr>
-          <w:b/>
-          <w:sz w:val="14"/>
-          <w:szCs w:val="14"/>
-          <w:shd w:val="clear" w:color="auto" w:fill="B7B7B7"/>
-        </w:rPr>
-        <w:t>5 Mini) at [8/14/2025]</w:t>
+          <w:rFonts w:ascii="Arial" w:eastAsia="Arial" w:hAnsi="Arial" w:cs="Arial"/>
+          <w:color w:val="000000"/>
+          <w:sz w:val="18"/>
+          <w:highlight w:val="lightGray"/>
+        </w:rPr>
+        <w:t xml:space="preserve">5 Mini)] </w:t>
+      </w:r>
+      <w:r>
+        <w:rPr>
+          <w:rFonts w:ascii="Arial" w:eastAsia="Arial" w:hAnsi="Arial" w:cs="Arial"/>
+          <w:b/>
+          <w:color w:val="000000"/>
+          <w:sz w:val="18"/>
+          <w:highlight w:val="lightGray"/>
+        </w:rPr>
+        <w:t>on</w:t>
+      </w:r>
+      <w:r>
+        <w:rPr>
+          <w:rFonts w:ascii="Arial" w:eastAsia="Arial" w:hAnsi="Arial"/>
+          <w:sz w:val="18"/>
+          <w:highlight w:val="lightGray"/>
+        </w:rPr>
+        <w:t xml:space="preserve"> [8/14/2025]</w:t>
       </w:r>
     </w:p>
     <w:p>
@@ -4199,7 +4878,7 @@
           <w:ilvl w:val="0"/>
           <w:numId w:val="13"/>
         </w:numPr>
-        <w:spacing w:before="240"/>
+        <w:spacing w:before="240" w:after="0" w:line="276" w:lineRule="auto"/>
       </w:pPr>
       <w:r>
         <w:rPr>
@@ -4227,6 +4906,7 @@
           <w:ilvl w:val="1"/>
           <w:numId w:val="13"/>
         </w:numPr>
+        <w:spacing w:after="0" w:line="276" w:lineRule="auto"/>
         <w:rPr>
           <w:rFonts w:ascii="Roboto Mono" w:eastAsia="Roboto Mono" w:hAnsi="Roboto Mono" w:cs="Roboto Mono"/>
         </w:rPr>
@@ -4263,6 +4943,7 @@
           <w:ilvl w:val="0"/>
           <w:numId w:val="13"/>
         </w:numPr>
+        <w:spacing w:after="0" w:line="276" w:lineRule="auto"/>
       </w:pPr>
       <w:r>
         <w:rPr>
@@ -4290,7 +4971,7 @@
           <w:ilvl w:val="1"/>
           <w:numId w:val="13"/>
         </w:numPr>
-        <w:spacing w:after="240"/>
+        <w:spacing w:after="240" w:line="276" w:lineRule="auto"/>
       </w:pPr>
       <w:r>
         <w:rPr>
@@ -4304,7 +4985,7 @@
     </w:p>
     <w:p>
       <w:r>
-        <w:pict w14:anchorId="3944109B">
+        <w:pict w14:anchorId="0A724FB5">
           <v:rect id="_x0000_i1049" style="width:0;height:1.5pt" o:hralign="center" o:hrstd="t" o:hr="t" fillcolor="#a0a0a0" stroked="f"/>
         </w:pict>
       </w:r>
@@ -4327,51 +5008,77 @@
       </w:pPr>
       <w:r>
         <w:rPr>
-          <w:b/>
-          <w:shd w:val="clear" w:color="auto" w:fill="B7B7B7"/>
-        </w:rPr>
-        <w:t># Source</w:t>
-      </w:r>
-      <w:r>
-        <w:rPr>
-          <w:shd w:val="clear" w:color="auto" w:fill="B7B7B7"/>
-        </w:rPr>
-        <w:t xml:space="preserve">: </w:t>
-      </w:r>
-      <w:r>
-        <w:rPr>
-          <w:b/>
-          <w:shd w:val="clear" w:color="auto" w:fill="B7B7B7"/>
-        </w:rPr>
-        <w:t xml:space="preserve">Chatgpt </w:t>
-      </w:r>
-      <w:r>
-        <w:rPr>
-          <w:b/>
-          <w:sz w:val="14"/>
-          <w:szCs w:val="14"/>
-          <w:shd w:val="clear" w:color="auto" w:fill="B7B7B7"/>
-        </w:rPr>
-        <w:t>(GPT</w:t>
-      </w:r>
-      <w:r>
-        <w:rPr>
-          <w:rFonts w:ascii="Cambria Math" w:hAnsi="Cambria Math" w:cs="Cambria Math"/>
-          <w:b/>
-          <w:sz w:val="14"/>
-          <w:szCs w:val="14"/>
-          <w:shd w:val="clear" w:color="auto" w:fill="B7B7B7"/>
+          <w:rFonts w:ascii="Arial" w:eastAsia="Arial" w:hAnsi="Arial" w:cs="Arial"/>
+          <w:b/>
+          <w:color w:val="000000"/>
+          <w:sz w:val="18"/>
+          <w:highlight w:val="lightGray"/>
+        </w:rPr>
+        <w:t># Source: AI Source: Provided by: [Data Path</w:t>
+      </w:r>
+      <w:r>
+        <w:rPr>
+          <w:rFonts w:ascii="Arial" w:eastAsia="Arial" w:hAnsi="Arial" w:cs="Arial"/>
+          <w:color w:val="000000"/>
+          <w:sz w:val="18"/>
+          <w:highlight w:val="lightGray"/>
+        </w:rPr>
+        <w:t xml:space="preserve">: Persons Table -&gt; ID Column: 1, Name_En Column: Motasem Essam] -&gt; </w:t>
+      </w:r>
+      <w:r>
+        <w:rPr>
+          <w:rFonts w:ascii="Arial" w:eastAsia="Arial" w:hAnsi="Arial" w:cs="Arial"/>
+          <w:b/>
+          <w:color w:val="000000"/>
+          <w:sz w:val="18"/>
+          <w:highlight w:val="lightGray"/>
+        </w:rPr>
+        <w:t>From:</w:t>
+      </w:r>
+      <w:r>
+        <w:rPr>
+          <w:rFonts w:ascii="Arial" w:eastAsia="Arial" w:hAnsi="Arial" w:cs="Arial"/>
+          <w:color w:val="000000"/>
+          <w:sz w:val="18"/>
+          <w:highlight w:val="lightGray"/>
+        </w:rPr>
+        <w:t xml:space="preserve"> [Chatgpt (GPT</w:t>
+      </w:r>
+      <w:r>
+        <w:rPr>
+          <w:rFonts w:ascii="Arial" w:eastAsia="Arial" w:hAnsi="Arial" w:cs="Cambria Math"/>
+          <w:color w:val="000000"/>
+          <w:sz w:val="18"/>
+          <w:highlight w:val="lightGray"/>
         </w:rPr>
         <w:t>‑</w:t>
       </w:r>
       <w:r>
         <w:rPr>
-          <w:b/>
-          <w:sz w:val="14"/>
-          <w:szCs w:val="14"/>
-          <w:shd w:val="clear" w:color="auto" w:fill="B7B7B7"/>
-        </w:rPr>
-        <w:t>5 Mini) at [8/14/2025]</w:t>
+          <w:rFonts w:ascii="Arial" w:eastAsia="Arial" w:hAnsi="Arial" w:cs="Arial"/>
+          <w:color w:val="000000"/>
+          <w:sz w:val="18"/>
+          <w:highlight w:val="lightGray"/>
+        </w:rPr>
+        <w:t xml:space="preserve">5 Mini)] </w:t>
+      </w:r>
+      <w:r>
+        <w:rPr>
+          <w:rFonts w:ascii="Arial" w:eastAsia="Arial" w:hAnsi="Arial" w:cs="Arial"/>
+          <w:b/>
+          <w:color w:val="000000"/>
+          <w:sz w:val="18"/>
+          <w:highlight w:val="lightGray"/>
+        </w:rPr>
+        <w:t>on</w:t>
+      </w:r>
+      <w:r>
+        <w:rPr>
+          <w:rFonts w:ascii="Arial" w:eastAsia="Arial" w:hAnsi="Arial"/>
+          <w:sz w:val="18"/>
+          <w:highlight w:val="lightGray"/>
+        </w:rPr>
+        <w:t xml:space="preserve"> [8/14/2025]</w:t>
       </w:r>
     </w:p>
     <w:p>
@@ -4380,7 +5087,7 @@
           <w:ilvl w:val="0"/>
           <w:numId w:val="16"/>
         </w:numPr>
-        <w:spacing w:before="240"/>
+        <w:spacing w:before="240" w:after="0" w:line="276" w:lineRule="auto"/>
       </w:pPr>
       <w:r>
         <w:rPr>
@@ -4408,6 +5115,7 @@
           <w:ilvl w:val="0"/>
           <w:numId w:val="16"/>
         </w:numPr>
+        <w:spacing w:after="0" w:line="276" w:lineRule="auto"/>
       </w:pPr>
       <w:r>
         <w:rPr>
@@ -4435,6 +5143,7 @@
           <w:ilvl w:val="0"/>
           <w:numId w:val="16"/>
         </w:numPr>
+        <w:spacing w:after="0" w:line="276" w:lineRule="auto"/>
       </w:pPr>
       <w:r>
         <w:rPr>
@@ -4462,6 +5171,7 @@
           <w:ilvl w:val="0"/>
           <w:numId w:val="16"/>
         </w:numPr>
+        <w:spacing w:after="0" w:line="276" w:lineRule="auto"/>
       </w:pPr>
       <w:r>
         <w:rPr>
@@ -4489,14 +5199,13 @@
           <w:ilvl w:val="0"/>
           <w:numId w:val="16"/>
         </w:numPr>
-        <w:spacing w:after="240"/>
-      </w:pPr>
-      <w:r>
-        <w:rPr>
-          <w:rFonts w:ascii="Roboto Mono" w:eastAsia="Roboto Mono" w:hAnsi="Roboto Mono" w:cs="Roboto Mono"/>
-          <w:b/>
-        </w:rPr>
-        <w:lastRenderedPageBreak/>
+        <w:spacing w:after="240" w:line="276" w:lineRule="auto"/>
+      </w:pPr>
+      <w:r>
+        <w:rPr>
+          <w:rFonts w:ascii="Roboto Mono" w:eastAsia="Roboto Mono" w:hAnsi="Roboto Mono" w:cs="Roboto Mono"/>
+          <w:b/>
+        </w:rPr>
         <w:t>Increase stakeholder trust</w:t>
       </w:r>
       <w:r>
@@ -4514,7 +5223,7 @@
     </w:p>
     <w:p>
       <w:r>
-        <w:pict w14:anchorId="033DEDAB">
+        <w:pict w14:anchorId="5E689091">
           <v:rect id="_x0000_i1050" style="width:0;height:1.5pt" o:hralign="center" o:hrstd="t" o:hr="t" fillcolor="#a0a0a0" stroked="f"/>
         </w:pict>
       </w:r>
@@ -4537,51 +5246,77 @@
       </w:pPr>
       <w:r>
         <w:rPr>
-          <w:b/>
-          <w:shd w:val="clear" w:color="auto" w:fill="B7B7B7"/>
-        </w:rPr>
-        <w:t># Source</w:t>
-      </w:r>
-      <w:r>
-        <w:rPr>
-          <w:shd w:val="clear" w:color="auto" w:fill="B7B7B7"/>
-        </w:rPr>
-        <w:t xml:space="preserve">: </w:t>
-      </w:r>
-      <w:r>
-        <w:rPr>
-          <w:b/>
-          <w:shd w:val="clear" w:color="auto" w:fill="B7B7B7"/>
-        </w:rPr>
-        <w:t xml:space="preserve">Chatgpt </w:t>
-      </w:r>
-      <w:r>
-        <w:rPr>
-          <w:b/>
-          <w:sz w:val="14"/>
-          <w:szCs w:val="14"/>
-          <w:shd w:val="clear" w:color="auto" w:fill="B7B7B7"/>
-        </w:rPr>
-        <w:t>(GPT</w:t>
-      </w:r>
-      <w:r>
-        <w:rPr>
-          <w:rFonts w:ascii="Cambria Math" w:hAnsi="Cambria Math" w:cs="Cambria Math"/>
-          <w:b/>
-          <w:sz w:val="14"/>
-          <w:szCs w:val="14"/>
-          <w:shd w:val="clear" w:color="auto" w:fill="B7B7B7"/>
+          <w:rFonts w:ascii="Arial" w:eastAsia="Arial" w:hAnsi="Arial" w:cs="Arial"/>
+          <w:b/>
+          <w:color w:val="000000"/>
+          <w:sz w:val="18"/>
+          <w:highlight w:val="lightGray"/>
+        </w:rPr>
+        <w:t># Source: AI Source: Provided by: [Data Path</w:t>
+      </w:r>
+      <w:r>
+        <w:rPr>
+          <w:rFonts w:ascii="Arial" w:eastAsia="Arial" w:hAnsi="Arial" w:cs="Arial"/>
+          <w:color w:val="000000"/>
+          <w:sz w:val="18"/>
+          <w:highlight w:val="lightGray"/>
+        </w:rPr>
+        <w:t xml:space="preserve">: Persons Table -&gt; ID Column: 1, Name_En Column: Motasem Essam] -&gt; </w:t>
+      </w:r>
+      <w:r>
+        <w:rPr>
+          <w:rFonts w:ascii="Arial" w:eastAsia="Arial" w:hAnsi="Arial" w:cs="Arial"/>
+          <w:b/>
+          <w:color w:val="000000"/>
+          <w:sz w:val="18"/>
+          <w:highlight w:val="lightGray"/>
+        </w:rPr>
+        <w:t>From:</w:t>
+      </w:r>
+      <w:r>
+        <w:rPr>
+          <w:rFonts w:ascii="Arial" w:eastAsia="Arial" w:hAnsi="Arial" w:cs="Arial"/>
+          <w:color w:val="000000"/>
+          <w:sz w:val="18"/>
+          <w:highlight w:val="lightGray"/>
+        </w:rPr>
+        <w:t xml:space="preserve"> [Chatgpt (GPT</w:t>
+      </w:r>
+      <w:r>
+        <w:rPr>
+          <w:rFonts w:ascii="Arial" w:eastAsia="Arial" w:hAnsi="Arial" w:cs="Cambria Math"/>
+          <w:color w:val="000000"/>
+          <w:sz w:val="18"/>
+          <w:highlight w:val="lightGray"/>
         </w:rPr>
         <w:t>‑</w:t>
       </w:r>
       <w:r>
         <w:rPr>
-          <w:b/>
-          <w:sz w:val="14"/>
-          <w:szCs w:val="14"/>
-          <w:shd w:val="clear" w:color="auto" w:fill="B7B7B7"/>
-        </w:rPr>
-        <w:t>5 Mini) at [8/14/2025]</w:t>
+          <w:rFonts w:ascii="Arial" w:eastAsia="Arial" w:hAnsi="Arial" w:cs="Arial"/>
+          <w:color w:val="000000"/>
+          <w:sz w:val="18"/>
+          <w:highlight w:val="lightGray"/>
+        </w:rPr>
+        <w:t xml:space="preserve">5 Mini)] </w:t>
+      </w:r>
+      <w:r>
+        <w:rPr>
+          <w:rFonts w:ascii="Arial" w:eastAsia="Arial" w:hAnsi="Arial" w:cs="Arial"/>
+          <w:b/>
+          <w:color w:val="000000"/>
+          <w:sz w:val="18"/>
+          <w:highlight w:val="lightGray"/>
+        </w:rPr>
+        <w:t>on</w:t>
+      </w:r>
+      <w:r>
+        <w:rPr>
+          <w:rFonts w:ascii="Arial" w:eastAsia="Arial" w:hAnsi="Arial"/>
+          <w:sz w:val="18"/>
+          <w:highlight w:val="lightGray"/>
+        </w:rPr>
+        <w:t xml:space="preserve"> [8/14/2025]</w:t>
       </w:r>
     </w:p>
     <w:p>
@@ -4590,7 +5325,7 @@
           <w:ilvl w:val="0"/>
           <w:numId w:val="1"/>
         </w:numPr>
-        <w:spacing w:before="240"/>
+        <w:spacing w:before="240" w:after="0" w:line="276" w:lineRule="auto"/>
       </w:pPr>
       <w:r>
         <w:rPr>
@@ -4618,6 +5353,7 @@
           <w:ilvl w:val="0"/>
           <w:numId w:val="1"/>
         </w:numPr>
+        <w:spacing w:after="0" w:line="276" w:lineRule="auto"/>
       </w:pPr>
       <w:r>
         <w:rPr>
@@ -4658,6 +5394,7 @@
           <w:ilvl w:val="0"/>
           <w:numId w:val="1"/>
         </w:numPr>
+        <w:spacing w:after="0" w:line="276" w:lineRule="auto"/>
       </w:pPr>
       <w:r>
         <w:rPr>
@@ -4685,7 +5422,7 @@
           <w:ilvl w:val="0"/>
           <w:numId w:val="1"/>
         </w:numPr>
-        <w:spacing w:after="240"/>
+        <w:spacing w:after="240" w:line="276" w:lineRule="auto"/>
       </w:pPr>
       <w:r>
         <w:rPr>
@@ -4709,7 +5446,7 @@
     </w:p>
     <w:p>
       <w:r>
-        <w:pict w14:anchorId="79D3670D">
+        <w:pict w14:anchorId="6C7F0542">
           <v:rect id="_x0000_i1051" style="width:0;height:1.5pt" o:hralign="center" o:hrstd="t" o:hr="t" fillcolor="#a0a0a0" stroked="f"/>
         </w:pict>
       </w:r>
@@ -4811,7 +5548,7 @@
     </w:p>
     <w:p>
       <w:r>
-        <w:pict w14:anchorId="3E2544D4">
+        <w:pict w14:anchorId="5FF9951C">
           <v:rect id="_x0000_i1052" style="width:0;height:1.5pt" o:hralign="center" o:hrstd="t" o:hr="t" fillcolor="#a0a0a0" stroked="f"/>
         </w:pict>
       </w:r>
@@ -4853,51 +5590,77 @@
       </w:pPr>
       <w:r>
         <w:rPr>
-          <w:b/>
-          <w:shd w:val="clear" w:color="auto" w:fill="B7B7B7"/>
-        </w:rPr>
-        <w:t># Source</w:t>
-      </w:r>
-      <w:r>
-        <w:rPr>
-          <w:shd w:val="clear" w:color="auto" w:fill="B7B7B7"/>
-        </w:rPr>
-        <w:t xml:space="preserve">: </w:t>
-      </w:r>
-      <w:r>
-        <w:rPr>
-          <w:b/>
-          <w:shd w:val="clear" w:color="auto" w:fill="B7B7B7"/>
-        </w:rPr>
-        <w:t xml:space="preserve">Chatgpt </w:t>
-      </w:r>
-      <w:r>
-        <w:rPr>
-          <w:b/>
-          <w:sz w:val="14"/>
-          <w:szCs w:val="14"/>
-          <w:shd w:val="clear" w:color="auto" w:fill="B7B7B7"/>
-        </w:rPr>
-        <w:t>(GPT</w:t>
-      </w:r>
-      <w:r>
-        <w:rPr>
-          <w:rFonts w:ascii="Cambria Math" w:hAnsi="Cambria Math" w:cs="Cambria Math"/>
-          <w:b/>
-          <w:sz w:val="14"/>
-          <w:szCs w:val="14"/>
-          <w:shd w:val="clear" w:color="auto" w:fill="B7B7B7"/>
+          <w:rFonts w:ascii="Arial" w:eastAsia="Arial" w:hAnsi="Arial" w:cs="Arial"/>
+          <w:b/>
+          <w:color w:val="000000"/>
+          <w:sz w:val="18"/>
+          <w:highlight w:val="lightGray"/>
+        </w:rPr>
+        <w:t># Source: AI Source: Provided by: [Data Path</w:t>
+      </w:r>
+      <w:r>
+        <w:rPr>
+          <w:rFonts w:ascii="Arial" w:eastAsia="Arial" w:hAnsi="Arial" w:cs="Arial"/>
+          <w:color w:val="000000"/>
+          <w:sz w:val="18"/>
+          <w:highlight w:val="lightGray"/>
+        </w:rPr>
+        <w:t xml:space="preserve">: Persons Table -&gt; ID Column: 1, Name_En Column: Motasem Essam] -&gt; </w:t>
+      </w:r>
+      <w:r>
+        <w:rPr>
+          <w:rFonts w:ascii="Arial" w:eastAsia="Arial" w:hAnsi="Arial" w:cs="Arial"/>
+          <w:b/>
+          <w:color w:val="000000"/>
+          <w:sz w:val="18"/>
+          <w:highlight w:val="lightGray"/>
+        </w:rPr>
+        <w:t>From:</w:t>
+      </w:r>
+      <w:r>
+        <w:rPr>
+          <w:rFonts w:ascii="Arial" w:eastAsia="Arial" w:hAnsi="Arial" w:cs="Arial"/>
+          <w:color w:val="000000"/>
+          <w:sz w:val="18"/>
+          <w:highlight w:val="lightGray"/>
+        </w:rPr>
+        <w:t xml:space="preserve"> [Chatgpt (GPT</w:t>
+      </w:r>
+      <w:r>
+        <w:rPr>
+          <w:rFonts w:ascii="Arial" w:eastAsia="Arial" w:hAnsi="Arial" w:cs="Cambria Math"/>
+          <w:color w:val="000000"/>
+          <w:sz w:val="18"/>
+          <w:highlight w:val="lightGray"/>
         </w:rPr>
         <w:t>‑</w:t>
       </w:r>
       <w:r>
         <w:rPr>
-          <w:b/>
-          <w:sz w:val="14"/>
-          <w:szCs w:val="14"/>
-          <w:shd w:val="clear" w:color="auto" w:fill="B7B7B7"/>
-        </w:rPr>
-        <w:t>5 Mini) at [8/14/2025]</w:t>
+          <w:rFonts w:ascii="Arial" w:eastAsia="Arial" w:hAnsi="Arial" w:cs="Arial"/>
+          <w:color w:val="000000"/>
+          <w:sz w:val="18"/>
+          <w:highlight w:val="lightGray"/>
+        </w:rPr>
+        <w:t xml:space="preserve">5 Mini)] </w:t>
+      </w:r>
+      <w:r>
+        <w:rPr>
+          <w:rFonts w:ascii="Arial" w:eastAsia="Arial" w:hAnsi="Arial" w:cs="Arial"/>
+          <w:b/>
+          <w:color w:val="000000"/>
+          <w:sz w:val="18"/>
+          <w:highlight w:val="lightGray"/>
+        </w:rPr>
+        <w:t>on</w:t>
+      </w:r>
+      <w:r>
+        <w:rPr>
+          <w:rFonts w:ascii="Arial" w:eastAsia="Arial" w:hAnsi="Arial"/>
+          <w:sz w:val="18"/>
+          <w:highlight w:val="lightGray"/>
+        </w:rPr>
+        <w:t xml:space="preserve"> [8/14/2025]</w:t>
       </w:r>
     </w:p>
     <w:p>
@@ -4929,8 +5692,7 @@
     </w:p>
     <w:p>
       <w:r>
-        <w:lastRenderedPageBreak/>
-        <w:pict w14:anchorId="36CE412C">
+        <w:pict w14:anchorId="04DA2ED0">
           <v:rect id="_x0000_i1053" style="width:0;height:1.5pt" o:hralign="center" o:hrstd="t" o:hr="t" fillcolor="#a0a0a0" stroked="f"/>
         </w:pict>
       </w:r>
@@ -4953,51 +5715,77 @@
       </w:pPr>
       <w:r>
         <w:rPr>
-          <w:b/>
-          <w:shd w:val="clear" w:color="auto" w:fill="B7B7B7"/>
-        </w:rPr>
-        <w:t># Source</w:t>
-      </w:r>
-      <w:r>
-        <w:rPr>
-          <w:shd w:val="clear" w:color="auto" w:fill="B7B7B7"/>
-        </w:rPr>
-        <w:t xml:space="preserve">: </w:t>
-      </w:r>
-      <w:r>
-        <w:rPr>
-          <w:b/>
-          <w:shd w:val="clear" w:color="auto" w:fill="B7B7B7"/>
-        </w:rPr>
-        <w:t xml:space="preserve">Chatgpt </w:t>
-      </w:r>
-      <w:r>
-        <w:rPr>
-          <w:b/>
-          <w:sz w:val="14"/>
-          <w:szCs w:val="14"/>
-          <w:shd w:val="clear" w:color="auto" w:fill="B7B7B7"/>
-        </w:rPr>
-        <w:t>(GPT</w:t>
-      </w:r>
-      <w:r>
-        <w:rPr>
-          <w:rFonts w:ascii="Cambria Math" w:hAnsi="Cambria Math" w:cs="Cambria Math"/>
-          <w:b/>
-          <w:sz w:val="14"/>
-          <w:szCs w:val="14"/>
-          <w:shd w:val="clear" w:color="auto" w:fill="B7B7B7"/>
+          <w:rFonts w:ascii="Arial" w:eastAsia="Arial" w:hAnsi="Arial" w:cs="Arial"/>
+          <w:b/>
+          <w:color w:val="000000"/>
+          <w:sz w:val="18"/>
+          <w:highlight w:val="lightGray"/>
+        </w:rPr>
+        <w:t># Source: AI Source: Provided by: [Data Path</w:t>
+      </w:r>
+      <w:r>
+        <w:rPr>
+          <w:rFonts w:ascii="Arial" w:eastAsia="Arial" w:hAnsi="Arial" w:cs="Arial"/>
+          <w:color w:val="000000"/>
+          <w:sz w:val="18"/>
+          <w:highlight w:val="lightGray"/>
+        </w:rPr>
+        <w:t xml:space="preserve">: Persons Table -&gt; ID Column: 1, Name_En Column: Motasem Essam] -&gt; </w:t>
+      </w:r>
+      <w:r>
+        <w:rPr>
+          <w:rFonts w:ascii="Arial" w:eastAsia="Arial" w:hAnsi="Arial" w:cs="Arial"/>
+          <w:b/>
+          <w:color w:val="000000"/>
+          <w:sz w:val="18"/>
+          <w:highlight w:val="lightGray"/>
+        </w:rPr>
+        <w:t>From:</w:t>
+      </w:r>
+      <w:r>
+        <w:rPr>
+          <w:rFonts w:ascii="Arial" w:eastAsia="Arial" w:hAnsi="Arial" w:cs="Arial"/>
+          <w:color w:val="000000"/>
+          <w:sz w:val="18"/>
+          <w:highlight w:val="lightGray"/>
+        </w:rPr>
+        <w:t xml:space="preserve"> [Chatgpt (GPT</w:t>
+      </w:r>
+      <w:r>
+        <w:rPr>
+          <w:rFonts w:ascii="Arial" w:eastAsia="Arial" w:hAnsi="Arial" w:cs="Cambria Math"/>
+          <w:color w:val="000000"/>
+          <w:sz w:val="18"/>
+          <w:highlight w:val="lightGray"/>
         </w:rPr>
         <w:t>‑</w:t>
       </w:r>
       <w:r>
         <w:rPr>
-          <w:b/>
-          <w:sz w:val="14"/>
-          <w:szCs w:val="14"/>
-          <w:shd w:val="clear" w:color="auto" w:fill="B7B7B7"/>
-        </w:rPr>
-        <w:t>5 Mini) at [8/14/2025]</w:t>
+          <w:rFonts w:ascii="Arial" w:eastAsia="Arial" w:hAnsi="Arial" w:cs="Arial"/>
+          <w:color w:val="000000"/>
+          <w:sz w:val="18"/>
+          <w:highlight w:val="lightGray"/>
+        </w:rPr>
+        <w:t xml:space="preserve">5 Mini)] </w:t>
+      </w:r>
+      <w:r>
+        <w:rPr>
+          <w:rFonts w:ascii="Arial" w:eastAsia="Arial" w:hAnsi="Arial" w:cs="Arial"/>
+          <w:b/>
+          <w:color w:val="000000"/>
+          <w:sz w:val="18"/>
+          <w:highlight w:val="lightGray"/>
+        </w:rPr>
+        <w:t>on</w:t>
+      </w:r>
+      <w:r>
+        <w:rPr>
+          <w:rFonts w:ascii="Arial" w:eastAsia="Arial" w:hAnsi="Arial"/>
+          <w:sz w:val="18"/>
+          <w:highlight w:val="lightGray"/>
+        </w:rPr>
+        <w:t xml:space="preserve"> [8/14/2025]</w:t>
       </w:r>
     </w:p>
     <w:p>
@@ -5006,7 +5794,7 @@
           <w:ilvl w:val="0"/>
           <w:numId w:val="14"/>
         </w:numPr>
-        <w:spacing w:before="240"/>
+        <w:spacing w:before="240" w:after="0" w:line="276" w:lineRule="auto"/>
       </w:pPr>
       <w:r>
         <w:rPr>
@@ -5034,6 +5822,7 @@
           <w:ilvl w:val="0"/>
           <w:numId w:val="14"/>
         </w:numPr>
+        <w:spacing w:after="0" w:line="276" w:lineRule="auto"/>
       </w:pPr>
       <w:r>
         <w:rPr>
@@ -5067,7 +5856,7 @@
           <w:ilvl w:val="0"/>
           <w:numId w:val="14"/>
         </w:numPr>
-        <w:spacing w:after="240"/>
+        <w:spacing w:after="240" w:line="276" w:lineRule="auto"/>
       </w:pPr>
       <w:r>
         <w:rPr>
@@ -5088,7 +5877,7 @@
     </w:p>
     <w:p>
       <w:r>
-        <w:pict w14:anchorId="21A70BC1">
+        <w:pict w14:anchorId="41429AA8">
           <v:rect id="_x0000_i1054" style="width:0;height:1.5pt" o:hralign="center" o:hrstd="t" o:hr="t" fillcolor="#a0a0a0" stroked="f"/>
         </w:pict>
       </w:r>
@@ -5111,51 +5900,77 @@
       </w:pPr>
       <w:r>
         <w:rPr>
-          <w:b/>
-          <w:shd w:val="clear" w:color="auto" w:fill="B7B7B7"/>
-        </w:rPr>
-        <w:t># Source</w:t>
-      </w:r>
-      <w:r>
-        <w:rPr>
-          <w:shd w:val="clear" w:color="auto" w:fill="B7B7B7"/>
-        </w:rPr>
-        <w:t xml:space="preserve">: </w:t>
-      </w:r>
-      <w:r>
-        <w:rPr>
-          <w:b/>
-          <w:shd w:val="clear" w:color="auto" w:fill="B7B7B7"/>
-        </w:rPr>
-        <w:t xml:space="preserve">Chatgpt </w:t>
-      </w:r>
-      <w:r>
-        <w:rPr>
-          <w:b/>
-          <w:sz w:val="14"/>
-          <w:szCs w:val="14"/>
-          <w:shd w:val="clear" w:color="auto" w:fill="B7B7B7"/>
-        </w:rPr>
-        <w:t>(GPT</w:t>
-      </w:r>
-      <w:r>
-        <w:rPr>
-          <w:rFonts w:ascii="Cambria Math" w:hAnsi="Cambria Math" w:cs="Cambria Math"/>
-          <w:b/>
-          <w:sz w:val="14"/>
-          <w:szCs w:val="14"/>
-          <w:shd w:val="clear" w:color="auto" w:fill="B7B7B7"/>
+          <w:rFonts w:ascii="Arial" w:eastAsia="Arial" w:hAnsi="Arial" w:cs="Arial"/>
+          <w:b/>
+          <w:color w:val="000000"/>
+          <w:sz w:val="18"/>
+          <w:highlight w:val="lightGray"/>
+        </w:rPr>
+        <w:t># Source: AI Source: Provided by: [Data Path</w:t>
+      </w:r>
+      <w:r>
+        <w:rPr>
+          <w:rFonts w:ascii="Arial" w:eastAsia="Arial" w:hAnsi="Arial" w:cs="Arial"/>
+          <w:color w:val="000000"/>
+          <w:sz w:val="18"/>
+          <w:highlight w:val="lightGray"/>
+        </w:rPr>
+        <w:t xml:space="preserve">: Persons Table -&gt; ID Column: 1, Name_En Column: Motasem Essam] -&gt; </w:t>
+      </w:r>
+      <w:r>
+        <w:rPr>
+          <w:rFonts w:ascii="Arial" w:eastAsia="Arial" w:hAnsi="Arial" w:cs="Arial"/>
+          <w:b/>
+          <w:color w:val="000000"/>
+          <w:sz w:val="18"/>
+          <w:highlight w:val="lightGray"/>
+        </w:rPr>
+        <w:t>From:</w:t>
+      </w:r>
+      <w:r>
+        <w:rPr>
+          <w:rFonts w:ascii="Arial" w:eastAsia="Arial" w:hAnsi="Arial" w:cs="Arial"/>
+          <w:color w:val="000000"/>
+          <w:sz w:val="18"/>
+          <w:highlight w:val="lightGray"/>
+        </w:rPr>
+        <w:t xml:space="preserve"> [Chatgpt (GPT</w:t>
+      </w:r>
+      <w:r>
+        <w:rPr>
+          <w:rFonts w:ascii="Arial" w:eastAsia="Arial" w:hAnsi="Arial" w:cs="Cambria Math"/>
+          <w:color w:val="000000"/>
+          <w:sz w:val="18"/>
+          <w:highlight w:val="lightGray"/>
         </w:rPr>
         <w:t>‑</w:t>
       </w:r>
       <w:r>
         <w:rPr>
-          <w:b/>
-          <w:sz w:val="14"/>
-          <w:szCs w:val="14"/>
-          <w:shd w:val="clear" w:color="auto" w:fill="B7B7B7"/>
-        </w:rPr>
-        <w:t>5 Mini) at [8/14/2025]</w:t>
+          <w:rFonts w:ascii="Arial" w:eastAsia="Arial" w:hAnsi="Arial" w:cs="Arial"/>
+          <w:color w:val="000000"/>
+          <w:sz w:val="18"/>
+          <w:highlight w:val="lightGray"/>
+        </w:rPr>
+        <w:t xml:space="preserve">5 Mini)] </w:t>
+      </w:r>
+      <w:r>
+        <w:rPr>
+          <w:rFonts w:ascii="Arial" w:eastAsia="Arial" w:hAnsi="Arial" w:cs="Arial"/>
+          <w:b/>
+          <w:color w:val="000000"/>
+          <w:sz w:val="18"/>
+          <w:highlight w:val="lightGray"/>
+        </w:rPr>
+        <w:t>on</w:t>
+      </w:r>
+      <w:r>
+        <w:rPr>
+          <w:rFonts w:ascii="Arial" w:eastAsia="Arial" w:hAnsi="Arial"/>
+          <w:sz w:val="18"/>
+          <w:highlight w:val="lightGray"/>
+        </w:rPr>
+        <w:t xml:space="preserve"> [8/14/2025]</w:t>
       </w:r>
     </w:p>
     <w:p>
@@ -5164,7 +5979,7 @@
           <w:ilvl w:val="0"/>
           <w:numId w:val="33"/>
         </w:numPr>
-        <w:spacing w:before="240"/>
+        <w:spacing w:before="240" w:after="0" w:line="276" w:lineRule="auto"/>
       </w:pPr>
       <w:r>
         <w:rPr>
@@ -5198,6 +6013,7 @@
           <w:ilvl w:val="0"/>
           <w:numId w:val="33"/>
         </w:numPr>
+        <w:spacing w:after="0" w:line="276" w:lineRule="auto"/>
         <w:rPr>
           <w:rFonts w:ascii="Roboto Mono" w:eastAsia="Roboto Mono" w:hAnsi="Roboto Mono" w:cs="Roboto Mono"/>
         </w:rPr>
@@ -5221,7 +6037,7 @@
           <w:ilvl w:val="0"/>
           <w:numId w:val="33"/>
         </w:numPr>
-        <w:spacing w:after="240"/>
+        <w:spacing w:after="240" w:line="276" w:lineRule="auto"/>
       </w:pPr>
       <w:r>
         <w:rPr>
@@ -5242,7 +6058,7 @@
     </w:p>
     <w:p>
       <w:r>
-        <w:pict w14:anchorId="207AABA1">
+        <w:pict w14:anchorId="3334089B">
           <v:rect id="_x0000_i1055" style="width:0;height:1.5pt" o:hralign="center" o:hrstd="t" o:hr="t" fillcolor="#a0a0a0" stroked="f"/>
         </w:pict>
       </w:r>
@@ -5265,51 +6081,77 @@
       </w:pPr>
       <w:r>
         <w:rPr>
-          <w:b/>
-          <w:shd w:val="clear" w:color="auto" w:fill="B7B7B7"/>
-        </w:rPr>
-        <w:t># Source</w:t>
-      </w:r>
-      <w:r>
-        <w:rPr>
-          <w:shd w:val="clear" w:color="auto" w:fill="B7B7B7"/>
-        </w:rPr>
-        <w:t xml:space="preserve">: </w:t>
-      </w:r>
-      <w:r>
-        <w:rPr>
-          <w:b/>
-          <w:shd w:val="clear" w:color="auto" w:fill="B7B7B7"/>
-        </w:rPr>
-        <w:t xml:space="preserve">Chatgpt </w:t>
-      </w:r>
-      <w:r>
-        <w:rPr>
-          <w:b/>
-          <w:sz w:val="14"/>
-          <w:szCs w:val="14"/>
-          <w:shd w:val="clear" w:color="auto" w:fill="B7B7B7"/>
-        </w:rPr>
-        <w:t>(GPT</w:t>
-      </w:r>
-      <w:r>
-        <w:rPr>
-          <w:rFonts w:ascii="Cambria Math" w:hAnsi="Cambria Math" w:cs="Cambria Math"/>
-          <w:b/>
-          <w:sz w:val="14"/>
-          <w:szCs w:val="14"/>
-          <w:shd w:val="clear" w:color="auto" w:fill="B7B7B7"/>
+          <w:rFonts w:ascii="Arial" w:eastAsia="Arial" w:hAnsi="Arial" w:cs="Arial"/>
+          <w:b/>
+          <w:color w:val="000000"/>
+          <w:sz w:val="18"/>
+          <w:highlight w:val="lightGray"/>
+        </w:rPr>
+        <w:t># Source: AI Source: Provided by: [Data Path</w:t>
+      </w:r>
+      <w:r>
+        <w:rPr>
+          <w:rFonts w:ascii="Arial" w:eastAsia="Arial" w:hAnsi="Arial" w:cs="Arial"/>
+          <w:color w:val="000000"/>
+          <w:sz w:val="18"/>
+          <w:highlight w:val="lightGray"/>
+        </w:rPr>
+        <w:t xml:space="preserve">: Persons Table -&gt; ID Column: 1, Name_En Column: Motasem Essam] -&gt; </w:t>
+      </w:r>
+      <w:r>
+        <w:rPr>
+          <w:rFonts w:ascii="Arial" w:eastAsia="Arial" w:hAnsi="Arial" w:cs="Arial"/>
+          <w:b/>
+          <w:color w:val="000000"/>
+          <w:sz w:val="18"/>
+          <w:highlight w:val="lightGray"/>
+        </w:rPr>
+        <w:t>From:</w:t>
+      </w:r>
+      <w:r>
+        <w:rPr>
+          <w:rFonts w:ascii="Arial" w:eastAsia="Arial" w:hAnsi="Arial" w:cs="Arial"/>
+          <w:color w:val="000000"/>
+          <w:sz w:val="18"/>
+          <w:highlight w:val="lightGray"/>
+        </w:rPr>
+        <w:t xml:space="preserve"> [Chatgpt (GPT</w:t>
+      </w:r>
+      <w:r>
+        <w:rPr>
+          <w:rFonts w:ascii="Arial" w:eastAsia="Arial" w:hAnsi="Arial" w:cs="Cambria Math"/>
+          <w:color w:val="000000"/>
+          <w:sz w:val="18"/>
+          <w:highlight w:val="lightGray"/>
         </w:rPr>
         <w:t>‑</w:t>
       </w:r>
       <w:r>
         <w:rPr>
-          <w:b/>
-          <w:sz w:val="14"/>
-          <w:szCs w:val="14"/>
-          <w:shd w:val="clear" w:color="auto" w:fill="B7B7B7"/>
-        </w:rPr>
-        <w:t>5 Mini) at [8/14/2025]</w:t>
+          <w:rFonts w:ascii="Arial" w:eastAsia="Arial" w:hAnsi="Arial" w:cs="Arial"/>
+          <w:color w:val="000000"/>
+          <w:sz w:val="18"/>
+          <w:highlight w:val="lightGray"/>
+        </w:rPr>
+        <w:t xml:space="preserve">5 Mini)] </w:t>
+      </w:r>
+      <w:r>
+        <w:rPr>
+          <w:rFonts w:ascii="Arial" w:eastAsia="Arial" w:hAnsi="Arial" w:cs="Arial"/>
+          <w:b/>
+          <w:color w:val="000000"/>
+          <w:sz w:val="18"/>
+          <w:highlight w:val="lightGray"/>
+        </w:rPr>
+        <w:t>on</w:t>
+      </w:r>
+      <w:r>
+        <w:rPr>
+          <w:rFonts w:ascii="Arial" w:eastAsia="Arial" w:hAnsi="Arial"/>
+          <w:sz w:val="18"/>
+          <w:highlight w:val="lightGray"/>
+        </w:rPr>
+        <w:t xml:space="preserve"> [8/14/2025]</w:t>
       </w:r>
     </w:p>
     <w:p>
@@ -5318,7 +6160,7 @@
           <w:ilvl w:val="0"/>
           <w:numId w:val="25"/>
         </w:numPr>
-        <w:spacing w:before="240"/>
+        <w:spacing w:before="240" w:after="0" w:line="276" w:lineRule="auto"/>
       </w:pPr>
       <w:r>
         <w:rPr>
@@ -5352,6 +6194,7 @@
           <w:ilvl w:val="0"/>
           <w:numId w:val="25"/>
         </w:numPr>
+        <w:spacing w:after="0" w:line="276" w:lineRule="auto"/>
         <w:rPr>
           <w:rFonts w:ascii="Roboto Mono" w:eastAsia="Roboto Mono" w:hAnsi="Roboto Mono" w:cs="Roboto Mono"/>
         </w:rPr>
@@ -5375,7 +6218,7 @@
           <w:ilvl w:val="0"/>
           <w:numId w:val="25"/>
         </w:numPr>
-        <w:spacing w:after="240"/>
+        <w:spacing w:after="240" w:line="276" w:lineRule="auto"/>
         <w:rPr>
           <w:rFonts w:ascii="Roboto Mono" w:eastAsia="Roboto Mono" w:hAnsi="Roboto Mono" w:cs="Roboto Mono"/>
         </w:rPr>
@@ -5385,7 +6228,6 @@
           <w:rFonts w:ascii="Roboto Mono" w:eastAsia="Roboto Mono" w:hAnsi="Roboto Mono" w:cs="Roboto Mono"/>
           <w:i/>
         </w:rPr>
-        <w:lastRenderedPageBreak/>
         <w:t>Example:</w:t>
       </w:r>
       <w:r>
@@ -5403,7 +6245,7 @@
     </w:p>
     <w:p>
       <w:r>
-        <w:pict w14:anchorId="1D170207">
+        <w:pict w14:anchorId="6E3AF986">
           <v:rect id="_x0000_i1056" style="width:0;height:1.5pt" o:hralign="center" o:hrstd="t" o:hr="t" fillcolor="#a0a0a0" stroked="f"/>
         </w:pict>
       </w:r>
@@ -5426,51 +6268,77 @@
       </w:pPr>
       <w:r>
         <w:rPr>
-          <w:b/>
-          <w:shd w:val="clear" w:color="auto" w:fill="B7B7B7"/>
-        </w:rPr>
-        <w:t># Source</w:t>
-      </w:r>
-      <w:r>
-        <w:rPr>
-          <w:shd w:val="clear" w:color="auto" w:fill="B7B7B7"/>
-        </w:rPr>
-        <w:t xml:space="preserve">: </w:t>
-      </w:r>
-      <w:r>
-        <w:rPr>
-          <w:b/>
-          <w:shd w:val="clear" w:color="auto" w:fill="B7B7B7"/>
-        </w:rPr>
-        <w:t xml:space="preserve">Chatgpt </w:t>
-      </w:r>
-      <w:r>
-        <w:rPr>
-          <w:b/>
-          <w:sz w:val="14"/>
-          <w:szCs w:val="14"/>
-          <w:shd w:val="clear" w:color="auto" w:fill="B7B7B7"/>
-        </w:rPr>
-        <w:t>(GPT</w:t>
-      </w:r>
-      <w:r>
-        <w:rPr>
-          <w:rFonts w:ascii="Cambria Math" w:hAnsi="Cambria Math" w:cs="Cambria Math"/>
-          <w:b/>
-          <w:sz w:val="14"/>
-          <w:szCs w:val="14"/>
-          <w:shd w:val="clear" w:color="auto" w:fill="B7B7B7"/>
+          <w:rFonts w:ascii="Arial" w:eastAsia="Arial" w:hAnsi="Arial" w:cs="Arial"/>
+          <w:b/>
+          <w:color w:val="000000"/>
+          <w:sz w:val="18"/>
+          <w:highlight w:val="lightGray"/>
+        </w:rPr>
+        <w:t># Source: AI Source: Provided by: [Data Path</w:t>
+      </w:r>
+      <w:r>
+        <w:rPr>
+          <w:rFonts w:ascii="Arial" w:eastAsia="Arial" w:hAnsi="Arial" w:cs="Arial"/>
+          <w:color w:val="000000"/>
+          <w:sz w:val="18"/>
+          <w:highlight w:val="lightGray"/>
+        </w:rPr>
+        <w:t xml:space="preserve">: Persons Table -&gt; ID Column: 1, Name_En Column: Motasem Essam] -&gt; </w:t>
+      </w:r>
+      <w:r>
+        <w:rPr>
+          <w:rFonts w:ascii="Arial" w:eastAsia="Arial" w:hAnsi="Arial" w:cs="Arial"/>
+          <w:b/>
+          <w:color w:val="000000"/>
+          <w:sz w:val="18"/>
+          <w:highlight w:val="lightGray"/>
+        </w:rPr>
+        <w:t>From:</w:t>
+      </w:r>
+      <w:r>
+        <w:rPr>
+          <w:rFonts w:ascii="Arial" w:eastAsia="Arial" w:hAnsi="Arial" w:cs="Arial"/>
+          <w:color w:val="000000"/>
+          <w:sz w:val="18"/>
+          <w:highlight w:val="lightGray"/>
+        </w:rPr>
+        <w:t xml:space="preserve"> [Chatgpt (GPT</w:t>
+      </w:r>
+      <w:r>
+        <w:rPr>
+          <w:rFonts w:ascii="Arial" w:eastAsia="Arial" w:hAnsi="Arial" w:cs="Cambria Math"/>
+          <w:color w:val="000000"/>
+          <w:sz w:val="18"/>
+          <w:highlight w:val="lightGray"/>
         </w:rPr>
         <w:t>‑</w:t>
       </w:r>
       <w:r>
         <w:rPr>
-          <w:b/>
-          <w:sz w:val="14"/>
-          <w:szCs w:val="14"/>
-          <w:shd w:val="clear" w:color="auto" w:fill="B7B7B7"/>
-        </w:rPr>
-        <w:t>5 Mini) at [8/14/2025]</w:t>
+          <w:rFonts w:ascii="Arial" w:eastAsia="Arial" w:hAnsi="Arial" w:cs="Arial"/>
+          <w:color w:val="000000"/>
+          <w:sz w:val="18"/>
+          <w:highlight w:val="lightGray"/>
+        </w:rPr>
+        <w:t xml:space="preserve">5 Mini)] </w:t>
+      </w:r>
+      <w:r>
+        <w:rPr>
+          <w:rFonts w:ascii="Arial" w:eastAsia="Arial" w:hAnsi="Arial" w:cs="Arial"/>
+          <w:b/>
+          <w:color w:val="000000"/>
+          <w:sz w:val="18"/>
+          <w:highlight w:val="lightGray"/>
+        </w:rPr>
+        <w:t>on</w:t>
+      </w:r>
+      <w:r>
+        <w:rPr>
+          <w:rFonts w:ascii="Arial" w:eastAsia="Arial" w:hAnsi="Arial"/>
+          <w:sz w:val="18"/>
+          <w:highlight w:val="lightGray"/>
+        </w:rPr>
+        <w:t xml:space="preserve"> [8/14/2025]</w:t>
       </w:r>
     </w:p>
     <w:p>
@@ -5479,7 +6347,7 @@
           <w:ilvl w:val="0"/>
           <w:numId w:val="30"/>
         </w:numPr>
-        <w:spacing w:before="240"/>
+        <w:spacing w:before="240" w:after="0" w:line="276" w:lineRule="auto"/>
       </w:pPr>
       <w:r>
         <w:rPr>
@@ -5513,6 +6381,7 @@
           <w:ilvl w:val="0"/>
           <w:numId w:val="30"/>
         </w:numPr>
+        <w:spacing w:after="0" w:line="276" w:lineRule="auto"/>
         <w:rPr>
           <w:rFonts w:ascii="Roboto Mono" w:eastAsia="Roboto Mono" w:hAnsi="Roboto Mono" w:cs="Roboto Mono"/>
         </w:rPr>
@@ -5536,7 +6405,7 @@
           <w:ilvl w:val="0"/>
           <w:numId w:val="30"/>
         </w:numPr>
-        <w:spacing w:after="240"/>
+        <w:spacing w:after="240" w:line="276" w:lineRule="auto"/>
         <w:rPr>
           <w:rFonts w:ascii="Roboto Mono" w:eastAsia="Roboto Mono" w:hAnsi="Roboto Mono" w:cs="Roboto Mono"/>
         </w:rPr>
@@ -5556,7 +6425,7 @@
     </w:p>
     <w:p>
       <w:r>
-        <w:pict w14:anchorId="16B58569">
+        <w:pict w14:anchorId="67837400">
           <v:rect id="_x0000_i1057" style="width:0;height:1.5pt" o:hralign="center" o:hrstd="t" o:hr="t" fillcolor="#a0a0a0" stroked="f"/>
         </w:pict>
       </w:r>
@@ -5577,51 +6446,77 @@
       </w:pPr>
       <w:r>
         <w:rPr>
-          <w:b/>
-          <w:shd w:val="clear" w:color="auto" w:fill="B7B7B7"/>
-        </w:rPr>
-        <w:t># Source</w:t>
-      </w:r>
-      <w:r>
-        <w:rPr>
-          <w:shd w:val="clear" w:color="auto" w:fill="B7B7B7"/>
-        </w:rPr>
-        <w:t xml:space="preserve">: </w:t>
-      </w:r>
-      <w:r>
-        <w:rPr>
-          <w:b/>
-          <w:shd w:val="clear" w:color="auto" w:fill="B7B7B7"/>
-        </w:rPr>
-        <w:t xml:space="preserve">Chatgpt </w:t>
-      </w:r>
-      <w:r>
-        <w:rPr>
-          <w:b/>
-          <w:sz w:val="14"/>
-          <w:szCs w:val="14"/>
-          <w:shd w:val="clear" w:color="auto" w:fill="B7B7B7"/>
-        </w:rPr>
-        <w:t>(GPT</w:t>
-      </w:r>
-      <w:r>
-        <w:rPr>
-          <w:rFonts w:ascii="Cambria Math" w:hAnsi="Cambria Math" w:cs="Cambria Math"/>
-          <w:b/>
-          <w:sz w:val="14"/>
-          <w:szCs w:val="14"/>
-          <w:shd w:val="clear" w:color="auto" w:fill="B7B7B7"/>
+          <w:rFonts w:ascii="Arial" w:eastAsia="Arial" w:hAnsi="Arial" w:cs="Arial"/>
+          <w:b/>
+          <w:color w:val="000000"/>
+          <w:sz w:val="18"/>
+          <w:highlight w:val="lightGray"/>
+        </w:rPr>
+        <w:t># Source: AI Source: Provided by: [Data Path</w:t>
+      </w:r>
+      <w:r>
+        <w:rPr>
+          <w:rFonts w:ascii="Arial" w:eastAsia="Arial" w:hAnsi="Arial" w:cs="Arial"/>
+          <w:color w:val="000000"/>
+          <w:sz w:val="18"/>
+          <w:highlight w:val="lightGray"/>
+        </w:rPr>
+        <w:t xml:space="preserve">: Persons Table -&gt; ID Column: 1, Name_En Column: Motasem Essam] -&gt; </w:t>
+      </w:r>
+      <w:r>
+        <w:rPr>
+          <w:rFonts w:ascii="Arial" w:eastAsia="Arial" w:hAnsi="Arial" w:cs="Arial"/>
+          <w:b/>
+          <w:color w:val="000000"/>
+          <w:sz w:val="18"/>
+          <w:highlight w:val="lightGray"/>
+        </w:rPr>
+        <w:t>From:</w:t>
+      </w:r>
+      <w:r>
+        <w:rPr>
+          <w:rFonts w:ascii="Arial" w:eastAsia="Arial" w:hAnsi="Arial" w:cs="Arial"/>
+          <w:color w:val="000000"/>
+          <w:sz w:val="18"/>
+          <w:highlight w:val="lightGray"/>
+        </w:rPr>
+        <w:t xml:space="preserve"> [Chatgpt (GPT</w:t>
+      </w:r>
+      <w:r>
+        <w:rPr>
+          <w:rFonts w:ascii="Arial" w:eastAsia="Arial" w:hAnsi="Arial" w:cs="Cambria Math"/>
+          <w:color w:val="000000"/>
+          <w:sz w:val="18"/>
+          <w:highlight w:val="lightGray"/>
         </w:rPr>
         <w:t>‑</w:t>
       </w:r>
       <w:r>
         <w:rPr>
-          <w:b/>
-          <w:sz w:val="14"/>
-          <w:szCs w:val="14"/>
-          <w:shd w:val="clear" w:color="auto" w:fill="B7B7B7"/>
-        </w:rPr>
-        <w:t>5 Mini) at [8/14/2025]</w:t>
+          <w:rFonts w:ascii="Arial" w:eastAsia="Arial" w:hAnsi="Arial" w:cs="Arial"/>
+          <w:color w:val="000000"/>
+          <w:sz w:val="18"/>
+          <w:highlight w:val="lightGray"/>
+        </w:rPr>
+        <w:t xml:space="preserve">5 Mini)] </w:t>
+      </w:r>
+      <w:r>
+        <w:rPr>
+          <w:rFonts w:ascii="Arial" w:eastAsia="Arial" w:hAnsi="Arial" w:cs="Arial"/>
+          <w:b/>
+          <w:color w:val="000000"/>
+          <w:sz w:val="18"/>
+          <w:highlight w:val="lightGray"/>
+        </w:rPr>
+        <w:t>on</w:t>
+      </w:r>
+      <w:r>
+        <w:rPr>
+          <w:rFonts w:ascii="Arial" w:eastAsia="Arial" w:hAnsi="Arial"/>
+          <w:sz w:val="18"/>
+          <w:highlight w:val="lightGray"/>
+        </w:rPr>
+        <w:t xml:space="preserve"> [8/14/2025]</w:t>
       </w:r>
     </w:p>
     <w:p>
@@ -5630,7 +6525,7 @@
           <w:ilvl w:val="0"/>
           <w:numId w:val="17"/>
         </w:numPr>
-        <w:spacing w:before="240"/>
+        <w:spacing w:before="240" w:after="0" w:line="276" w:lineRule="auto"/>
       </w:pPr>
       <w:r>
         <w:rPr>
@@ -5664,6 +6559,7 @@
           <w:ilvl w:val="0"/>
           <w:numId w:val="17"/>
         </w:numPr>
+        <w:spacing w:after="0" w:line="276" w:lineRule="auto"/>
         <w:rPr>
           <w:rFonts w:ascii="Roboto Mono" w:eastAsia="Roboto Mono" w:hAnsi="Roboto Mono" w:cs="Roboto Mono"/>
         </w:rPr>
@@ -5687,7 +6583,7 @@
           <w:ilvl w:val="0"/>
           <w:numId w:val="17"/>
         </w:numPr>
-        <w:spacing w:after="240"/>
+        <w:spacing w:after="240" w:line="276" w:lineRule="auto"/>
         <w:rPr>
           <w:rFonts w:ascii="Roboto Mono" w:eastAsia="Roboto Mono" w:hAnsi="Roboto Mono" w:cs="Roboto Mono"/>
         </w:rPr>
@@ -5708,7 +6604,7 @@
     </w:p>
     <w:p>
       <w:r>
-        <w:pict w14:anchorId="4CCBCFD5">
+        <w:pict w14:anchorId="39061A9D">
           <v:rect id="_x0000_i1058" style="width:0;height:1.5pt" o:hralign="center" o:hrstd="t" o:hr="t" fillcolor="#a0a0a0" stroked="f"/>
         </w:pict>
       </w:r>
@@ -5731,51 +6627,77 @@
       </w:pPr>
       <w:r>
         <w:rPr>
-          <w:b/>
-          <w:shd w:val="clear" w:color="auto" w:fill="B7B7B7"/>
-        </w:rPr>
-        <w:t># Source</w:t>
-      </w:r>
-      <w:r>
-        <w:rPr>
-          <w:shd w:val="clear" w:color="auto" w:fill="B7B7B7"/>
-        </w:rPr>
-        <w:t xml:space="preserve">: </w:t>
-      </w:r>
-      <w:r>
-        <w:rPr>
-          <w:b/>
-          <w:shd w:val="clear" w:color="auto" w:fill="B7B7B7"/>
-        </w:rPr>
-        <w:t xml:space="preserve">Chatgpt </w:t>
-      </w:r>
-      <w:r>
-        <w:rPr>
-          <w:b/>
-          <w:sz w:val="14"/>
-          <w:szCs w:val="14"/>
-          <w:shd w:val="clear" w:color="auto" w:fill="B7B7B7"/>
-        </w:rPr>
-        <w:t>(GPT</w:t>
-      </w:r>
-      <w:r>
-        <w:rPr>
-          <w:rFonts w:ascii="Cambria Math" w:hAnsi="Cambria Math" w:cs="Cambria Math"/>
-          <w:b/>
-          <w:sz w:val="14"/>
-          <w:szCs w:val="14"/>
-          <w:shd w:val="clear" w:color="auto" w:fill="B7B7B7"/>
+          <w:rFonts w:ascii="Arial" w:eastAsia="Arial" w:hAnsi="Arial" w:cs="Arial"/>
+          <w:b/>
+          <w:color w:val="000000"/>
+          <w:sz w:val="18"/>
+          <w:highlight w:val="lightGray"/>
+        </w:rPr>
+        <w:t># Source: AI Source: Provided by: [Data Path</w:t>
+      </w:r>
+      <w:r>
+        <w:rPr>
+          <w:rFonts w:ascii="Arial" w:eastAsia="Arial" w:hAnsi="Arial" w:cs="Arial"/>
+          <w:color w:val="000000"/>
+          <w:sz w:val="18"/>
+          <w:highlight w:val="lightGray"/>
+        </w:rPr>
+        <w:t xml:space="preserve">: Persons Table -&gt; ID Column: 1, Name_En Column: Motasem Essam] -&gt; </w:t>
+      </w:r>
+      <w:r>
+        <w:rPr>
+          <w:rFonts w:ascii="Arial" w:eastAsia="Arial" w:hAnsi="Arial" w:cs="Arial"/>
+          <w:b/>
+          <w:color w:val="000000"/>
+          <w:sz w:val="18"/>
+          <w:highlight w:val="lightGray"/>
+        </w:rPr>
+        <w:t>From:</w:t>
+      </w:r>
+      <w:r>
+        <w:rPr>
+          <w:rFonts w:ascii="Arial" w:eastAsia="Arial" w:hAnsi="Arial" w:cs="Arial"/>
+          <w:color w:val="000000"/>
+          <w:sz w:val="18"/>
+          <w:highlight w:val="lightGray"/>
+        </w:rPr>
+        <w:t xml:space="preserve"> [Chatgpt (GPT</w:t>
+      </w:r>
+      <w:r>
+        <w:rPr>
+          <w:rFonts w:ascii="Arial" w:eastAsia="Arial" w:hAnsi="Arial" w:cs="Cambria Math"/>
+          <w:color w:val="000000"/>
+          <w:sz w:val="18"/>
+          <w:highlight w:val="lightGray"/>
         </w:rPr>
         <w:t>‑</w:t>
       </w:r>
       <w:r>
         <w:rPr>
-          <w:b/>
-          <w:sz w:val="14"/>
-          <w:szCs w:val="14"/>
-          <w:shd w:val="clear" w:color="auto" w:fill="B7B7B7"/>
-        </w:rPr>
-        <w:t>5 Mini) at [8/14/2025]</w:t>
+          <w:rFonts w:ascii="Arial" w:eastAsia="Arial" w:hAnsi="Arial" w:cs="Arial"/>
+          <w:color w:val="000000"/>
+          <w:sz w:val="18"/>
+          <w:highlight w:val="lightGray"/>
+        </w:rPr>
+        <w:t xml:space="preserve">5 Mini)] </w:t>
+      </w:r>
+      <w:r>
+        <w:rPr>
+          <w:rFonts w:ascii="Arial" w:eastAsia="Arial" w:hAnsi="Arial" w:cs="Arial"/>
+          <w:b/>
+          <w:color w:val="000000"/>
+          <w:sz w:val="18"/>
+          <w:highlight w:val="lightGray"/>
+        </w:rPr>
+        <w:t>on</w:t>
+      </w:r>
+      <w:r>
+        <w:rPr>
+          <w:rFonts w:ascii="Arial" w:eastAsia="Arial" w:hAnsi="Arial"/>
+          <w:sz w:val="18"/>
+          <w:highlight w:val="lightGray"/>
+        </w:rPr>
+        <w:t xml:space="preserve"> [8/14/2025]</w:t>
       </w:r>
     </w:p>
     <w:p>
@@ -5784,7 +6706,7 @@
           <w:ilvl w:val="0"/>
           <w:numId w:val="15"/>
         </w:numPr>
-        <w:spacing w:before="240"/>
+        <w:spacing w:before="240" w:after="0" w:line="276" w:lineRule="auto"/>
       </w:pPr>
       <w:r>
         <w:rPr>
@@ -5818,7 +6740,7 @@
           <w:ilvl w:val="0"/>
           <w:numId w:val="15"/>
         </w:numPr>
-        <w:spacing w:after="240"/>
+        <w:spacing w:after="240" w:line="276" w:lineRule="auto"/>
       </w:pPr>
       <w:r>
         <w:rPr>
@@ -5832,7 +6754,7 @@
     </w:p>
     <w:p>
       <w:r>
-        <w:pict w14:anchorId="41F0EB2E">
+        <w:pict w14:anchorId="3A37C11E">
           <v:rect id="_x0000_i1059" style="width:0;height:1.5pt" o:hralign="center" o:hrstd="t" o:hr="t" fillcolor="#a0a0a0" stroked="f"/>
         </w:pict>
       </w:r>
@@ -5846,7 +6768,6 @@
       <w:bookmarkStart w:id="36" w:name="_azl0e8kzbu5d" w:colFirst="0" w:colLast="0"/>
       <w:bookmarkEnd w:id="36"/>
       <w:r>
-        <w:lastRenderedPageBreak/>
         <w:t>7. Better User Experience</w:t>
       </w:r>
     </w:p>
@@ -5856,51 +6777,77 @@
       </w:pPr>
       <w:r>
         <w:rPr>
-          <w:b/>
-          <w:shd w:val="clear" w:color="auto" w:fill="B7B7B7"/>
-        </w:rPr>
-        <w:t># Source</w:t>
-      </w:r>
-      <w:r>
-        <w:rPr>
-          <w:shd w:val="clear" w:color="auto" w:fill="B7B7B7"/>
-        </w:rPr>
-        <w:t xml:space="preserve">: </w:t>
-      </w:r>
-      <w:r>
-        <w:rPr>
-          <w:b/>
-          <w:shd w:val="clear" w:color="auto" w:fill="B7B7B7"/>
-        </w:rPr>
-        <w:t xml:space="preserve">Chatgpt </w:t>
-      </w:r>
-      <w:r>
-        <w:rPr>
-          <w:b/>
-          <w:sz w:val="14"/>
-          <w:szCs w:val="14"/>
-          <w:shd w:val="clear" w:color="auto" w:fill="B7B7B7"/>
-        </w:rPr>
-        <w:t>(GPT</w:t>
-      </w:r>
-      <w:r>
-        <w:rPr>
-          <w:rFonts w:ascii="Cambria Math" w:hAnsi="Cambria Math" w:cs="Cambria Math"/>
-          <w:b/>
-          <w:sz w:val="14"/>
-          <w:szCs w:val="14"/>
-          <w:shd w:val="clear" w:color="auto" w:fill="B7B7B7"/>
+          <w:rFonts w:ascii="Arial" w:eastAsia="Arial" w:hAnsi="Arial" w:cs="Arial"/>
+          <w:b/>
+          <w:color w:val="000000"/>
+          <w:sz w:val="18"/>
+          <w:highlight w:val="lightGray"/>
+        </w:rPr>
+        <w:t># Source: AI Source: Provided by: [Data Path</w:t>
+      </w:r>
+      <w:r>
+        <w:rPr>
+          <w:rFonts w:ascii="Arial" w:eastAsia="Arial" w:hAnsi="Arial" w:cs="Arial"/>
+          <w:color w:val="000000"/>
+          <w:sz w:val="18"/>
+          <w:highlight w:val="lightGray"/>
+        </w:rPr>
+        <w:t xml:space="preserve">: Persons Table -&gt; ID Column: 1, Name_En Column: Motasem Essam] -&gt; </w:t>
+      </w:r>
+      <w:r>
+        <w:rPr>
+          <w:rFonts w:ascii="Arial" w:eastAsia="Arial" w:hAnsi="Arial" w:cs="Arial"/>
+          <w:b/>
+          <w:color w:val="000000"/>
+          <w:sz w:val="18"/>
+          <w:highlight w:val="lightGray"/>
+        </w:rPr>
+        <w:t>From:</w:t>
+      </w:r>
+      <w:r>
+        <w:rPr>
+          <w:rFonts w:ascii="Arial" w:eastAsia="Arial" w:hAnsi="Arial" w:cs="Arial"/>
+          <w:color w:val="000000"/>
+          <w:sz w:val="18"/>
+          <w:highlight w:val="lightGray"/>
+        </w:rPr>
+        <w:t xml:space="preserve"> [Chatgpt (GPT</w:t>
+      </w:r>
+      <w:r>
+        <w:rPr>
+          <w:rFonts w:ascii="Arial" w:eastAsia="Arial" w:hAnsi="Arial" w:cs="Cambria Math"/>
+          <w:color w:val="000000"/>
+          <w:sz w:val="18"/>
+          <w:highlight w:val="lightGray"/>
         </w:rPr>
         <w:t>‑</w:t>
       </w:r>
       <w:r>
         <w:rPr>
-          <w:b/>
-          <w:sz w:val="14"/>
-          <w:szCs w:val="14"/>
-          <w:shd w:val="clear" w:color="auto" w:fill="B7B7B7"/>
-        </w:rPr>
-        <w:t>5 Mini) at [8/14/2025]</w:t>
+          <w:rFonts w:ascii="Arial" w:eastAsia="Arial" w:hAnsi="Arial" w:cs="Arial"/>
+          <w:color w:val="000000"/>
+          <w:sz w:val="18"/>
+          <w:highlight w:val="lightGray"/>
+        </w:rPr>
+        <w:t xml:space="preserve">5 Mini)] </w:t>
+      </w:r>
+      <w:r>
+        <w:rPr>
+          <w:rFonts w:ascii="Arial" w:eastAsia="Arial" w:hAnsi="Arial" w:cs="Arial"/>
+          <w:b/>
+          <w:color w:val="000000"/>
+          <w:sz w:val="18"/>
+          <w:highlight w:val="lightGray"/>
+        </w:rPr>
+        <w:t>on</w:t>
+      </w:r>
+      <w:r>
+        <w:rPr>
+          <w:rFonts w:ascii="Arial" w:eastAsia="Arial" w:hAnsi="Arial"/>
+          <w:sz w:val="18"/>
+          <w:highlight w:val="lightGray"/>
+        </w:rPr>
+        <w:t xml:space="preserve"> [8/14/2025]</w:t>
       </w:r>
     </w:p>
     <w:p>
@@ -5909,7 +6856,7 @@
           <w:ilvl w:val="0"/>
           <w:numId w:val="20"/>
         </w:numPr>
-        <w:spacing w:before="240"/>
+        <w:spacing w:before="240" w:after="0" w:line="276" w:lineRule="auto"/>
       </w:pPr>
       <w:r>
         <w:rPr>
@@ -5943,7 +6890,7 @@
           <w:ilvl w:val="0"/>
           <w:numId w:val="20"/>
         </w:numPr>
-        <w:spacing w:after="240"/>
+        <w:spacing w:after="240" w:line="276" w:lineRule="auto"/>
         <w:rPr>
           <w:rFonts w:ascii="Roboto Mono" w:eastAsia="Roboto Mono" w:hAnsi="Roboto Mono" w:cs="Roboto Mono"/>
         </w:rPr>
@@ -5963,7 +6910,7 @@
     </w:p>
     <w:p>
       <w:r>
-        <w:pict w14:anchorId="527B2484">
+        <w:pict w14:anchorId="07F86BB3">
           <v:rect id="_x0000_i1060" style="width:0;height:1.5pt" o:hralign="center" o:hrstd="t" o:hr="t" fillcolor="#a0a0a0" stroked="f"/>
         </w:pict>
       </w:r>
@@ -5986,51 +6933,77 @@
       </w:pPr>
       <w:r>
         <w:rPr>
-          <w:b/>
-          <w:shd w:val="clear" w:color="auto" w:fill="B7B7B7"/>
-        </w:rPr>
-        <w:t># Source</w:t>
-      </w:r>
-      <w:r>
-        <w:rPr>
-          <w:shd w:val="clear" w:color="auto" w:fill="B7B7B7"/>
-        </w:rPr>
-        <w:t xml:space="preserve">: </w:t>
-      </w:r>
-      <w:r>
-        <w:rPr>
-          <w:b/>
-          <w:shd w:val="clear" w:color="auto" w:fill="B7B7B7"/>
-        </w:rPr>
-        <w:t xml:space="preserve">Chatgpt </w:t>
-      </w:r>
-      <w:r>
-        <w:rPr>
-          <w:b/>
-          <w:sz w:val="14"/>
-          <w:szCs w:val="14"/>
-          <w:shd w:val="clear" w:color="auto" w:fill="B7B7B7"/>
-        </w:rPr>
-        <w:t>(GPT</w:t>
-      </w:r>
-      <w:r>
-        <w:rPr>
-          <w:rFonts w:ascii="Cambria Math" w:hAnsi="Cambria Math" w:cs="Cambria Math"/>
-          <w:b/>
-          <w:sz w:val="14"/>
-          <w:szCs w:val="14"/>
-          <w:shd w:val="clear" w:color="auto" w:fill="B7B7B7"/>
+          <w:rFonts w:ascii="Arial" w:eastAsia="Arial" w:hAnsi="Arial" w:cs="Arial"/>
+          <w:b/>
+          <w:color w:val="000000"/>
+          <w:sz w:val="18"/>
+          <w:highlight w:val="lightGray"/>
+        </w:rPr>
+        <w:t># Source: AI Source: Provided by: [Data Path</w:t>
+      </w:r>
+      <w:r>
+        <w:rPr>
+          <w:rFonts w:ascii="Arial" w:eastAsia="Arial" w:hAnsi="Arial" w:cs="Arial"/>
+          <w:color w:val="000000"/>
+          <w:sz w:val="18"/>
+          <w:highlight w:val="lightGray"/>
+        </w:rPr>
+        <w:t xml:space="preserve">: Persons Table -&gt; ID Column: 1, Name_En Column: Motasem Essam] -&gt; </w:t>
+      </w:r>
+      <w:r>
+        <w:rPr>
+          <w:rFonts w:ascii="Arial" w:eastAsia="Arial" w:hAnsi="Arial" w:cs="Arial"/>
+          <w:b/>
+          <w:color w:val="000000"/>
+          <w:sz w:val="18"/>
+          <w:highlight w:val="lightGray"/>
+        </w:rPr>
+        <w:t>From:</w:t>
+      </w:r>
+      <w:r>
+        <w:rPr>
+          <w:rFonts w:ascii="Arial" w:eastAsia="Arial" w:hAnsi="Arial" w:cs="Arial"/>
+          <w:color w:val="000000"/>
+          <w:sz w:val="18"/>
+          <w:highlight w:val="lightGray"/>
+        </w:rPr>
+        <w:t xml:space="preserve"> [Chatgpt (GPT</w:t>
+      </w:r>
+      <w:r>
+        <w:rPr>
+          <w:rFonts w:ascii="Arial" w:eastAsia="Arial" w:hAnsi="Arial" w:cs="Cambria Math"/>
+          <w:color w:val="000000"/>
+          <w:sz w:val="18"/>
+          <w:highlight w:val="lightGray"/>
         </w:rPr>
         <w:t>‑</w:t>
       </w:r>
       <w:r>
         <w:rPr>
-          <w:b/>
-          <w:sz w:val="14"/>
-          <w:szCs w:val="14"/>
-          <w:shd w:val="clear" w:color="auto" w:fill="B7B7B7"/>
-        </w:rPr>
-        <w:t>5 Mini) at [8/14/2025]</w:t>
+          <w:rFonts w:ascii="Arial" w:eastAsia="Arial" w:hAnsi="Arial" w:cs="Arial"/>
+          <w:color w:val="000000"/>
+          <w:sz w:val="18"/>
+          <w:highlight w:val="lightGray"/>
+        </w:rPr>
+        <w:t xml:space="preserve">5 Mini)] </w:t>
+      </w:r>
+      <w:r>
+        <w:rPr>
+          <w:rFonts w:ascii="Arial" w:eastAsia="Arial" w:hAnsi="Arial" w:cs="Arial"/>
+          <w:b/>
+          <w:color w:val="000000"/>
+          <w:sz w:val="18"/>
+          <w:highlight w:val="lightGray"/>
+        </w:rPr>
+        <w:t>on</w:t>
+      </w:r>
+      <w:r>
+        <w:rPr>
+          <w:rFonts w:ascii="Arial" w:eastAsia="Arial" w:hAnsi="Arial"/>
+          <w:sz w:val="18"/>
+          <w:highlight w:val="lightGray"/>
+        </w:rPr>
+        <w:t xml:space="preserve"> [8/14/2025]</w:t>
       </w:r>
     </w:p>
     <w:p>
@@ -6039,7 +7012,7 @@
           <w:ilvl w:val="0"/>
           <w:numId w:val="32"/>
         </w:numPr>
-        <w:spacing w:before="240"/>
+        <w:spacing w:before="240" w:after="0" w:line="276" w:lineRule="auto"/>
       </w:pPr>
       <w:r>
         <w:rPr>
@@ -6073,7 +7046,7 @@
           <w:ilvl w:val="0"/>
           <w:numId w:val="32"/>
         </w:numPr>
-        <w:spacing w:after="240"/>
+        <w:spacing w:after="240" w:line="276" w:lineRule="auto"/>
       </w:pPr>
       <w:r>
         <w:rPr>
@@ -6118,51 +7091,77 @@
       </w:pPr>
       <w:r>
         <w:rPr>
-          <w:b/>
-          <w:shd w:val="clear" w:color="auto" w:fill="B7B7B7"/>
-        </w:rPr>
-        <w:t># Source</w:t>
-      </w:r>
-      <w:r>
-        <w:rPr>
-          <w:shd w:val="clear" w:color="auto" w:fill="B7B7B7"/>
-        </w:rPr>
-        <w:t xml:space="preserve">: </w:t>
-      </w:r>
-      <w:r>
-        <w:rPr>
-          <w:b/>
-          <w:shd w:val="clear" w:color="auto" w:fill="B7B7B7"/>
-        </w:rPr>
-        <w:t xml:space="preserve">Chatgpt </w:t>
-      </w:r>
-      <w:r>
-        <w:rPr>
-          <w:b/>
-          <w:sz w:val="14"/>
-          <w:szCs w:val="14"/>
-          <w:shd w:val="clear" w:color="auto" w:fill="B7B7B7"/>
-        </w:rPr>
-        <w:t>(GPT</w:t>
-      </w:r>
-      <w:r>
-        <w:rPr>
-          <w:rFonts w:ascii="Cambria Math" w:hAnsi="Cambria Math" w:cs="Cambria Math"/>
-          <w:b/>
-          <w:sz w:val="14"/>
-          <w:szCs w:val="14"/>
-          <w:shd w:val="clear" w:color="auto" w:fill="B7B7B7"/>
+          <w:rFonts w:ascii="Arial" w:eastAsia="Arial" w:hAnsi="Arial" w:cs="Arial"/>
+          <w:b/>
+          <w:color w:val="000000"/>
+          <w:sz w:val="18"/>
+          <w:highlight w:val="lightGray"/>
+        </w:rPr>
+        <w:t># Source: AI Source: Provided by: [Data Path</w:t>
+      </w:r>
+      <w:r>
+        <w:rPr>
+          <w:rFonts w:ascii="Arial" w:eastAsia="Arial" w:hAnsi="Arial" w:cs="Arial"/>
+          <w:color w:val="000000"/>
+          <w:sz w:val="18"/>
+          <w:highlight w:val="lightGray"/>
+        </w:rPr>
+        <w:t xml:space="preserve">: Persons Table -&gt; ID Column: 1, Name_En Column: Motasem Essam] -&gt; </w:t>
+      </w:r>
+      <w:r>
+        <w:rPr>
+          <w:rFonts w:ascii="Arial" w:eastAsia="Arial" w:hAnsi="Arial" w:cs="Arial"/>
+          <w:b/>
+          <w:color w:val="000000"/>
+          <w:sz w:val="18"/>
+          <w:highlight w:val="lightGray"/>
+        </w:rPr>
+        <w:t>From:</w:t>
+      </w:r>
+      <w:r>
+        <w:rPr>
+          <w:rFonts w:ascii="Arial" w:eastAsia="Arial" w:hAnsi="Arial" w:cs="Arial"/>
+          <w:color w:val="000000"/>
+          <w:sz w:val="18"/>
+          <w:highlight w:val="lightGray"/>
+        </w:rPr>
+        <w:t xml:space="preserve"> [Chatgpt (GPT</w:t>
+      </w:r>
+      <w:r>
+        <w:rPr>
+          <w:rFonts w:ascii="Arial" w:eastAsia="Arial" w:hAnsi="Arial" w:cs="Cambria Math"/>
+          <w:color w:val="000000"/>
+          <w:sz w:val="18"/>
+          <w:highlight w:val="lightGray"/>
         </w:rPr>
         <w:t>‑</w:t>
       </w:r>
       <w:r>
         <w:rPr>
-          <w:b/>
-          <w:sz w:val="14"/>
-          <w:szCs w:val="14"/>
-          <w:shd w:val="clear" w:color="auto" w:fill="B7B7B7"/>
-        </w:rPr>
-        <w:t>5 Mini) at [8/14/2025]</w:t>
+          <w:rFonts w:ascii="Arial" w:eastAsia="Arial" w:hAnsi="Arial" w:cs="Arial"/>
+          <w:color w:val="000000"/>
+          <w:sz w:val="18"/>
+          <w:highlight w:val="lightGray"/>
+        </w:rPr>
+        <w:t xml:space="preserve">5 Mini)] </w:t>
+      </w:r>
+      <w:r>
+        <w:rPr>
+          <w:rFonts w:ascii="Arial" w:eastAsia="Arial" w:hAnsi="Arial" w:cs="Arial"/>
+          <w:b/>
+          <w:color w:val="000000"/>
+          <w:sz w:val="18"/>
+          <w:highlight w:val="lightGray"/>
+        </w:rPr>
+        <w:t>on</w:t>
+      </w:r>
+      <w:r>
+        <w:rPr>
+          <w:rFonts w:ascii="Arial" w:eastAsia="Arial" w:hAnsi="Arial"/>
+          <w:sz w:val="18"/>
+          <w:highlight w:val="lightGray"/>
+        </w:rPr>
+        <w:t xml:space="preserve"> [8/14/2025]</w:t>
       </w:r>
     </w:p>
     <w:p>
@@ -6171,7 +7170,7 @@
           <w:noProof/>
         </w:rPr>
         <w:drawing>
-          <wp:inline distT="114300" distB="114300" distL="114300" distR="114300" wp14:anchorId="6378C54D" wp14:editId="2B35F8DC">
+          <wp:inline distT="114300" distB="114300" distL="114300" distR="114300" wp14:anchorId="1DBF7255" wp14:editId="5491E9CA">
             <wp:extent cx="5943600" cy="1968500"/>
             <wp:effectExtent l="0" t="0" r="0" b="0"/>
             <wp:docPr id="2" name="image1.png"/>
@@ -6415,7 +7414,6 @@
               <w:rPr>
                 <w:b/>
               </w:rPr>
-              <w:lastRenderedPageBreak/>
               <w:t>Walkthrough</w:t>
             </w:r>
           </w:p>
@@ -6692,7 +7690,7 @@
     <w:p/>
     <w:p>
       <w:r>
-        <w:pict w14:anchorId="5934CFDE">
+        <w:pict w14:anchorId="604876A9">
           <v:rect id="_x0000_i1061" style="width:0;height:1.5pt" o:hralign="center" o:hrstd="t" o:hr="t" fillcolor="#a0a0a0" stroked="f"/>
         </w:pict>
       </w:r>
@@ -6720,51 +7718,77 @@
       </w:pPr>
       <w:r>
         <w:rPr>
-          <w:b/>
-          <w:shd w:val="clear" w:color="auto" w:fill="B7B7B7"/>
-        </w:rPr>
-        <w:t># Source</w:t>
-      </w:r>
-      <w:r>
-        <w:rPr>
-          <w:shd w:val="clear" w:color="auto" w:fill="B7B7B7"/>
-        </w:rPr>
-        <w:t xml:space="preserve">: </w:t>
-      </w:r>
-      <w:r>
-        <w:rPr>
-          <w:b/>
-          <w:shd w:val="clear" w:color="auto" w:fill="B7B7B7"/>
-        </w:rPr>
-        <w:t xml:space="preserve">Chatgpt </w:t>
-      </w:r>
-      <w:r>
-        <w:rPr>
-          <w:b/>
-          <w:sz w:val="14"/>
-          <w:szCs w:val="14"/>
-          <w:shd w:val="clear" w:color="auto" w:fill="B7B7B7"/>
-        </w:rPr>
-        <w:t>(GPT</w:t>
-      </w:r>
-      <w:r>
-        <w:rPr>
-          <w:rFonts w:ascii="Cambria Math" w:hAnsi="Cambria Math" w:cs="Cambria Math"/>
-          <w:b/>
-          <w:sz w:val="14"/>
-          <w:szCs w:val="14"/>
-          <w:shd w:val="clear" w:color="auto" w:fill="B7B7B7"/>
+          <w:rFonts w:ascii="Arial" w:eastAsia="Arial" w:hAnsi="Arial" w:cs="Arial"/>
+          <w:b/>
+          <w:color w:val="000000"/>
+          <w:sz w:val="18"/>
+          <w:highlight w:val="lightGray"/>
+        </w:rPr>
+        <w:t># Source: AI Source: Provided by: [Data Path</w:t>
+      </w:r>
+      <w:r>
+        <w:rPr>
+          <w:rFonts w:ascii="Arial" w:eastAsia="Arial" w:hAnsi="Arial" w:cs="Arial"/>
+          <w:color w:val="000000"/>
+          <w:sz w:val="18"/>
+          <w:highlight w:val="lightGray"/>
+        </w:rPr>
+        <w:t xml:space="preserve">: Persons Table -&gt; ID Column: 1, Name_En Column: Motasem Essam] -&gt; </w:t>
+      </w:r>
+      <w:r>
+        <w:rPr>
+          <w:rFonts w:ascii="Arial" w:eastAsia="Arial" w:hAnsi="Arial" w:cs="Arial"/>
+          <w:b/>
+          <w:color w:val="000000"/>
+          <w:sz w:val="18"/>
+          <w:highlight w:val="lightGray"/>
+        </w:rPr>
+        <w:t>From:</w:t>
+      </w:r>
+      <w:r>
+        <w:rPr>
+          <w:rFonts w:ascii="Arial" w:eastAsia="Arial" w:hAnsi="Arial" w:cs="Arial"/>
+          <w:color w:val="000000"/>
+          <w:sz w:val="18"/>
+          <w:highlight w:val="lightGray"/>
+        </w:rPr>
+        <w:t xml:space="preserve"> [Chatgpt (GPT</w:t>
+      </w:r>
+      <w:r>
+        <w:rPr>
+          <w:rFonts w:ascii="Arial" w:eastAsia="Arial" w:hAnsi="Arial" w:cs="Cambria Math"/>
+          <w:color w:val="000000"/>
+          <w:sz w:val="18"/>
+          <w:highlight w:val="lightGray"/>
         </w:rPr>
         <w:t>‑</w:t>
       </w:r>
       <w:r>
         <w:rPr>
-          <w:b/>
-          <w:sz w:val="14"/>
-          <w:szCs w:val="14"/>
-          <w:shd w:val="clear" w:color="auto" w:fill="B7B7B7"/>
-        </w:rPr>
-        <w:t>5 Mini) at [8/14/2025]</w:t>
+          <w:rFonts w:ascii="Arial" w:eastAsia="Arial" w:hAnsi="Arial" w:cs="Arial"/>
+          <w:color w:val="000000"/>
+          <w:sz w:val="18"/>
+          <w:highlight w:val="lightGray"/>
+        </w:rPr>
+        <w:t xml:space="preserve">5 Mini)] </w:t>
+      </w:r>
+      <w:r>
+        <w:rPr>
+          <w:rFonts w:ascii="Arial" w:eastAsia="Arial" w:hAnsi="Arial" w:cs="Arial"/>
+          <w:b/>
+          <w:color w:val="000000"/>
+          <w:sz w:val="18"/>
+          <w:highlight w:val="lightGray"/>
+        </w:rPr>
+        <w:t>on</w:t>
+      </w:r>
+      <w:r>
+        <w:rPr>
+          <w:rFonts w:ascii="Arial" w:eastAsia="Arial" w:hAnsi="Arial"/>
+          <w:sz w:val="18"/>
+          <w:highlight w:val="lightGray"/>
+        </w:rPr>
+        <w:t xml:space="preserve"> [8/14/2025]</w:t>
       </w:r>
     </w:p>
     <w:p>
@@ -6822,7 +7846,7 @@
     </w:p>
     <w:p>
       <w:r>
-        <w:pict w14:anchorId="5A175169">
+        <w:pict w14:anchorId="56FD19EB">
           <v:rect id="_x0000_i1062" style="width:0;height:1.5pt" o:hralign="center" o:hrstd="t" o:hr="t" fillcolor="#a0a0a0" stroked="f"/>
         </w:pict>
       </w:r>
@@ -6845,51 +7869,77 @@
       </w:pPr>
       <w:r>
         <w:rPr>
-          <w:b/>
-          <w:shd w:val="clear" w:color="auto" w:fill="B7B7B7"/>
-        </w:rPr>
-        <w:t># Source</w:t>
-      </w:r>
-      <w:r>
-        <w:rPr>
-          <w:shd w:val="clear" w:color="auto" w:fill="B7B7B7"/>
-        </w:rPr>
-        <w:t xml:space="preserve">: </w:t>
-      </w:r>
-      <w:r>
-        <w:rPr>
-          <w:b/>
-          <w:shd w:val="clear" w:color="auto" w:fill="B7B7B7"/>
-        </w:rPr>
-        <w:t xml:space="preserve">Chatgpt </w:t>
-      </w:r>
-      <w:r>
-        <w:rPr>
-          <w:b/>
-          <w:sz w:val="14"/>
-          <w:szCs w:val="14"/>
-          <w:shd w:val="clear" w:color="auto" w:fill="B7B7B7"/>
-        </w:rPr>
-        <w:t>(GPT</w:t>
-      </w:r>
-      <w:r>
-        <w:rPr>
-          <w:rFonts w:ascii="Cambria Math" w:hAnsi="Cambria Math" w:cs="Cambria Math"/>
-          <w:b/>
-          <w:sz w:val="14"/>
-          <w:szCs w:val="14"/>
-          <w:shd w:val="clear" w:color="auto" w:fill="B7B7B7"/>
+          <w:rFonts w:ascii="Arial" w:eastAsia="Arial" w:hAnsi="Arial" w:cs="Arial"/>
+          <w:b/>
+          <w:color w:val="000000"/>
+          <w:sz w:val="18"/>
+          <w:highlight w:val="lightGray"/>
+        </w:rPr>
+        <w:t># Source: AI Source: Provided by: [Data Path</w:t>
+      </w:r>
+      <w:r>
+        <w:rPr>
+          <w:rFonts w:ascii="Arial" w:eastAsia="Arial" w:hAnsi="Arial" w:cs="Arial"/>
+          <w:color w:val="000000"/>
+          <w:sz w:val="18"/>
+          <w:highlight w:val="lightGray"/>
+        </w:rPr>
+        <w:t xml:space="preserve">: Persons Table -&gt; ID Column: 1, Name_En Column: Motasem Essam] -&gt; </w:t>
+      </w:r>
+      <w:r>
+        <w:rPr>
+          <w:rFonts w:ascii="Arial" w:eastAsia="Arial" w:hAnsi="Arial" w:cs="Arial"/>
+          <w:b/>
+          <w:color w:val="000000"/>
+          <w:sz w:val="18"/>
+          <w:highlight w:val="lightGray"/>
+        </w:rPr>
+        <w:t>From:</w:t>
+      </w:r>
+      <w:r>
+        <w:rPr>
+          <w:rFonts w:ascii="Arial" w:eastAsia="Arial" w:hAnsi="Arial" w:cs="Arial"/>
+          <w:color w:val="000000"/>
+          <w:sz w:val="18"/>
+          <w:highlight w:val="lightGray"/>
+        </w:rPr>
+        <w:t xml:space="preserve"> [Chatgpt (GPT</w:t>
+      </w:r>
+      <w:r>
+        <w:rPr>
+          <w:rFonts w:ascii="Arial" w:eastAsia="Arial" w:hAnsi="Arial" w:cs="Cambria Math"/>
+          <w:color w:val="000000"/>
+          <w:sz w:val="18"/>
+          <w:highlight w:val="lightGray"/>
         </w:rPr>
         <w:t>‑</w:t>
       </w:r>
       <w:r>
         <w:rPr>
-          <w:b/>
-          <w:sz w:val="14"/>
-          <w:szCs w:val="14"/>
-          <w:shd w:val="clear" w:color="auto" w:fill="B7B7B7"/>
-        </w:rPr>
-        <w:t>5 Mini) at [8/14/2025]</w:t>
+          <w:rFonts w:ascii="Arial" w:eastAsia="Arial" w:hAnsi="Arial" w:cs="Arial"/>
+          <w:color w:val="000000"/>
+          <w:sz w:val="18"/>
+          <w:highlight w:val="lightGray"/>
+        </w:rPr>
+        <w:t xml:space="preserve">5 Mini)] </w:t>
+      </w:r>
+      <w:r>
+        <w:rPr>
+          <w:rFonts w:ascii="Arial" w:eastAsia="Arial" w:hAnsi="Arial" w:cs="Arial"/>
+          <w:b/>
+          <w:color w:val="000000"/>
+          <w:sz w:val="18"/>
+          <w:highlight w:val="lightGray"/>
+        </w:rPr>
+        <w:t>on</w:t>
+      </w:r>
+      <w:r>
+        <w:rPr>
+          <w:rFonts w:ascii="Arial" w:eastAsia="Arial" w:hAnsi="Arial"/>
+          <w:sz w:val="18"/>
+          <w:highlight w:val="lightGray"/>
+        </w:rPr>
+        <w:t xml:space="preserve"> [8/14/2025]</w:t>
       </w:r>
     </w:p>
     <w:p>
@@ -6897,9 +7947,8 @@
         <w:rPr>
           <w:noProof/>
         </w:rPr>
-        <w:lastRenderedPageBreak/>
         <w:drawing>
-          <wp:inline distT="114300" distB="114300" distL="114300" distR="114300" wp14:anchorId="5098DA40" wp14:editId="12F9AA49">
+          <wp:inline distT="114300" distB="114300" distL="114300" distR="114300" wp14:anchorId="7CC2CC16" wp14:editId="581C62CC">
             <wp:extent cx="5943600" cy="3441700"/>
             <wp:effectExtent l="0" t="0" r="0" b="0"/>
             <wp:docPr id="1" name="image2.png"/>
@@ -7366,7 +8415,6 @@
               <w:rPr>
                 <w:b/>
               </w:rPr>
-              <w:lastRenderedPageBreak/>
               <w:t>Boost stakeholder trust</w:t>
             </w:r>
           </w:p>
@@ -7397,7 +8445,7 @@
     </w:tbl>
     <w:p>
       <w:r>
-        <w:pict w14:anchorId="4B9B1A36">
+        <w:pict w14:anchorId="46D8351F">
           <v:rect id="_x0000_i1063" style="width:0;height:1.5pt" o:hralign="center" o:hrstd="t" o:hr="t" fillcolor="#a0a0a0" stroked="f"/>
         </w:pict>
       </w:r>
@@ -7420,51 +8468,77 @@
       </w:pPr>
       <w:r>
         <w:rPr>
-          <w:b/>
-          <w:shd w:val="clear" w:color="auto" w:fill="B7B7B7"/>
-        </w:rPr>
-        <w:t># Source</w:t>
-      </w:r>
-      <w:r>
-        <w:rPr>
-          <w:shd w:val="clear" w:color="auto" w:fill="B7B7B7"/>
-        </w:rPr>
-        <w:t xml:space="preserve">: </w:t>
-      </w:r>
-      <w:r>
-        <w:rPr>
-          <w:b/>
-          <w:shd w:val="clear" w:color="auto" w:fill="B7B7B7"/>
-        </w:rPr>
-        <w:t xml:space="preserve">Chatgpt </w:t>
-      </w:r>
-      <w:r>
-        <w:rPr>
-          <w:b/>
-          <w:sz w:val="14"/>
-          <w:szCs w:val="14"/>
-          <w:shd w:val="clear" w:color="auto" w:fill="B7B7B7"/>
-        </w:rPr>
-        <w:t>(GPT</w:t>
-      </w:r>
-      <w:r>
-        <w:rPr>
-          <w:rFonts w:ascii="Cambria Math" w:hAnsi="Cambria Math" w:cs="Cambria Math"/>
-          <w:b/>
-          <w:sz w:val="14"/>
-          <w:szCs w:val="14"/>
-          <w:shd w:val="clear" w:color="auto" w:fill="B7B7B7"/>
+          <w:rFonts w:ascii="Arial" w:eastAsia="Arial" w:hAnsi="Arial" w:cs="Arial"/>
+          <w:b/>
+          <w:color w:val="000000"/>
+          <w:sz w:val="18"/>
+          <w:highlight w:val="lightGray"/>
+        </w:rPr>
+        <w:t># Source: AI Source: Provided by: [Data Path</w:t>
+      </w:r>
+      <w:r>
+        <w:rPr>
+          <w:rFonts w:ascii="Arial" w:eastAsia="Arial" w:hAnsi="Arial" w:cs="Arial"/>
+          <w:color w:val="000000"/>
+          <w:sz w:val="18"/>
+          <w:highlight w:val="lightGray"/>
+        </w:rPr>
+        <w:t xml:space="preserve">: Persons Table -&gt; ID Column: 1, Name_En Column: Motasem Essam] -&gt; </w:t>
+      </w:r>
+      <w:r>
+        <w:rPr>
+          <w:rFonts w:ascii="Arial" w:eastAsia="Arial" w:hAnsi="Arial" w:cs="Arial"/>
+          <w:b/>
+          <w:color w:val="000000"/>
+          <w:sz w:val="18"/>
+          <w:highlight w:val="lightGray"/>
+        </w:rPr>
+        <w:t>From:</w:t>
+      </w:r>
+      <w:r>
+        <w:rPr>
+          <w:rFonts w:ascii="Arial" w:eastAsia="Arial" w:hAnsi="Arial" w:cs="Arial"/>
+          <w:color w:val="000000"/>
+          <w:sz w:val="18"/>
+          <w:highlight w:val="lightGray"/>
+        </w:rPr>
+        <w:t xml:space="preserve"> [Chatgpt (GPT</w:t>
+      </w:r>
+      <w:r>
+        <w:rPr>
+          <w:rFonts w:ascii="Arial" w:eastAsia="Arial" w:hAnsi="Arial" w:cs="Cambria Math"/>
+          <w:color w:val="000000"/>
+          <w:sz w:val="18"/>
+          <w:highlight w:val="lightGray"/>
         </w:rPr>
         <w:t>‑</w:t>
       </w:r>
       <w:r>
         <w:rPr>
-          <w:b/>
-          <w:sz w:val="14"/>
-          <w:szCs w:val="14"/>
-          <w:shd w:val="clear" w:color="auto" w:fill="B7B7B7"/>
-        </w:rPr>
-        <w:t>5 Mini) at [8/14/2025]</w:t>
+          <w:rFonts w:ascii="Arial" w:eastAsia="Arial" w:hAnsi="Arial" w:cs="Arial"/>
+          <w:color w:val="000000"/>
+          <w:sz w:val="18"/>
+          <w:highlight w:val="lightGray"/>
+        </w:rPr>
+        <w:t xml:space="preserve">5 Mini)] </w:t>
+      </w:r>
+      <w:r>
+        <w:rPr>
+          <w:rFonts w:ascii="Arial" w:eastAsia="Arial" w:hAnsi="Arial" w:cs="Arial"/>
+          <w:b/>
+          <w:color w:val="000000"/>
+          <w:sz w:val="18"/>
+          <w:highlight w:val="lightGray"/>
+        </w:rPr>
+        <w:t>on</w:t>
+      </w:r>
+      <w:r>
+        <w:rPr>
+          <w:rFonts w:ascii="Arial" w:eastAsia="Arial" w:hAnsi="Arial"/>
+          <w:sz w:val="18"/>
+          <w:highlight w:val="lightGray"/>
+        </w:rPr>
+        <w:t xml:space="preserve"> [8/14/2025]</w:t>
       </w:r>
     </w:p>
     <w:p>
@@ -7473,7 +8547,7 @@
           <w:ilvl w:val="0"/>
           <w:numId w:val="18"/>
         </w:numPr>
-        <w:spacing w:before="240"/>
+        <w:spacing w:before="240" w:after="0" w:line="276" w:lineRule="auto"/>
       </w:pPr>
       <w:r>
         <w:rPr>
@@ -7521,6 +8595,7 @@
           <w:ilvl w:val="1"/>
           <w:numId w:val="18"/>
         </w:numPr>
+        <w:spacing w:after="0" w:line="276" w:lineRule="auto"/>
       </w:pPr>
       <w:r>
         <w:rPr>
@@ -7548,7 +8623,7 @@
           <w:ilvl w:val="1"/>
           <w:numId w:val="18"/>
         </w:numPr>
-        <w:spacing w:after="240"/>
+        <w:spacing w:after="240" w:line="276" w:lineRule="auto"/>
       </w:pPr>
       <w:r>
         <w:rPr>
@@ -7572,7 +8647,7 @@
     </w:p>
     <w:p>
       <w:r>
-        <w:pict w14:anchorId="18496721">
+        <w:pict w14:anchorId="6F7ABD8D">
           <v:rect id="_x0000_i1064" style="width:0;height:1.5pt" o:hralign="center" o:hrstd="t" o:hr="t" fillcolor="#a0a0a0" stroked="f"/>
         </w:pict>
       </w:r>
@@ -7677,7 +8752,7 @@
     </w:p>
     <w:p>
       <w:r>
-        <w:pict w14:anchorId="53062AD7">
+        <w:pict w14:anchorId="52C6BB83">
           <v:rect id="_x0000_i1065" style="width:0;height:1.5pt" o:hralign="center" o:hrstd="t" o:hr="t" fillcolor="#a0a0a0" stroked="f"/>
         </w:pict>
       </w:r>
@@ -7700,51 +8775,77 @@
       </w:pPr>
       <w:r>
         <w:rPr>
-          <w:b/>
-          <w:shd w:val="clear" w:color="auto" w:fill="B7B7B7"/>
-        </w:rPr>
-        <w:t># Source</w:t>
-      </w:r>
-      <w:r>
-        <w:rPr>
-          <w:shd w:val="clear" w:color="auto" w:fill="B7B7B7"/>
-        </w:rPr>
-        <w:t xml:space="preserve">: </w:t>
-      </w:r>
-      <w:r>
-        <w:rPr>
-          <w:b/>
-          <w:shd w:val="clear" w:color="auto" w:fill="B7B7B7"/>
-        </w:rPr>
-        <w:t xml:space="preserve">Chatgpt </w:t>
-      </w:r>
-      <w:r>
-        <w:rPr>
-          <w:b/>
-          <w:sz w:val="14"/>
-          <w:szCs w:val="14"/>
-          <w:shd w:val="clear" w:color="auto" w:fill="B7B7B7"/>
-        </w:rPr>
-        <w:t>(GPT</w:t>
-      </w:r>
-      <w:r>
-        <w:rPr>
-          <w:rFonts w:ascii="Cambria Math" w:hAnsi="Cambria Math" w:cs="Cambria Math"/>
-          <w:b/>
-          <w:sz w:val="14"/>
-          <w:szCs w:val="14"/>
-          <w:shd w:val="clear" w:color="auto" w:fill="B7B7B7"/>
+          <w:rFonts w:ascii="Arial" w:eastAsia="Arial" w:hAnsi="Arial" w:cs="Arial"/>
+          <w:b/>
+          <w:color w:val="000000"/>
+          <w:sz w:val="18"/>
+          <w:highlight w:val="lightGray"/>
+        </w:rPr>
+        <w:t># Source: AI Source: Provided by: [Data Path</w:t>
+      </w:r>
+      <w:r>
+        <w:rPr>
+          <w:rFonts w:ascii="Arial" w:eastAsia="Arial" w:hAnsi="Arial" w:cs="Arial"/>
+          <w:color w:val="000000"/>
+          <w:sz w:val="18"/>
+          <w:highlight w:val="lightGray"/>
+        </w:rPr>
+        <w:t xml:space="preserve">: Persons Table -&gt; ID Column: 1, Name_En Column: Motasem Essam] -&gt; </w:t>
+      </w:r>
+      <w:r>
+        <w:rPr>
+          <w:rFonts w:ascii="Arial" w:eastAsia="Arial" w:hAnsi="Arial" w:cs="Arial"/>
+          <w:b/>
+          <w:color w:val="000000"/>
+          <w:sz w:val="18"/>
+          <w:highlight w:val="lightGray"/>
+        </w:rPr>
+        <w:t>From:</w:t>
+      </w:r>
+      <w:r>
+        <w:rPr>
+          <w:rFonts w:ascii="Arial" w:eastAsia="Arial" w:hAnsi="Arial" w:cs="Arial"/>
+          <w:color w:val="000000"/>
+          <w:sz w:val="18"/>
+          <w:highlight w:val="lightGray"/>
+        </w:rPr>
+        <w:t xml:space="preserve"> [Chatgpt (GPT</w:t>
+      </w:r>
+      <w:r>
+        <w:rPr>
+          <w:rFonts w:ascii="Arial" w:eastAsia="Arial" w:hAnsi="Arial" w:cs="Cambria Math"/>
+          <w:color w:val="000000"/>
+          <w:sz w:val="18"/>
+          <w:highlight w:val="lightGray"/>
         </w:rPr>
         <w:t>‑</w:t>
       </w:r>
       <w:r>
         <w:rPr>
-          <w:b/>
-          <w:sz w:val="14"/>
-          <w:szCs w:val="14"/>
-          <w:shd w:val="clear" w:color="auto" w:fill="B7B7B7"/>
-        </w:rPr>
-        <w:t>5 Mini) at [8/14/2025]</w:t>
+          <w:rFonts w:ascii="Arial" w:eastAsia="Arial" w:hAnsi="Arial" w:cs="Arial"/>
+          <w:color w:val="000000"/>
+          <w:sz w:val="18"/>
+          <w:highlight w:val="lightGray"/>
+        </w:rPr>
+        <w:t xml:space="preserve">5 Mini)] </w:t>
+      </w:r>
+      <w:r>
+        <w:rPr>
+          <w:rFonts w:ascii="Arial" w:eastAsia="Arial" w:hAnsi="Arial" w:cs="Arial"/>
+          <w:b/>
+          <w:color w:val="000000"/>
+          <w:sz w:val="18"/>
+          <w:highlight w:val="lightGray"/>
+        </w:rPr>
+        <w:t>on</w:t>
+      </w:r>
+      <w:r>
+        <w:rPr>
+          <w:rFonts w:ascii="Arial" w:eastAsia="Arial" w:hAnsi="Arial"/>
+          <w:sz w:val="18"/>
+          <w:highlight w:val="lightGray"/>
+        </w:rPr>
+        <w:t xml:space="preserve"> [8/14/2025]</w:t>
       </w:r>
     </w:p>
     <w:p>
@@ -7793,7 +8894,6 @@
           <w:sz w:val="28"/>
           <w:szCs w:val="28"/>
         </w:rPr>
-        <w:lastRenderedPageBreak/>
         <w:t>Relationship</w:t>
       </w:r>
     </w:p>
@@ -7803,7 +8903,7 @@
           <w:ilvl w:val="0"/>
           <w:numId w:val="3"/>
         </w:numPr>
-        <w:spacing w:before="240"/>
+        <w:spacing w:before="240" w:after="0" w:line="276" w:lineRule="auto"/>
       </w:pPr>
       <w:r>
         <w:rPr>
@@ -7831,6 +8931,7 @@
           <w:ilvl w:val="0"/>
           <w:numId w:val="3"/>
         </w:numPr>
+        <w:spacing w:after="0" w:line="276" w:lineRule="auto"/>
         <w:rPr>
           <w:rFonts w:ascii="Roboto Mono" w:eastAsia="Roboto Mono" w:hAnsi="Roboto Mono" w:cs="Roboto Mono"/>
         </w:rPr>
@@ -7856,6 +8957,7 @@
           <w:ilvl w:val="1"/>
           <w:numId w:val="3"/>
         </w:numPr>
+        <w:spacing w:after="0" w:line="276" w:lineRule="auto"/>
       </w:pPr>
       <w:r>
         <w:rPr>
@@ -7883,7 +8985,7 @@
           <w:ilvl w:val="1"/>
           <w:numId w:val="3"/>
         </w:numPr>
-        <w:spacing w:after="240"/>
+        <w:spacing w:after="240" w:line="276" w:lineRule="auto"/>
       </w:pPr>
       <w:r>
         <w:rPr>
@@ -7925,13 +9027,14 @@
         <w:t xml:space="preserve"> interactions — like quick check-ins, early prototypes, or usability sessions.</w:t>
       </w:r>
     </w:p>
+    <w:p/>
     <w:p/>
     <w:p/>
     <w:sectPr>
       <w:pgSz w:w="12240" w:h="15840"/>
       <w:pgMar w:top="1440" w:right="1440" w:bottom="1440" w:left="1440" w:header="720" w:footer="720" w:gutter="0"/>
-      <w:pgNumType w:start="1"/>
       <w:cols w:space="720"/>
+      <w:docGrid w:linePitch="360"/>
     </w:sectPr>
   </w:body>
 </w:document>
@@ -12286,18 +13389,6 @@
   <w:style w:type="paragraph" w:default="1" w:styleId="Normal">
     <w:name w:val="Normal"/>
     <w:qFormat/>
-    <w:rsid w:val="00E04FC6"/>
-    <w:pPr>
-      <w:spacing w:after="0" w:line="276" w:lineRule="auto"/>
-    </w:pPr>
-    <w:rPr>
-      <w:rFonts w:ascii="Arial" w:eastAsia="Arial" w:hAnsi="Arial" w:cs="Arial"/>
-      <w:kern w:val="0"/>
-      <w:sz w:val="22"/>
-      <w:szCs w:val="22"/>
-      <w:lang w:val="en"/>
-      <w14:ligatures w14:val="none"/>
-    </w:rPr>
   </w:style>
   <w:style w:type="paragraph" w:styleId="Heading1">
     <w:name w:val="heading 1"/>
@@ -12306,7 +13397,7 @@
     <w:link w:val="Heading1Char"/>
     <w:uiPriority w:val="9"/>
     <w:qFormat/>
-    <w:rsid w:val="008F65B9"/>
+    <w:rsid w:val="00B27542"/>
     <w:pPr>
       <w:keepNext/>
       <w:keepLines/>
@@ -12328,7 +13419,7 @@
     <w:uiPriority w:val="9"/>
     <w:unhideWhenUsed/>
     <w:qFormat/>
-    <w:rsid w:val="008F65B9"/>
+    <w:rsid w:val="00B27542"/>
     <w:pPr>
       <w:keepNext/>
       <w:keepLines/>
@@ -12350,7 +13441,7 @@
     <w:uiPriority w:val="9"/>
     <w:unhideWhenUsed/>
     <w:qFormat/>
-    <w:rsid w:val="008F65B9"/>
+    <w:rsid w:val="00B27542"/>
     <w:pPr>
       <w:keepNext/>
       <w:keepLines/>
@@ -12372,7 +13463,7 @@
     <w:uiPriority w:val="9"/>
     <w:unhideWhenUsed/>
     <w:qFormat/>
-    <w:rsid w:val="008F65B9"/>
+    <w:rsid w:val="00B27542"/>
     <w:pPr>
       <w:keepNext/>
       <w:keepLines/>
@@ -12395,7 +13486,7 @@
     <w:semiHidden/>
     <w:unhideWhenUsed/>
     <w:qFormat/>
-    <w:rsid w:val="008F65B9"/>
+    <w:rsid w:val="00B27542"/>
     <w:pPr>
       <w:keepNext/>
       <w:keepLines/>
@@ -12416,11 +13507,11 @@
     <w:semiHidden/>
     <w:unhideWhenUsed/>
     <w:qFormat/>
-    <w:rsid w:val="008F65B9"/>
+    <w:rsid w:val="00B27542"/>
     <w:pPr>
       <w:keepNext/>
       <w:keepLines/>
-      <w:spacing w:before="40"/>
+      <w:spacing w:before="40" w:after="0"/>
       <w:outlineLvl w:val="5"/>
     </w:pPr>
     <w:rPr>
@@ -12439,11 +13530,11 @@
     <w:semiHidden/>
     <w:unhideWhenUsed/>
     <w:qFormat/>
-    <w:rsid w:val="008F65B9"/>
+    <w:rsid w:val="00B27542"/>
     <w:pPr>
       <w:keepNext/>
       <w:keepLines/>
-      <w:spacing w:before="40"/>
+      <w:spacing w:before="40" w:after="0"/>
       <w:outlineLvl w:val="6"/>
     </w:pPr>
     <w:rPr>
@@ -12460,10 +13551,11 @@
     <w:semiHidden/>
     <w:unhideWhenUsed/>
     <w:qFormat/>
-    <w:rsid w:val="008F65B9"/>
+    <w:rsid w:val="00B27542"/>
     <w:pPr>
       <w:keepNext/>
       <w:keepLines/>
+      <w:spacing w:after="0"/>
       <w:outlineLvl w:val="7"/>
     </w:pPr>
     <w:rPr>
@@ -12482,10 +13574,11 @@
     <w:semiHidden/>
     <w:unhideWhenUsed/>
     <w:qFormat/>
-    <w:rsid w:val="008F65B9"/>
+    <w:rsid w:val="00B27542"/>
     <w:pPr>
       <w:keepNext/>
       <w:keepLines/>
+      <w:spacing w:after="0"/>
       <w:outlineLvl w:val="8"/>
     </w:pPr>
     <w:rPr>
@@ -12525,7 +13618,7 @@
     <w:basedOn w:val="DefaultParagraphFont"/>
     <w:link w:val="Heading1"/>
     <w:uiPriority w:val="9"/>
-    <w:rsid w:val="008F65B9"/>
+    <w:rsid w:val="00B27542"/>
     <w:rPr>
       <w:rFonts w:asciiTheme="majorHAnsi" w:eastAsiaTheme="majorEastAsia" w:hAnsiTheme="majorHAnsi" w:cstheme="majorBidi"/>
       <w:color w:val="2F5496" w:themeColor="accent1" w:themeShade="BF"/>
@@ -12538,7 +13631,7 @@
     <w:basedOn w:val="DefaultParagraphFont"/>
     <w:link w:val="Heading2"/>
     <w:uiPriority w:val="9"/>
-    <w:rsid w:val="008F65B9"/>
+    <w:rsid w:val="00B27542"/>
     <w:rPr>
       <w:rFonts w:asciiTheme="majorHAnsi" w:eastAsiaTheme="majorEastAsia" w:hAnsiTheme="majorHAnsi" w:cstheme="majorBidi"/>
       <w:color w:val="2F5496" w:themeColor="accent1" w:themeShade="BF"/>
@@ -12551,7 +13644,7 @@
     <w:basedOn w:val="DefaultParagraphFont"/>
     <w:link w:val="Heading3"/>
     <w:uiPriority w:val="9"/>
-    <w:rsid w:val="008F65B9"/>
+    <w:rsid w:val="00B27542"/>
     <w:rPr>
       <w:rFonts w:eastAsiaTheme="majorEastAsia" w:cstheme="majorBidi"/>
       <w:color w:val="2F5496" w:themeColor="accent1" w:themeShade="BF"/>
@@ -12564,7 +13657,7 @@
     <w:basedOn w:val="DefaultParagraphFont"/>
     <w:link w:val="Heading4"/>
     <w:uiPriority w:val="9"/>
-    <w:rsid w:val="008F65B9"/>
+    <w:rsid w:val="00B27542"/>
     <w:rPr>
       <w:rFonts w:eastAsiaTheme="majorEastAsia" w:cstheme="majorBidi"/>
       <w:i/>
@@ -12578,7 +13671,7 @@
     <w:link w:val="Heading5"/>
     <w:uiPriority w:val="9"/>
     <w:semiHidden/>
-    <w:rsid w:val="008F65B9"/>
+    <w:rsid w:val="00B27542"/>
     <w:rPr>
       <w:rFonts w:eastAsiaTheme="majorEastAsia" w:cstheme="majorBidi"/>
       <w:color w:val="2F5496" w:themeColor="accent1" w:themeShade="BF"/>
@@ -12590,7 +13683,7 @@
     <w:link w:val="Heading6"/>
     <w:uiPriority w:val="9"/>
     <w:semiHidden/>
-    <w:rsid w:val="008F65B9"/>
+    <w:rsid w:val="00B27542"/>
     <w:rPr>
       <w:rFonts w:eastAsiaTheme="majorEastAsia" w:cstheme="majorBidi"/>
       <w:i/>
@@ -12604,7 +13697,7 @@
     <w:link w:val="Heading7"/>
     <w:uiPriority w:val="9"/>
     <w:semiHidden/>
-    <w:rsid w:val="008F65B9"/>
+    <w:rsid w:val="00B27542"/>
     <w:rPr>
       <w:rFonts w:eastAsiaTheme="majorEastAsia" w:cstheme="majorBidi"/>
       <w:color w:val="595959" w:themeColor="text1" w:themeTint="A6"/>
@@ -12616,7 +13709,7 @@
     <w:link w:val="Heading8"/>
     <w:uiPriority w:val="9"/>
     <w:semiHidden/>
-    <w:rsid w:val="008F65B9"/>
+    <w:rsid w:val="00B27542"/>
     <w:rPr>
       <w:rFonts w:eastAsiaTheme="majorEastAsia" w:cstheme="majorBidi"/>
       <w:i/>
@@ -12630,7 +13723,7 @@
     <w:link w:val="Heading9"/>
     <w:uiPriority w:val="9"/>
     <w:semiHidden/>
-    <w:rsid w:val="008F65B9"/>
+    <w:rsid w:val="00B27542"/>
     <w:rPr>
       <w:rFonts w:eastAsiaTheme="majorEastAsia" w:cstheme="majorBidi"/>
       <w:color w:val="272727" w:themeColor="text1" w:themeTint="D8"/>
@@ -12643,7 +13736,7 @@
     <w:link w:val="TitleChar"/>
     <w:uiPriority w:val="10"/>
     <w:qFormat/>
-    <w:rsid w:val="008F65B9"/>
+    <w:rsid w:val="00B27542"/>
     <w:pPr>
       <w:spacing w:after="80" w:line="240" w:lineRule="auto"/>
       <w:contextualSpacing/>
@@ -12661,7 +13754,7 @@
     <w:basedOn w:val="DefaultParagraphFont"/>
     <w:link w:val="Title"/>
     <w:uiPriority w:val="10"/>
-    <w:rsid w:val="008F65B9"/>
+    <w:rsid w:val="00B27542"/>
     <w:rPr>
       <w:rFonts w:asciiTheme="majorHAnsi" w:eastAsiaTheme="majorEastAsia" w:hAnsiTheme="majorHAnsi" w:cstheme="majorBidi"/>
       <w:spacing w:val="-10"/>
@@ -12677,7 +13770,7 @@
     <w:link w:val="SubtitleChar"/>
     <w:uiPriority w:val="11"/>
     <w:qFormat/>
-    <w:rsid w:val="008F65B9"/>
+    <w:rsid w:val="00B27542"/>
     <w:pPr>
       <w:numPr>
         <w:ilvl w:val="1"/>
@@ -12696,7 +13789,7 @@
     <w:basedOn w:val="DefaultParagraphFont"/>
     <w:link w:val="Subtitle"/>
     <w:uiPriority w:val="11"/>
-    <w:rsid w:val="008F65B9"/>
+    <w:rsid w:val="00B27542"/>
     <w:rPr>
       <w:rFonts w:eastAsiaTheme="majorEastAsia" w:cstheme="majorBidi"/>
       <w:color w:val="595959" w:themeColor="text1" w:themeTint="A6"/>
@@ -12712,7 +13805,7 @@
     <w:link w:val="QuoteChar"/>
     <w:uiPriority w:val="29"/>
     <w:qFormat/>
-    <w:rsid w:val="008F65B9"/>
+    <w:rsid w:val="00B27542"/>
     <w:pPr>
       <w:spacing w:before="160"/>
       <w:jc w:val="center"/>
@@ -12728,7 +13821,7 @@
     <w:basedOn w:val="DefaultParagraphFont"/>
     <w:link w:val="Quote"/>
     <w:uiPriority w:val="29"/>
-    <w:rsid w:val="008F65B9"/>
+    <w:rsid w:val="00B27542"/>
     <w:rPr>
       <w:i/>
       <w:iCs/>
@@ -12740,7 +13833,7 @@
     <w:basedOn w:val="Normal"/>
     <w:uiPriority w:val="34"/>
     <w:qFormat/>
-    <w:rsid w:val="008F65B9"/>
+    <w:rsid w:val="00B27542"/>
     <w:pPr>
       <w:ind w:left="720"/>
       <w:contextualSpacing/>
@@ -12751,7 +13844,7 @@
     <w:basedOn w:val="DefaultParagraphFont"/>
     <w:uiPriority w:val="21"/>
     <w:qFormat/>
-    <w:rsid w:val="008F65B9"/>
+    <w:rsid w:val="00B27542"/>
     <w:rPr>
       <w:i/>
       <w:iCs/>
@@ -12765,7 +13858,7 @@
     <w:link w:val="IntenseQuoteChar"/>
     <w:uiPriority w:val="30"/>
     <w:qFormat/>
-    <w:rsid w:val="008F65B9"/>
+    <w:rsid w:val="00B27542"/>
     <w:pPr>
       <w:pBdr>
         <w:top w:val="single" w:sz="4" w:space="10" w:color="2F5496" w:themeColor="accent1" w:themeShade="BF"/>
@@ -12786,7 +13879,7 @@
     <w:basedOn w:val="DefaultParagraphFont"/>
     <w:link w:val="IntenseQuote"/>
     <w:uiPriority w:val="30"/>
-    <w:rsid w:val="008F65B9"/>
+    <w:rsid w:val="00B27542"/>
     <w:rPr>
       <w:i/>
       <w:iCs/>
@@ -12798,7 +13891,7 @@
     <w:basedOn w:val="DefaultParagraphFont"/>
     <w:uiPriority w:val="32"/>
     <w:qFormat/>
-    <w:rsid w:val="008F65B9"/>
+    <w:rsid w:val="00B27542"/>
     <w:rPr>
       <w:b/>
       <w:bCs/>
